--- a/eng/docx/014.content.docx
+++ b/eng/docx/014.content.docx
@@ -325,90 +325,60 @@
         </w:rPr>
         <w:t xml:space="preserve">: after noun enum., </w:t>
       </w:r>
-      <w:hyperlink r:id="rId13">
-        <w:r>
-          <w:rPr>
-            <w:lang w:val="en_US" w:bidi="en_US"/>
-          </w:rPr>
-          <w:rPr>
-            <w:color w:val="0000EE"/>
-            <w:u w:val="single"/>
-          </w:rPr>
-          <w:t>Ezr 6:17</w:t>
-        </w:r>
-      </w:hyperlink>
+      <w:r>
+        <w:rPr>
+          <w:lang w:val="en_US" w:bidi="en_US"/>
+        </w:rPr>
+        <w:t>Ezr 6:17</w:t>
+      </w:r>
       <w:r>
         <w:rPr>
           <w:lang w:val="en_US" w:bidi="en_US"/>
         </w:rPr>
         <w:t xml:space="preserve">, </w:t>
       </w:r>
-      <w:hyperlink r:id="rId14">
-        <w:r>
-          <w:rPr>
-            <w:lang w:val="en_US" w:bidi="en_US"/>
-          </w:rPr>
-          <w:rPr>
-            <w:color w:val="0000EE"/>
-            <w:u w:val="single"/>
-          </w:rPr>
-          <w:t>7:22</w:t>
-        </w:r>
-      </w:hyperlink>
+      <w:r>
+        <w:rPr>
+          <w:lang w:val="en_US" w:bidi="en_US"/>
+        </w:rPr>
+        <w:t>7:22</w:t>
+      </w:r>
       <w:r>
         <w:rPr>
           <w:lang w:val="en_US" w:bidi="en_US"/>
         </w:rPr>
         <w:t xml:space="preserve">, </w:t>
       </w:r>
-      <w:hyperlink r:id="rId14">
-        <w:r>
-          <w:rPr>
-            <w:lang w:val="en_US" w:bidi="en_US"/>
-          </w:rPr>
-          <w:rPr>
-            <w:color w:val="0000EE"/>
-            <w:u w:val="single"/>
-          </w:rPr>
-          <w:t>7:22</w:t>
-        </w:r>
-      </w:hyperlink>
+      <w:r>
+        <w:rPr>
+          <w:lang w:val="en_US" w:bidi="en_US"/>
+        </w:rPr>
+        <w:t>7:22</w:t>
+      </w:r>
       <w:r>
         <w:rPr>
           <w:lang w:val="en_US" w:bidi="en_US"/>
         </w:rPr>
         <w:t xml:space="preserve">, </w:t>
       </w:r>
-      <w:hyperlink r:id="rId14">
-        <w:r>
-          <w:rPr>
-            <w:lang w:val="en_US" w:bidi="en_US"/>
-          </w:rPr>
-          <w:rPr>
-            <w:color w:val="0000EE"/>
-            <w:u w:val="single"/>
-          </w:rPr>
-          <w:t>7:22</w:t>
-        </w:r>
-      </w:hyperlink>
+      <w:r>
+        <w:rPr>
+          <w:lang w:val="en_US" w:bidi="en_US"/>
+        </w:rPr>
+        <w:t>7:22</w:t>
+      </w:r>
       <w:r>
         <w:rPr>
           <w:lang w:val="en_US" w:bidi="en_US"/>
         </w:rPr>
         <w:t xml:space="preserve">, </w:t>
       </w:r>
-      <w:hyperlink r:id="rId14">
-        <w:r>
-          <w:rPr>
-            <w:lang w:val="en_US" w:bidi="en_US"/>
-          </w:rPr>
-          <w:rPr>
-            <w:color w:val="0000EE"/>
-            <w:u w:val="single"/>
-          </w:rPr>
-          <w:t>7:22</w:t>
-        </w:r>
-      </w:hyperlink>
+      <w:r>
+        <w:rPr>
+          <w:lang w:val="en_US" w:bidi="en_US"/>
+        </w:rPr>
+        <w:t>7:22</w:t>
+      </w:r>
       <w:r>
         <w:rPr>
           <w:lang w:val="en_US" w:bidi="en_US"/>
@@ -427,18 +397,12 @@
         </w:rPr>
         <w:t xml:space="preserve">: </w:t>
       </w:r>
-      <w:hyperlink r:id="rId13">
-        <w:r>
-          <w:rPr>
-            <w:lang w:val="en_US" w:bidi="en_US"/>
-          </w:rPr>
-          <w:rPr>
-            <w:color w:val="0000EE"/>
-            <w:u w:val="single"/>
-          </w:rPr>
-          <w:t>6:17</w:t>
-        </w:r>
-      </w:hyperlink>
+      <w:r>
+        <w:rPr>
+          <w:lang w:val="en_US" w:bidi="en_US"/>
+        </w:rPr>
+        <w:t>6:17</w:t>
+      </w:r>
       <w:r>
         <w:rPr>
           <w:lang w:val="en_US" w:bidi="en_US"/>
@@ -469,18 +433,12 @@
         </w:rPr>
         <w:t xml:space="preserve">: </w:t>
       </w:r>
-      <w:hyperlink r:id="rId15">
-        <w:r>
-          <w:rPr>
-            <w:lang w:val="en_US" w:bidi="en_US"/>
-          </w:rPr>
-          <w:rPr>
-            <w:color w:val="0000EE"/>
-            <w:u w:val="single"/>
-          </w:rPr>
-          <w:t>Dn 6:1</w:t>
-        </w:r>
-      </w:hyperlink>
+      <w:r>
+        <w:rPr>
+          <w:lang w:val="en_US" w:bidi="en_US"/>
+        </w:rPr>
+        <w:t>Dn 6:1</w:t>
+      </w:r>
       <w:r>
         <w:rPr>
           <w:lang w:val="en_US" w:bidi="en_US"/>
@@ -499,18 +457,12 @@
         </w:rPr>
         <w:t xml:space="preserve"> </w:t>
       </w:r>
-      <w:hyperlink r:id="rId13">
-        <w:r>
-          <w:rPr>
-            <w:lang w:val="en_US" w:bidi="en_US"/>
-          </w:rPr>
-          <w:rPr>
-            <w:color w:val="0000EE"/>
-            <w:u w:val="single"/>
-          </w:rPr>
-          <w:t>Ezr 6:17</w:t>
-        </w:r>
-      </w:hyperlink>
+      <w:r>
+        <w:rPr>
+          <w:lang w:val="en_US" w:bidi="en_US"/>
+        </w:rPr>
+        <w:t>Ezr 6:17</w:t>
+      </w:r>
       <w:r>
         <w:rPr>
           <w:lang w:val="en_US" w:bidi="en_US"/>
@@ -666,18 +618,12 @@
         </w:rPr>
         <w:t>:</w:t>
       </w:r>
-      <w:hyperlink r:id="rId16">
-        <w:r>
-          <w:rPr>
-            <w:lang w:val="en_US" w:bidi="en_US"/>
-          </w:rPr>
-          <w:rPr>
-            <w:color w:val="0000EE"/>
-            <w:u w:val="single"/>
-          </w:rPr>
-          <w:t>Ezr 7:19</w:t>
-        </w:r>
-      </w:hyperlink>
+      <w:r>
+        <w:rPr>
+          <w:lang w:val="en_US" w:bidi="en_US"/>
+        </w:rPr>
+        <w:t>Ezr 7:19</w:t>
+      </w:r>
       <w:r>
         <w:rPr>
           <w:lang w:val="en_US" w:bidi="en_US"/>
@@ -891,72 +837,48 @@
         </w:rPr>
         <w:t xml:space="preserve"> </w:t>
       </w:r>
-      <w:hyperlink r:id="rId17">
-        <w:r>
-          <w:rPr>
-            <w:lang w:val="en_US" w:bidi="en_US"/>
-          </w:rPr>
-          <w:rPr>
-            <w:color w:val="0000EE"/>
-            <w:u w:val="single"/>
-          </w:rPr>
-          <w:t>Ezr 5:14</w:t>
-        </w:r>
-      </w:hyperlink>
+      <w:r>
+        <w:rPr>
+          <w:lang w:val="en_US" w:bidi="en_US"/>
+        </w:rPr>
+        <w:t>Ezr 5:14</w:t>
+      </w:r>
       <w:r>
         <w:rPr>
           <w:lang w:val="en_US" w:bidi="en_US"/>
         </w:rPr>
         <w:t xml:space="preserve">, </w:t>
       </w:r>
-      <w:hyperlink r:id="rId18">
-        <w:r>
-          <w:rPr>
-            <w:lang w:val="en_US" w:bidi="en_US"/>
-          </w:rPr>
-          <w:rPr>
-            <w:color w:val="0000EE"/>
-            <w:u w:val="single"/>
-          </w:rPr>
-          <w:t>5:15</w:t>
-        </w:r>
-      </w:hyperlink>
+      <w:r>
+        <w:rPr>
+          <w:lang w:val="en_US" w:bidi="en_US"/>
+        </w:rPr>
+        <w:t>5:15</w:t>
+      </w:r>
       <w:r>
         <w:rPr>
           <w:lang w:val="en_US" w:bidi="en_US"/>
         </w:rPr>
         <w:t xml:space="preserve">, </w:t>
       </w:r>
-      <w:hyperlink r:id="rId16">
-        <w:r>
-          <w:rPr>
-            <w:lang w:val="en_US" w:bidi="en_US"/>
-          </w:rPr>
-          <w:rPr>
-            <w:color w:val="0000EE"/>
-            <w:u w:val="single"/>
-          </w:rPr>
-          <w:t>7:19</w:t>
-        </w:r>
-      </w:hyperlink>
+      <w:r>
+        <w:rPr>
+          <w:lang w:val="en_US" w:bidi="en_US"/>
+        </w:rPr>
+        <w:t>7:19</w:t>
+      </w:r>
       <w:r>
         <w:rPr>
           <w:lang w:val="en_US" w:bidi="en_US"/>
         </w:rPr>
         <w:t xml:space="preserve">, </w:t>
       </w:r>
-      <w:hyperlink r:id="rId19">
-        <w:r>
-          <w:rPr>
-            <w:lang w:val="en_US" w:bidi="en_US"/>
-          </w:rPr>
-          <w:rPr>
-            <w:color w:val="0000EE"/>
-            <w:u w:val="single"/>
-          </w:rPr>
-          <w:t>Dn 5:23</w:t>
-        </w:r>
-      </w:hyperlink>
+      <w:r>
+        <w:rPr>
+          <w:lang w:val="en_US" w:bidi="en_US"/>
+        </w:rPr>
+        <w:t>Dn 5:23</w:t>
+      </w:r>
       <w:r>
         <w:rPr>
           <w:lang w:val="en_US" w:bidi="en_US"/>
@@ -975,54 +897,36 @@
         </w:rPr>
         <w:t xml:space="preserve"> v:</w:t>
       </w:r>
-      <w:hyperlink r:id="rId20">
-        <w:r>
-          <w:rPr>
-            <w:lang w:val="en_US" w:bidi="en_US"/>
-          </w:rPr>
-          <w:rPr>
-            <w:color w:val="0000EE"/>
-            <w:u w:val="single"/>
-          </w:rPr>
-          <w:t>2</w:t>
-        </w:r>
-      </w:hyperlink>
+      <w:r>
+        <w:rPr>
+          <w:lang w:val="en_US" w:bidi="en_US"/>
+        </w:rPr>
+        <w:t>2</w:t>
+      </w:r>
       <w:r>
         <w:rPr>
           <w:lang w:val="en_US" w:bidi="en_US"/>
         </w:rPr>
         <w:t>, v:</w:t>
       </w:r>
-      <w:hyperlink r:id="rId21">
-        <w:r>
-          <w:rPr>
-            <w:lang w:val="en_US" w:bidi="en_US"/>
-          </w:rPr>
-          <w:rPr>
-            <w:color w:val="0000EE"/>
-            <w:u w:val="single"/>
-          </w:rPr>
-          <w:t>3</w:t>
-        </w:r>
-      </w:hyperlink>
+      <w:r>
+        <w:rPr>
+          <w:lang w:val="en_US" w:bidi="en_US"/>
+        </w:rPr>
+        <w:t>3</w:t>
+      </w:r>
       <w:r>
         <w:rPr>
           <w:lang w:val="en_US" w:bidi="en_US"/>
         </w:rPr>
         <w:t xml:space="preserve">, </w:t>
       </w:r>
-      <w:hyperlink r:id="rId22">
-        <w:r>
-          <w:rPr>
-            <w:lang w:val="en_US" w:bidi="en_US"/>
-          </w:rPr>
-          <w:rPr>
-            <w:color w:val="0000EE"/>
-            <w:u w:val="single"/>
-          </w:rPr>
-          <w:t>Ezr 6:5</w:t>
-        </w:r>
-      </w:hyperlink>
+      <w:r>
+        <w:rPr>
+          <w:lang w:val="en_US" w:bidi="en_US"/>
+        </w:rPr>
+        <w:t>Ezr 6:5</w:t>
+      </w:r>
       <w:r>
         <w:rPr>
           <w:lang w:val="en_US" w:bidi="en_US"/>
@@ -1180,18 +1084,12 @@
         </w:rPr>
         <w:t xml:space="preserve"> </w:t>
       </w:r>
-      <w:hyperlink r:id="rId23">
-        <w:r>
-          <w:rPr>
-            <w:lang w:val="en_US" w:bidi="en_US"/>
-          </w:rPr>
-          <w:rPr>
-            <w:color w:val="0000EE"/>
-            <w:u w:val="single"/>
-          </w:rPr>
-          <w:t>Ezr 6:12</w:t>
-        </w:r>
-      </w:hyperlink>
+      <w:r>
+        <w:rPr>
+          <w:lang w:val="en_US" w:bidi="en_US"/>
+        </w:rPr>
+        <w:t>Ezr 6:12</w:t>
+      </w:r>
       <w:r>
         <w:rPr>
           <w:lang w:val="en_US" w:bidi="en_US"/>
@@ -1436,72 +1334,48 @@
         </w:rPr>
         <w:t xml:space="preserve"> </w:t>
       </w:r>
-      <w:hyperlink r:id="rId24">
-        <w:r>
-          <w:rPr>
-            <w:lang w:val="en_US" w:bidi="en_US"/>
-          </w:rPr>
-          <w:rPr>
-            <w:color w:val="0000EE"/>
-            <w:u w:val="single"/>
-          </w:rPr>
-          <w:t>Dn 5:28</w:t>
-        </w:r>
-      </w:hyperlink>
+      <w:r>
+        <w:rPr>
+          <w:lang w:val="en_US" w:bidi="en_US"/>
+        </w:rPr>
+        <w:t>Dn 5:28</w:t>
+      </w:r>
       <w:r>
         <w:rPr>
           <w:lang w:val="en_US" w:bidi="en_US"/>
         </w:rPr>
         <w:t xml:space="preserve">, </w:t>
       </w:r>
-      <w:hyperlink r:id="rId25">
-        <w:r>
-          <w:rPr>
-            <w:lang w:val="en_US" w:bidi="en_US"/>
-          </w:rPr>
-          <w:rPr>
-            <w:color w:val="0000EE"/>
-            <w:u w:val="single"/>
-          </w:rPr>
-          <w:t>6:9</w:t>
-        </w:r>
-      </w:hyperlink>
+      <w:r>
+        <w:rPr>
+          <w:lang w:val="en_US" w:bidi="en_US"/>
+        </w:rPr>
+        <w:t>6:9</w:t>
+      </w:r>
       <w:r>
         <w:rPr>
           <w:lang w:val="en_US" w:bidi="en_US"/>
         </w:rPr>
         <w:t xml:space="preserve">, </w:t>
       </w:r>
-      <w:hyperlink r:id="rId26">
-        <w:r>
-          <w:rPr>
-            <w:lang w:val="en_US" w:bidi="en_US"/>
-          </w:rPr>
-          <w:rPr>
-            <w:color w:val="0000EE"/>
-            <w:u w:val="single"/>
-          </w:rPr>
-          <w:t>6:13</w:t>
-        </w:r>
-      </w:hyperlink>
+      <w:r>
+        <w:rPr>
+          <w:lang w:val="en_US" w:bidi="en_US"/>
+        </w:rPr>
+        <w:t>6:13</w:t>
+      </w:r>
       <w:r>
         <w:rPr>
           <w:lang w:val="en_US" w:bidi="en_US"/>
         </w:rPr>
         <w:t xml:space="preserve">, </w:t>
       </w:r>
-      <w:hyperlink r:id="rId27">
-        <w:r>
-          <w:rPr>
-            <w:lang w:val="en_US" w:bidi="en_US"/>
-          </w:rPr>
-          <w:rPr>
-            <w:color w:val="0000EE"/>
-            <w:u w:val="single"/>
-          </w:rPr>
-          <w:t>6:16</w:t>
-        </w:r>
-      </w:hyperlink>
+      <w:r>
+        <w:rPr>
+          <w:lang w:val="en_US" w:bidi="en_US"/>
+        </w:rPr>
+        <w:t>6:16</w:t>
+      </w:r>
       <w:r>
         <w:rPr>
           <w:lang w:val="en_US" w:bidi="en_US"/>
@@ -1521,18 +1395,12 @@
         </w:rPr>
         <w:t xml:space="preserve"> </w:t>
       </w:r>
-      <w:hyperlink r:id="rId28">
-        <w:r>
-          <w:rPr>
-            <w:lang w:val="en_US" w:bidi="en_US"/>
-          </w:rPr>
-          <w:rPr>
-            <w:color w:val="0000EE"/>
-            <w:u w:val="single"/>
-          </w:rPr>
-          <w:t>Ezr 6:2</w:t>
-        </w:r>
-      </w:hyperlink>
+      <w:r>
+        <w:rPr>
+          <w:lang w:val="en_US" w:bidi="en_US"/>
+        </w:rPr>
+        <w:t>Ezr 6:2</w:t>
+      </w:r>
       <w:r>
         <w:rPr>
           <w:lang w:val="en_US" w:bidi="en_US"/>
@@ -1657,18 +1525,12 @@
         </w:rPr>
         <w:t xml:space="preserve"> Mede;—</w:t>
       </w:r>
-      <w:hyperlink r:id="rId15">
-        <w:r>
-          <w:rPr>
-            <w:lang w:val="en_US" w:bidi="en_US"/>
-          </w:rPr>
-          <w:rPr>
-            <w:color w:val="0000EE"/>
-            <w:u w:val="single"/>
-          </w:rPr>
-          <w:t>Dn 6:1</w:t>
-        </w:r>
-      </w:hyperlink>
+      <w:r>
+        <w:rPr>
+          <w:lang w:val="en_US" w:bidi="en_US"/>
+        </w:rPr>
+        <w:t>Dn 6:1</w:t>
+      </w:r>
       <w:r>
         <w:rPr>
           <w:lang w:val="en_US" w:bidi="en_US"/>
@@ -1851,18 +1713,12 @@
         </w:rPr>
         <w:t xml:space="preserve"> † </w:t>
       </w:r>
-      <w:hyperlink r:id="rId29">
-        <w:r>
-          <w:rPr>
-            <w:lang w:val="en_US" w:bidi="en_US"/>
-          </w:rPr>
-          <w:rPr>
-            <w:color w:val="0000EE"/>
-            <w:u w:val="single"/>
-          </w:rPr>
-          <w:t>Ezr 6:8</w:t>
-        </w:r>
-      </w:hyperlink>
+      <w:r>
+        <w:rPr>
+          <w:lang w:val="en_US" w:bidi="en_US"/>
+        </w:rPr>
+        <w:t>Ezr 6:8</w:t>
+      </w:r>
       <w:r>
         <w:rPr>
           <w:lang w:val="en_US" w:bidi="en_US"/>
@@ -2048,18 +1904,12 @@
         </w:rPr>
         <w:t xml:space="preserve"> ? </w:t>
       </w:r>
-      <w:hyperlink r:id="rId30">
-        <w:r>
-          <w:rPr>
-            <w:lang w:val="en_US" w:bidi="en_US"/>
-          </w:rPr>
-          <w:rPr>
-            <w:color w:val="0000EE"/>
-            <w:u w:val="single"/>
-          </w:rPr>
-          <w:t>Dn 4:32</w:t>
-        </w:r>
-      </w:hyperlink>
+      <w:r>
+        <w:rPr>
+          <w:lang w:val="en_US" w:bidi="en_US"/>
+        </w:rPr>
+        <w:t>Dn 4:32</w:t>
+      </w:r>
       <w:r>
         <w:rPr>
           <w:lang w:val="en_US" w:bidi="en_US"/>
@@ -2117,18 +1967,12 @@
         </w:rPr>
         <w:t xml:space="preserve"> end) </w:t>
       </w:r>
-      <w:hyperlink r:id="rId31">
-        <w:r>
-          <w:rPr>
-            <w:lang w:val="en_US" w:bidi="en_US"/>
-          </w:rPr>
-          <w:rPr>
-            <w:color w:val="0000EE"/>
-            <w:u w:val="single"/>
-          </w:rPr>
-          <w:t>Dn 2:22</w:t>
-        </w:r>
-      </w:hyperlink>
+      <w:r>
+        <w:rPr>
+          <w:lang w:val="en_US" w:bidi="en_US"/>
+        </w:rPr>
+        <w:t>Dn 2:22</w:t>
+      </w:r>
       <w:r>
         <w:rPr>
           <w:lang w:val="en_US" w:bidi="en_US"/>
@@ -2160,18 +2004,12 @@
         </w:rPr>
         <w:t xml:space="preserve"> is in darkness, </w:t>
       </w:r>
-      <w:hyperlink r:id="rId32">
-        <w:r>
-          <w:rPr>
-            <w:lang w:val="en_US" w:bidi="en_US"/>
-          </w:rPr>
-          <w:rPr>
-            <w:color w:val="0000EE"/>
-            <w:u w:val="single"/>
-          </w:rPr>
-          <w:t>Ezr 6:9</w:t>
-        </w:r>
-      </w:hyperlink>
+      <w:r>
+        <w:rPr>
+          <w:lang w:val="en_US" w:bidi="en_US"/>
+        </w:rPr>
+        <w:t>Ezr 6:9</w:t>
+      </w:r>
       <w:r>
         <w:rPr>
           <w:lang w:val="en_US" w:bidi="en_US"/>
@@ -2289,90 +2127,60 @@
         </w:rPr>
         <w:t xml:space="preserve">, 332) </w:t>
       </w:r>
-      <w:hyperlink r:id="rId33">
-        <w:r>
-          <w:rPr>
-            <w:lang w:val="en_US" w:bidi="en_US"/>
-          </w:rPr>
-          <w:rPr>
-            <w:color w:val="0000EE"/>
-            <w:u w:val="single"/>
-          </w:rPr>
-          <w:t>Dn 2:28</w:t>
-        </w:r>
-      </w:hyperlink>
+      <w:r>
+        <w:rPr>
+          <w:lang w:val="en_US" w:bidi="en_US"/>
+        </w:rPr>
+        <w:t>Dn 2:28</w:t>
+      </w:r>
       <w:r>
         <w:rPr>
           <w:lang w:val="en_US" w:bidi="en_US"/>
         </w:rPr>
         <w:t xml:space="preserve">, </w:t>
       </w:r>
-      <w:hyperlink r:id="rId34">
-        <w:r>
-          <w:rPr>
-            <w:lang w:val="en_US" w:bidi="en_US"/>
-          </w:rPr>
-          <w:rPr>
-            <w:color w:val="0000EE"/>
-            <w:u w:val="single"/>
-          </w:rPr>
-          <w:t>2:29</w:t>
-        </w:r>
-      </w:hyperlink>
+      <w:r>
+        <w:rPr>
+          <w:lang w:val="en_US" w:bidi="en_US"/>
+        </w:rPr>
+        <w:t>2:29</w:t>
+      </w:r>
       <w:r>
         <w:rPr>
           <w:lang w:val="en_US" w:bidi="en_US"/>
         </w:rPr>
         <w:t xml:space="preserve">, </w:t>
       </w:r>
-      <w:hyperlink r:id="rId34">
-        <w:r>
-          <w:rPr>
-            <w:lang w:val="en_US" w:bidi="en_US"/>
-          </w:rPr>
-          <w:rPr>
-            <w:color w:val="0000EE"/>
-            <w:u w:val="single"/>
-          </w:rPr>
-          <w:t>2:29</w:t>
-        </w:r>
-      </w:hyperlink>
+      <w:r>
+        <w:rPr>
+          <w:lang w:val="en_US" w:bidi="en_US"/>
+        </w:rPr>
+        <w:t>2:29</w:t>
+      </w:r>
       <w:r>
         <w:rPr>
           <w:lang w:val="en_US" w:bidi="en_US"/>
         </w:rPr>
         <w:t xml:space="preserve">, </w:t>
       </w:r>
-      <w:hyperlink r:id="rId35">
-        <w:r>
-          <w:rPr>
-            <w:lang w:val="en_US" w:bidi="en_US"/>
-          </w:rPr>
-          <w:rPr>
-            <w:color w:val="0000EE"/>
-            <w:u w:val="single"/>
-          </w:rPr>
-          <w:t>2:45</w:t>
-        </w:r>
-      </w:hyperlink>
+      <w:r>
+        <w:rPr>
+          <w:lang w:val="en_US" w:bidi="en_US"/>
+        </w:rPr>
+        <w:t>2:45</w:t>
+      </w:r>
       <w:r>
         <w:rPr>
           <w:lang w:val="en_US" w:bidi="en_US"/>
         </w:rPr>
         <w:t xml:space="preserve">, </w:t>
       </w:r>
-      <w:hyperlink r:id="rId29">
-        <w:r>
-          <w:rPr>
-            <w:lang w:val="en_US" w:bidi="en_US"/>
-          </w:rPr>
-          <w:rPr>
-            <w:color w:val="0000EE"/>
-            <w:u w:val="single"/>
-          </w:rPr>
-          <w:t>Ezr 6:8</w:t>
-        </w:r>
-      </w:hyperlink>
+      <w:r>
+        <w:rPr>
+          <w:lang w:val="en_US" w:bidi="en_US"/>
+        </w:rPr>
+        <w:t>Ezr 6:8</w:t>
+      </w:r>
       <w:r>
         <w:rPr>
           <w:lang w:val="en_US" w:bidi="en_US"/>
@@ -2404,18 +2212,12 @@
         </w:rPr>
         <w:t xml:space="preserve"> ye shall do, </w:t>
       </w:r>
-      <w:hyperlink r:id="rId36">
-        <w:r>
-          <w:rPr>
-            <w:lang w:val="en_US" w:bidi="en_US"/>
-          </w:rPr>
-          <w:rPr>
-            <w:color w:val="0000EE"/>
-            <w:u w:val="single"/>
-          </w:rPr>
-          <w:t>7:18</w:t>
-        </w:r>
-      </w:hyperlink>
+      <w:r>
+        <w:rPr>
+          <w:lang w:val="en_US" w:bidi="en_US"/>
+        </w:rPr>
+        <w:t>7:18</w:t>
+      </w:r>
       <w:r>
         <w:rPr>
           <w:lang w:val="en_US" w:bidi="en_US"/>
@@ -2486,18 +2288,12 @@
         </w:rPr>
         <w:t xml:space="preserve"> </w:t>
       </w:r>
-      <w:hyperlink r:id="rId37">
-        <w:r>
-          <w:rPr>
-            <w:lang w:val="en_US" w:bidi="en_US"/>
-          </w:rPr>
-          <w:rPr>
-            <w:color w:val="0000EE"/>
-            <w:u w:val="single"/>
-          </w:rPr>
-          <w:t>Dn 3:33</w:t>
-        </w:r>
-      </w:hyperlink>
+      <w:r>
+        <w:rPr>
+          <w:lang w:val="en_US" w:bidi="en_US"/>
+        </w:rPr>
+        <w:t>Dn 3:33</w:t>
+      </w:r>
       <w:r>
         <w:rPr>
           <w:lang w:val="en_US" w:bidi="en_US"/>
@@ -2554,18 +2350,12 @@
         </w:rPr>
         <w:t xml:space="preserve">) </w:t>
       </w:r>
-      <w:hyperlink r:id="rId38">
-        <w:r>
-          <w:rPr>
-            <w:lang w:val="en_US" w:bidi="en_US"/>
-          </w:rPr>
-          <w:rPr>
-            <w:color w:val="0000EE"/>
-            <w:u w:val="single"/>
-          </w:rPr>
-          <w:t>Ezr 4:22</w:t>
-        </w:r>
-      </w:hyperlink>
+      <w:r>
+        <w:rPr>
+          <w:lang w:val="en_US" w:bidi="en_US"/>
+        </w:rPr>
+        <w:t>Ezr 4:22</w:t>
+      </w:r>
       <w:r>
         <w:rPr>
           <w:lang w:val="en_US" w:bidi="en_US"/>
@@ -2610,18 +2400,12 @@
         </w:rPr>
         <w:t xml:space="preserve">), </w:t>
       </w:r>
-      <w:hyperlink r:id="rId39">
-        <w:r>
-          <w:rPr>
-            <w:lang w:val="en_US" w:bidi="en_US"/>
-          </w:rPr>
-          <w:rPr>
-            <w:color w:val="0000EE"/>
-            <w:u w:val="single"/>
-          </w:rPr>
-          <w:t>7:23</w:t>
-        </w:r>
-      </w:hyperlink>
+      <w:r>
+        <w:rPr>
+          <w:lang w:val="en_US" w:bidi="en_US"/>
+        </w:rPr>
+        <w:t>7:23</w:t>
+      </w:r>
       <w:r>
         <w:rPr>
           <w:lang w:val="en_US" w:bidi="en_US"/>
@@ -2804,18 +2588,12 @@
         </w:rPr>
         <w:t xml:space="preserve">? </w:t>
       </w:r>
-      <w:hyperlink r:id="rId40">
-        <w:r>
-          <w:rPr>
-            <w:lang w:val="en_US" w:bidi="en_US"/>
-          </w:rPr>
-          <w:rPr>
-            <w:color w:val="0000EE"/>
-            <w:u w:val="single"/>
-          </w:rPr>
-          <w:t>Dn 2:15</w:t>
-        </w:r>
-      </w:hyperlink>
+      <w:r>
+        <w:rPr>
+          <w:lang w:val="en_US" w:bidi="en_US"/>
+        </w:rPr>
+        <w:t>Dn 2:15</w:t>
+      </w:r>
       <w:r>
         <w:rPr>
           <w:lang w:val="en_US" w:bidi="en_US"/>
@@ -2885,18 +2663,12 @@
         </w:rPr>
         <w:t xml:space="preserve"> death (Targum Syr.; v. BH);—abs. </w:t>
       </w:r>
-      <w:hyperlink r:id="rId41">
-        <w:r>
-          <w:rPr>
-            <w:lang w:val="en_US" w:bidi="en_US"/>
-          </w:rPr>
-          <w:rPr>
-            <w:color w:val="0000EE"/>
-            <w:u w:val="single"/>
-          </w:rPr>
-          <w:t>Ezr 7:26</w:t>
-        </w:r>
-      </w:hyperlink>
+      <w:r>
+        <w:rPr>
+          <w:lang w:val="en_US" w:bidi="en_US"/>
+        </w:rPr>
+        <w:t>Ezr 7:26</w:t>
+      </w:r>
       <w:r>
         <w:rPr>
           <w:lang w:val="en_US" w:bidi="en_US"/>
@@ -3119,36 +2891,24 @@
         </w:rPr>
         <w:t xml:space="preserve"> rei, </w:t>
       </w:r>
-      <w:hyperlink r:id="rId42">
-        <w:r>
-          <w:rPr>
-            <w:lang w:val="en_US" w:bidi="en_US"/>
-          </w:rPr>
-          <w:rPr>
-            <w:color w:val="0000EE"/>
-            <w:u w:val="single"/>
-          </w:rPr>
-          <w:t>Dn 2:34</w:t>
-        </w:r>
-      </w:hyperlink>
+      <w:r>
+        <w:rPr>
+          <w:lang w:val="en_US" w:bidi="en_US"/>
+        </w:rPr>
+        <w:t>Dn 2:34</w:t>
+      </w:r>
       <w:r>
         <w:rPr>
           <w:lang w:val="en_US" w:bidi="en_US"/>
         </w:rPr>
         <w:t xml:space="preserve">, </w:t>
       </w:r>
-      <w:hyperlink r:id="rId43">
-        <w:r>
-          <w:rPr>
-            <w:lang w:val="en_US" w:bidi="en_US"/>
-          </w:rPr>
-          <w:rPr>
-            <w:color w:val="0000EE"/>
-            <w:u w:val="single"/>
-          </w:rPr>
-          <w:t>2:35</w:t>
-        </w:r>
-      </w:hyperlink>
+      <w:r>
+        <w:rPr>
+          <w:lang w:val="en_US" w:bidi="en_US"/>
+        </w:rPr>
+        <w:t>2:35</w:t>
+      </w:r>
       <w:r>
         <w:rPr>
           <w:lang w:val="en_US" w:bidi="en_US"/>
@@ -3205,36 +2965,24 @@
         </w:rPr>
         <w:t xml:space="preserve"> </w:t>
       </w:r>
-      <w:hyperlink r:id="rId30">
-        <w:r>
-          <w:rPr>
-            <w:lang w:val="en_US" w:bidi="en_US"/>
-          </w:rPr>
-          <w:rPr>
-            <w:color w:val="0000EE"/>
-            <w:u w:val="single"/>
-          </w:rPr>
-          <w:t>4:32</w:t>
-        </w:r>
-      </w:hyperlink>
+      <w:r>
+        <w:rPr>
+          <w:lang w:val="en_US" w:bidi="en_US"/>
+        </w:rPr>
+        <w:t>4:32</w:t>
+      </w:r>
       <w:r>
         <w:rPr>
           <w:lang w:val="en_US" w:bidi="en_US"/>
         </w:rPr>
         <w:t xml:space="preserve">, i.e. hinder him (cf. </w:t>
       </w:r>
-      <w:hyperlink r:id="rId44">
-        <w:r>
-          <w:rPr>
-            <w:lang w:val="en_US" w:bidi="en_US"/>
-          </w:rPr>
-          <w:rPr>
-            <w:color w:val="0000EE"/>
-            <w:u w:val="single"/>
-          </w:rPr>
-          <w:t>Ec 8:4</w:t>
-        </w:r>
-      </w:hyperlink>
+      <w:r>
+        <w:rPr>
+          <w:lang w:val="en_US" w:bidi="en_US"/>
+        </w:rPr>
+        <w:t>Ec 8:4</w:t>
+      </w:r>
       <w:r>
         <w:rPr>
           <w:lang w:val="en_US" w:bidi="en_US"/>
@@ -3329,18 +3077,12 @@
         </w:rPr>
         <w:t xml:space="preserve"> </w:t>
       </w:r>
-      <w:hyperlink r:id="rId45">
-        <w:r>
-          <w:rPr>
-            <w:lang w:val="en_US" w:bidi="en_US"/>
-          </w:rPr>
-          <w:rPr>
-            <w:color w:val="0000EE"/>
-            <w:u w:val="single"/>
-          </w:rPr>
-          <w:t>Ezr 6:11</w:t>
-        </w:r>
-      </w:hyperlink>
+      <w:r>
+        <w:rPr>
+          <w:lang w:val="en_US" w:bidi="en_US"/>
+        </w:rPr>
+        <w:t>Ezr 6:11</w:t>
+      </w:r>
       <w:r>
         <w:rPr>
           <w:lang w:val="en_US" w:bidi="en_US"/>
@@ -3717,18 +3459,12 @@
         </w:rPr>
         <w:t xml:space="preserve"> </w:t>
       </w:r>
-      <w:hyperlink r:id="rId46">
-        <w:r>
-          <w:rPr>
-            <w:lang w:val="en_US" w:bidi="en_US"/>
-          </w:rPr>
-          <w:rPr>
-            <w:color w:val="0000EE"/>
-            <w:u w:val="single"/>
-          </w:rPr>
-          <w:t>Dn 4:25</w:t>
-        </w:r>
-      </w:hyperlink>
+      <w:r>
+        <w:rPr>
+          <w:lang w:val="en_US" w:bidi="en_US"/>
+        </w:rPr>
+        <w:t>Dn 4:25</w:t>
+      </w:r>
       <w:r>
         <w:rPr>
           <w:lang w:val="en_US" w:bidi="en_US"/>
@@ -3759,36 +3495,24 @@
         </w:rPr>
         <w:t xml:space="preserve"> </w:t>
       </w:r>
-      <w:hyperlink r:id="rId47">
-        <w:r>
-          <w:rPr>
-            <w:lang w:val="en_US" w:bidi="en_US"/>
-          </w:rPr>
-          <w:rPr>
-            <w:color w:val="0000EE"/>
-            <w:u w:val="single"/>
-          </w:rPr>
-          <w:t>7:13</w:t>
-        </w:r>
-      </w:hyperlink>
+      <w:r>
+        <w:rPr>
+          <w:lang w:val="en_US" w:bidi="en_US"/>
+        </w:rPr>
+        <w:t>7:13</w:t>
+      </w:r>
       <w:r>
         <w:rPr>
           <w:lang w:val="en_US" w:bidi="en_US"/>
         </w:rPr>
         <w:t xml:space="preserve">, </w:t>
       </w:r>
-      <w:hyperlink r:id="rId48">
-        <w:r>
-          <w:rPr>
-            <w:lang w:val="en_US" w:bidi="en_US"/>
-          </w:rPr>
-          <w:rPr>
-            <w:color w:val="0000EE"/>
-            <w:u w:val="single"/>
-          </w:rPr>
-          <w:t>7:22</w:t>
-        </w:r>
-      </w:hyperlink>
+      <w:r>
+        <w:rPr>
+          <w:lang w:val="en_US" w:bidi="en_US"/>
+        </w:rPr>
+        <w:t>7:22</w:t>
+      </w:r>
       <w:r>
         <w:rPr>
           <w:lang w:val="en_US" w:bidi="en_US"/>
@@ -3807,18 +3531,12 @@
         </w:rPr>
         <w:t xml:space="preserve"> </w:t>
       </w:r>
-      <w:hyperlink r:id="rId49">
-        <w:r>
-          <w:rPr>
-            <w:lang w:val="en_US" w:bidi="en_US"/>
-          </w:rPr>
-          <w:rPr>
-            <w:color w:val="0000EE"/>
-            <w:u w:val="single"/>
-          </w:rPr>
-          <w:t>4:19</w:t>
-        </w:r>
-      </w:hyperlink>
+      <w:r>
+        <w:rPr>
+          <w:lang w:val="en_US" w:bidi="en_US"/>
+        </w:rPr>
+        <w:t>4:19</w:t>
+      </w:r>
       <w:r>
         <w:rPr>
           <w:lang w:val="en_US" w:bidi="en_US"/>
@@ -3837,18 +3555,12 @@
         </w:rPr>
         <w:t xml:space="preserve"> v:</w:t>
       </w:r>
-      <w:hyperlink r:id="rId50">
-        <w:r>
-          <w:rPr>
-            <w:lang w:val="en_US" w:bidi="en_US"/>
-          </w:rPr>
-          <w:rPr>
-            <w:color w:val="0000EE"/>
-            <w:u w:val="single"/>
-          </w:rPr>
-          <w:t>21</w:t>
-        </w:r>
-      </w:hyperlink>
+      <w:r>
+        <w:rPr>
+          <w:lang w:val="en_US" w:bidi="en_US"/>
+        </w:rPr>
+        <w:t>21</w:t>
+      </w:r>
       <w:r>
         <w:rPr>
           <w:lang w:val="en_US" w:bidi="en_US"/>
@@ -3935,18 +3647,12 @@
         </w:rPr>
         <w:t xml:space="preserve"> </w:t>
       </w:r>
-      <w:hyperlink r:id="rId51">
-        <w:r>
-          <w:rPr>
-            <w:lang w:val="en_US" w:bidi="en_US"/>
-          </w:rPr>
-          <w:rPr>
-            <w:color w:val="0000EE"/>
-            <w:u w:val="single"/>
-          </w:rPr>
-          <w:t>6:25</w:t>
-        </w:r>
-      </w:hyperlink>
+      <w:r>
+        <w:rPr>
+          <w:lang w:val="en_US" w:bidi="en_US"/>
+        </w:rPr>
+        <w:t>6:25</w:t>
+      </w:r>
       <w:r>
         <w:rPr>
           <w:lang w:val="en_US" w:bidi="en_US"/>
@@ -3978,36 +3684,24 @@
         </w:rPr>
         <w:t xml:space="preserve"> </w:t>
       </w:r>
-      <w:hyperlink r:id="rId52">
-        <w:r>
-          <w:rPr>
-            <w:lang w:val="en_US" w:bidi="en_US"/>
-          </w:rPr>
-          <w:rPr>
-            <w:color w:val="0000EE"/>
-            <w:u w:val="single"/>
-          </w:rPr>
-          <w:t>4:8</w:t>
-        </w:r>
-      </w:hyperlink>
+      <w:r>
+        <w:rPr>
+          <w:lang w:val="en_US" w:bidi="en_US"/>
+        </w:rPr>
+        <w:t>4:8</w:t>
+      </w:r>
       <w:r>
         <w:rPr>
           <w:lang w:val="en_US" w:bidi="en_US"/>
         </w:rPr>
         <w:t xml:space="preserve">, </w:t>
       </w:r>
-      <w:hyperlink r:id="rId53">
-        <w:r>
-          <w:rPr>
-            <w:lang w:val="en_US" w:bidi="en_US"/>
-          </w:rPr>
-          <w:rPr>
-            <w:color w:val="0000EE"/>
-            <w:u w:val="single"/>
-          </w:rPr>
-          <w:t>4:17</w:t>
-        </w:r>
-      </w:hyperlink>
+      <w:r>
+        <w:rPr>
+          <w:lang w:val="en_US" w:bidi="en_US"/>
+        </w:rPr>
+        <w:t>4:17</w:t>
+      </w:r>
       <w:r>
         <w:rPr>
           <w:lang w:val="en_US" w:bidi="en_US"/>
@@ -4040,18 +3734,12 @@
         </w:rPr>
         <w:t xml:space="preserve"> </w:t>
       </w:r>
-      <w:hyperlink r:id="rId51">
-        <w:r>
-          <w:rPr>
-            <w:lang w:val="en_US" w:bidi="en_US"/>
-          </w:rPr>
-          <w:rPr>
-            <w:color w:val="0000EE"/>
-            <w:u w:val="single"/>
-          </w:rPr>
-          <w:t>Dn 6:25</w:t>
-        </w:r>
-      </w:hyperlink>
+      <w:r>
+        <w:rPr>
+          <w:lang w:val="en_US" w:bidi="en_US"/>
+        </w:rPr>
+        <w:t>Dn 6:25</w:t>
+      </w:r>
       <w:r>
         <w:rPr>
           <w:lang w:val="en_US" w:bidi="en_US"/>
@@ -4095,18 +3783,12 @@
         </w:rPr>
         <w:t xml:space="preserve"> unto, as far as </w:t>
       </w:r>
-      <w:hyperlink r:id="rId47">
-        <w:r>
-          <w:rPr>
-            <w:lang w:val="en_US" w:bidi="en_US"/>
-          </w:rPr>
-          <w:rPr>
-            <w:color w:val="0000EE"/>
-            <w:u w:val="single"/>
-          </w:rPr>
-          <w:t>7:13</w:t>
-        </w:r>
-      </w:hyperlink>
+      <w:r>
+        <w:rPr>
+          <w:lang w:val="en_US" w:bidi="en_US"/>
+        </w:rPr>
+        <w:t>7:13</w:t>
+      </w:r>
       <w:r>
         <w:rPr>
           <w:lang w:val="en_US" w:bidi="en_US"/>
@@ -4150,18 +3832,12 @@
         </w:rPr>
         <w:t xml:space="preserve"> </w:t>
       </w:r>
-      <w:hyperlink r:id="rId48">
-        <w:r>
-          <w:rPr>
-            <w:lang w:val="en_US" w:bidi="en_US"/>
-          </w:rPr>
-          <w:rPr>
-            <w:color w:val="0000EE"/>
-            <w:u w:val="single"/>
-          </w:rPr>
-          <w:t>7:22</w:t>
-        </w:r>
-      </w:hyperlink>
+      <w:r>
+        <w:rPr>
+          <w:lang w:val="en_US" w:bidi="en_US"/>
+        </w:rPr>
+        <w:t>7:22</w:t>
+      </w:r>
       <w:r>
         <w:rPr>
           <w:lang w:val="en_US" w:bidi="en_US"/>
@@ -4286,54 +3962,36 @@
         </w:rPr>
         <w:t xml:space="preserve"> </w:t>
       </w:r>
-      <w:hyperlink r:id="rId52">
-        <w:r>
-          <w:rPr>
-            <w:lang w:val="en_US" w:bidi="en_US"/>
-          </w:rPr>
-          <w:rPr>
-            <w:color w:val="0000EE"/>
-            <w:u w:val="single"/>
-          </w:rPr>
-          <w:t>4:8</w:t>
-        </w:r>
-      </w:hyperlink>
+      <w:r>
+        <w:rPr>
+          <w:lang w:val="en_US" w:bidi="en_US"/>
+        </w:rPr>
+        <w:t>4:8</w:t>
+      </w:r>
       <w:r>
         <w:rPr>
           <w:lang w:val="en_US" w:bidi="en_US"/>
         </w:rPr>
         <w:t xml:space="preserve">, </w:t>
       </w:r>
-      <w:hyperlink r:id="rId53">
-        <w:r>
-          <w:rPr>
-            <w:lang w:val="en_US" w:bidi="en_US"/>
-          </w:rPr>
-          <w:rPr>
-            <w:color w:val="0000EE"/>
-            <w:u w:val="single"/>
-          </w:rPr>
-          <w:t>4:17</w:t>
-        </w:r>
-      </w:hyperlink>
+      <w:r>
+        <w:rPr>
+          <w:lang w:val="en_US" w:bidi="en_US"/>
+        </w:rPr>
+        <w:t>4:17</w:t>
+      </w:r>
       <w:r>
         <w:rPr>
           <w:lang w:val="en_US" w:bidi="en_US"/>
         </w:rPr>
         <w:t xml:space="preserve">, </w:t>
       </w:r>
-      <w:hyperlink r:id="rId49">
-        <w:r>
-          <w:rPr>
-            <w:lang w:val="en_US" w:bidi="en_US"/>
-          </w:rPr>
-          <w:rPr>
-            <w:color w:val="0000EE"/>
-            <w:u w:val="single"/>
-          </w:rPr>
-          <w:t>4:19</w:t>
-        </w:r>
-      </w:hyperlink>
+      <w:r>
+        <w:rPr>
+          <w:lang w:val="en_US" w:bidi="en_US"/>
+        </w:rPr>
+        <w:t>4:19</w:t>
+      </w:r>
       <w:r>
         <w:rPr>
           <w:lang w:val="en_US" w:bidi="en_US"/>
@@ -4402,36 +4060,24 @@
         </w:rPr>
         <w:t xml:space="preserve"> </w:t>
       </w:r>
-      <w:hyperlink r:id="rId50">
-        <w:r>
-          <w:rPr>
-            <w:lang w:val="en_US" w:bidi="en_US"/>
-          </w:rPr>
-          <w:rPr>
-            <w:color w:val="0000EE"/>
-            <w:u w:val="single"/>
-          </w:rPr>
-          <w:t>4:21</w:t>
-        </w:r>
-      </w:hyperlink>
+      <w:r>
+        <w:rPr>
+          <w:lang w:val="en_US" w:bidi="en_US"/>
+        </w:rPr>
+        <w:t>4:21</w:t>
+      </w:r>
       <w:r>
         <w:rPr>
           <w:lang w:val="en_US" w:bidi="en_US"/>
         </w:rPr>
         <w:t xml:space="preserve">, </w:t>
       </w:r>
-      <w:hyperlink r:id="rId46">
-        <w:r>
-          <w:rPr>
-            <w:lang w:val="en_US" w:bidi="en_US"/>
-          </w:rPr>
-          <w:rPr>
-            <w:color w:val="0000EE"/>
-            <w:u w:val="single"/>
-          </w:rPr>
-          <w:t>4:25</w:t>
-        </w:r>
-      </w:hyperlink>
+      <w:r>
+        <w:rPr>
+          <w:lang w:val="en_US" w:bidi="en_US"/>
+        </w:rPr>
+        <w:t>4:25</w:t>
+      </w:r>
       <w:r>
         <w:rPr>
           <w:lang w:val="en_US" w:bidi="en_US"/>
@@ -4539,18 +4185,12 @@
         </w:rPr>
         <w:t>);—</w:t>
       </w:r>
-      <w:hyperlink r:id="rId54">
-        <w:r>
-          <w:rPr>
-            <w:lang w:val="en_US" w:bidi="en_US"/>
-          </w:rPr>
-          <w:rPr>
-            <w:color w:val="0000EE"/>
-            <w:u w:val="single"/>
-          </w:rPr>
-          <w:t>Dn 2:17</w:t>
-        </w:r>
-      </w:hyperlink>
+      <w:r>
+        <w:rPr>
+          <w:lang w:val="en_US" w:bidi="en_US"/>
+        </w:rPr>
+        <w:t>Dn 2:17</w:t>
+      </w:r>
       <w:r>
         <w:rPr>
           <w:lang w:val="en_US" w:bidi="en_US"/>
@@ -4633,36 +4273,24 @@
         </w:rPr>
         <w:t>);—</w:t>
       </w:r>
-      <w:hyperlink r:id="rId55">
-        <w:r>
-          <w:rPr>
-            <w:lang w:val="en_US" w:bidi="en_US"/>
-          </w:rPr>
-          <w:rPr>
-            <w:color w:val="0000EE"/>
-            <w:u w:val="single"/>
-          </w:rPr>
-          <w:t>Dn 2:49</w:t>
-        </w:r>
-      </w:hyperlink>
+      <w:r>
+        <w:rPr>
+          <w:lang w:val="en_US" w:bidi="en_US"/>
+        </w:rPr>
+        <w:t>Dn 2:49</w:t>
+      </w:r>
       <w:r>
         <w:rPr>
           <w:lang w:val="en_US" w:bidi="en_US"/>
         </w:rPr>
         <w:t xml:space="preserve">, </w:t>
       </w:r>
-      <w:hyperlink r:id="rId56">
-        <w:r>
-          <w:rPr>
-            <w:lang w:val="en_US" w:bidi="en_US"/>
-          </w:rPr>
-          <w:rPr>
-            <w:color w:val="0000EE"/>
-            <w:u w:val="single"/>
-          </w:rPr>
-          <w:t>3:12</w:t>
-        </w:r>
-      </w:hyperlink>
+      <w:r>
+        <w:rPr>
+          <w:lang w:val="en_US" w:bidi="en_US"/>
+        </w:rPr>
+        <w:t>3:12</w:t>
+      </w:r>
       <w:r>
         <w:rPr>
           <w:lang w:val="en_US" w:bidi="en_US"/>
@@ -4805,18 +4433,12 @@
         </w:rPr>
         <w:t xml:space="preserve"> </w:t>
       </w:r>
-      <w:hyperlink r:id="rId43">
-        <w:r>
-          <w:rPr>
-            <w:lang w:val="en_US" w:bidi="en_US"/>
-          </w:rPr>
-          <w:rPr>
-            <w:color w:val="0000EE"/>
-            <w:u w:val="single"/>
-          </w:rPr>
-          <w:t>Dn 2:35</w:t>
-        </w:r>
-      </w:hyperlink>
+      <w:r>
+        <w:rPr>
+          <w:lang w:val="en_US" w:bidi="en_US"/>
+        </w:rPr>
+        <w:t>Dn 2:35</w:t>
+      </w:r>
       <w:r>
         <w:rPr>
           <w:lang w:val="en_US" w:bidi="en_US"/>
@@ -4873,18 +4495,12 @@
         </w:rPr>
         <w:t xml:space="preserve"> </w:t>
       </w:r>
-      <w:hyperlink r:id="rId57">
-        <w:r>
-          <w:rPr>
-            <w:lang w:val="en_US" w:bidi="en_US"/>
-          </w:rPr>
-          <w:rPr>
-            <w:color w:val="0000EE"/>
-            <w:u w:val="single"/>
-          </w:rPr>
-          <w:t>3:19</w:t>
-        </w:r>
-      </w:hyperlink>
+      <w:r>
+        <w:rPr>
+          <w:lang w:val="en_US" w:bidi="en_US"/>
+        </w:rPr>
+        <w:t>3:19</w:t>
+      </w:r>
       <w:r>
         <w:rPr>
           <w:lang w:val="en_US" w:bidi="en_US"/>
@@ -5087,54 +4703,36 @@
         </w:rPr>
         <w:t xml:space="preserve">: abs. </w:t>
       </w:r>
-      <w:hyperlink r:id="rId32">
-        <w:r>
-          <w:rPr>
-            <w:lang w:val="en_US" w:bidi="en_US"/>
-          </w:rPr>
-          <w:rPr>
-            <w:color w:val="0000EE"/>
-            <w:u w:val="single"/>
-          </w:rPr>
-          <w:t>Ezr 6:9</w:t>
-        </w:r>
-      </w:hyperlink>
+      <w:r>
+        <w:rPr>
+          <w:lang w:val="en_US" w:bidi="en_US"/>
+        </w:rPr>
+        <w:t>Ezr 6:9</w:t>
+      </w:r>
       <w:r>
         <w:rPr>
           <w:lang w:val="en_US" w:bidi="en_US"/>
         </w:rPr>
         <w:t xml:space="preserve">, </w:t>
       </w:r>
-      <w:hyperlink r:id="rId14">
-        <w:r>
-          <w:rPr>
-            <w:lang w:val="en_US" w:bidi="en_US"/>
-          </w:rPr>
-          <w:rPr>
-            <w:color w:val="0000EE"/>
-            <w:u w:val="single"/>
-          </w:rPr>
-          <w:t>7:22</w:t>
-        </w:r>
-      </w:hyperlink>
+      <w:r>
+        <w:rPr>
+          <w:lang w:val="en_US" w:bidi="en_US"/>
+        </w:rPr>
+        <w:t>7:22</w:t>
+      </w:r>
       <w:r>
         <w:rPr>
           <w:lang w:val="en_US" w:bidi="en_US"/>
         </w:rPr>
         <w:t xml:space="preserve"> (both for sacrifices), cstr. </w:t>
       </w:r>
-      <w:hyperlink r:id="rId58">
-        <w:r>
-          <w:rPr>
-            <w:lang w:val="en_US" w:bidi="en_US"/>
-          </w:rPr>
-          <w:rPr>
-            <w:color w:val="0000EE"/>
-            <w:u w:val="single"/>
-          </w:rPr>
-          <w:t>4:14</w:t>
-        </w:r>
-      </w:hyperlink>
+      <w:r>
+        <w:rPr>
+          <w:lang w:val="en_US" w:bidi="en_US"/>
+        </w:rPr>
+        <w:t>4:14</w:t>
+      </w:r>
       <w:r>
         <w:rPr>
           <w:lang w:val="en_US" w:bidi="en_US"/>
@@ -5280,18 +4878,12 @@
         </w:rPr>
         <w:t xml:space="preserve"> </w:t>
       </w:r>
-      <w:hyperlink r:id="rId58">
-        <w:r>
-          <w:rPr>
-            <w:lang w:val="en_US" w:bidi="en_US"/>
-          </w:rPr>
-          <w:rPr>
-            <w:color w:val="0000EE"/>
-            <w:u w:val="single"/>
-          </w:rPr>
-          <w:t>Ezr 4:14</w:t>
-        </w:r>
-      </w:hyperlink>
+      <w:r>
+        <w:rPr>
+          <w:lang w:val="en_US" w:bidi="en_US"/>
+        </w:rPr>
+        <w:t>Ezr 4:14</w:t>
+      </w:r>
       <w:r>
         <w:rPr>
           <w:lang w:val="en_US" w:bidi="en_US"/>
@@ -5596,36 +5188,24 @@
         </w:rPr>
         <w:t xml:space="preserve">: abs. </w:t>
       </w:r>
-      <w:hyperlink r:id="rId59">
-        <w:r>
-          <w:rPr>
-            <w:lang w:val="en_US" w:bidi="en_US"/>
-          </w:rPr>
-          <w:rPr>
-            <w:color w:val="0000EE"/>
-            <w:u w:val="single"/>
-          </w:rPr>
-          <w:t>Dn 2:10</w:t>
-        </w:r>
-      </w:hyperlink>
+      <w:r>
+        <w:rPr>
+          <w:lang w:val="en_US" w:bidi="en_US"/>
+        </w:rPr>
+        <w:t>Dn 2:10</w:t>
+      </w:r>
       <w:r>
         <w:rPr>
           <w:lang w:val="en_US" w:bidi="en_US"/>
         </w:rPr>
         <w:t xml:space="preserve"> + 2 t.; cstr. </w:t>
       </w:r>
-      <w:hyperlink r:id="rId60">
-        <w:r>
-          <w:rPr>
-            <w:lang w:val="en_US" w:bidi="en_US"/>
-          </w:rPr>
-          <w:rPr>
-            <w:color w:val="0000EE"/>
-            <w:u w:val="single"/>
-          </w:rPr>
-          <w:t>4:34</w:t>
-        </w:r>
-      </w:hyperlink>
+      <w:r>
+        <w:rPr>
+          <w:lang w:val="en_US" w:bidi="en_US"/>
+        </w:rPr>
+        <w:t>4:34</w:t>
+      </w:r>
       <w:r>
         <w:rPr>
           <w:lang w:val="en_US" w:bidi="en_US"/>
@@ -5656,18 +5236,12 @@
         </w:rPr>
         <w:t xml:space="preserve"> </w:t>
       </w:r>
-      <w:hyperlink r:id="rId61">
-        <w:r>
-          <w:rPr>
-            <w:lang w:val="en_US" w:bidi="en_US"/>
-          </w:rPr>
-          <w:rPr>
-            <w:color w:val="0000EE"/>
-            <w:u w:val="single"/>
-          </w:rPr>
-          <w:t>Ezr 4:8</w:t>
-        </w:r>
-      </w:hyperlink>
+      <w:r>
+        <w:rPr>
+          <w:lang w:val="en_US" w:bidi="en_US"/>
+        </w:rPr>
+        <w:t>Ezr 4:8</w:t>
+      </w:r>
       <w:r>
         <w:rPr>
           <w:lang w:val="en_US" w:bidi="en_US"/>
@@ -5698,18 +5272,12 @@
         </w:rPr>
         <w:t xml:space="preserve"> </w:t>
       </w:r>
-      <w:hyperlink r:id="rId62">
-        <w:r>
-          <w:rPr>
-            <w:lang w:val="en_US" w:bidi="en_US"/>
-          </w:rPr>
-          <w:rPr>
-            <w:color w:val="0000EE"/>
-            <w:u w:val="single"/>
-          </w:rPr>
-          <w:t>Dn 2:11</w:t>
-        </w:r>
-      </w:hyperlink>
+      <w:r>
+        <w:rPr>
+          <w:lang w:val="en_US" w:bidi="en_US"/>
+        </w:rPr>
+        <w:t>Dn 2:11</w:t>
+      </w:r>
       <w:r>
         <w:rPr>
           <w:lang w:val="en_US" w:bidi="en_US"/>
@@ -5740,18 +5308,12 @@
         </w:rPr>
         <w:t xml:space="preserve"> </w:t>
       </w:r>
-      <w:hyperlink r:id="rId63">
-        <w:r>
-          <w:rPr>
-            <w:lang w:val="en_US" w:bidi="en_US"/>
-          </w:rPr>
-          <w:rPr>
-            <w:color w:val="0000EE"/>
-            <w:u w:val="single"/>
-          </w:rPr>
-          <w:t>Ezr 4:15</w:t>
-        </w:r>
-      </w:hyperlink>
+      <w:r>
+        <w:rPr>
+          <w:lang w:val="en_US" w:bidi="en_US"/>
+        </w:rPr>
+        <w:t>Ezr 4:15</w:t>
+      </w:r>
       <w:r>
         <w:rPr>
           <w:lang w:val="en_US" w:bidi="en_US"/>
@@ -5782,18 +5344,12 @@
         </w:rPr>
         <w:t xml:space="preserve"> </w:t>
       </w:r>
-      <w:hyperlink r:id="rId64">
-        <w:r>
-          <w:rPr>
-            <w:lang w:val="en_US" w:bidi="en_US"/>
-          </w:rPr>
-          <w:rPr>
-            <w:color w:val="0000EE"/>
-            <w:u w:val="single"/>
-          </w:rPr>
-          <w:t>4:13</w:t>
-        </w:r>
-      </w:hyperlink>
+      <w:r>
+        <w:rPr>
+          <w:lang w:val="en_US" w:bidi="en_US"/>
+        </w:rPr>
+        <w:t>4:13</w:t>
+      </w:r>
       <w:r>
         <w:rPr>
           <w:lang w:val="en_US" w:bidi="en_US"/>
@@ -5855,18 +5411,12 @@
         </w:rPr>
         <w:t xml:space="preserve"> </w:t>
       </w:r>
-      <w:hyperlink r:id="rId65">
-        <w:r>
-          <w:rPr>
-            <w:lang w:val="en_US" w:bidi="en_US"/>
-          </w:rPr>
-          <w:rPr>
-            <w:color w:val="0000EE"/>
-            <w:u w:val="single"/>
-          </w:rPr>
-          <w:t>Dn 2:44</w:t>
-        </w:r>
-      </w:hyperlink>
+      <w:r>
+        <w:rPr>
+          <w:lang w:val="en_US" w:bidi="en_US"/>
+        </w:rPr>
+        <w:t>Dn 2:44</w:t>
+      </w:r>
       <w:r>
         <w:rPr>
           <w:lang w:val="en_US" w:bidi="en_US"/>
@@ -5886,72 +5436,48 @@
         </w:rPr>
         <w:t xml:space="preserve"> </w:t>
       </w:r>
-      <w:hyperlink r:id="rId66">
-        <w:r>
-          <w:rPr>
-            <w:lang w:val="en_US" w:bidi="en_US"/>
-          </w:rPr>
-          <w:rPr>
-            <w:color w:val="0000EE"/>
-            <w:u w:val="single"/>
-          </w:rPr>
-          <w:t>Dn 2:4</w:t>
-        </w:r>
-      </w:hyperlink>
+      <w:r>
+        <w:rPr>
+          <w:lang w:val="en_US" w:bidi="en_US"/>
+        </w:rPr>
+        <w:t>Dn 2:4</w:t>
+      </w:r>
       <w:r>
         <w:rPr>
           <w:lang w:val="en_US" w:bidi="en_US"/>
         </w:rPr>
         <w:t xml:space="preserve">, </w:t>
       </w:r>
-      <w:hyperlink r:id="rId67">
-        <w:r>
-          <w:rPr>
-            <w:lang w:val="en_US" w:bidi="en_US"/>
-          </w:rPr>
-          <w:rPr>
-            <w:color w:val="0000EE"/>
-            <w:u w:val="single"/>
-          </w:rPr>
-          <w:t>2:5</w:t>
-        </w:r>
-      </w:hyperlink>
+      <w:r>
+        <w:rPr>
+          <w:lang w:val="en_US" w:bidi="en_US"/>
+        </w:rPr>
+        <w:t>2:5</w:t>
+      </w:r>
       <w:r>
         <w:rPr>
           <w:lang w:val="en_US" w:bidi="en_US"/>
         </w:rPr>
         <w:t xml:space="preserve"> + 132 t. Dn, </w:t>
       </w:r>
-      <w:hyperlink r:id="rId61">
-        <w:r>
-          <w:rPr>
-            <w:lang w:val="en_US" w:bidi="en_US"/>
-          </w:rPr>
-          <w:rPr>
-            <w:color w:val="0000EE"/>
-            <w:u w:val="single"/>
-          </w:rPr>
-          <w:t>Ezr 4:8</w:t>
-        </w:r>
-      </w:hyperlink>
+      <w:r>
+        <w:rPr>
+          <w:lang w:val="en_US" w:bidi="en_US"/>
+        </w:rPr>
+        <w:t>Ezr 4:8</w:t>
+      </w:r>
       <w:r>
         <w:rPr>
           <w:lang w:val="en_US" w:bidi="en_US"/>
         </w:rPr>
         <w:t xml:space="preserve">, </w:t>
       </w:r>
-      <w:hyperlink r:id="rId68">
-        <w:r>
-          <w:rPr>
-            <w:lang w:val="en_US" w:bidi="en_US"/>
-          </w:rPr>
-          <w:rPr>
-            <w:color w:val="0000EE"/>
-            <w:u w:val="single"/>
-          </w:rPr>
-          <w:t>4:11</w:t>
-        </w:r>
-      </w:hyperlink>
+      <w:r>
+        <w:rPr>
+          <w:lang w:val="en_US" w:bidi="en_US"/>
+        </w:rPr>
+        <w:t>4:11</w:t>
+      </w:r>
       <w:r>
         <w:rPr>
           <w:lang w:val="en_US" w:bidi="en_US"/>
@@ -5982,36 +5508,24 @@
         </w:rPr>
         <w:t xml:space="preserve">. </w:t>
       </w:r>
-      <w:hyperlink r:id="rId69">
-        <w:r>
-          <w:rPr>
-            <w:lang w:val="en_US" w:bidi="en_US"/>
-          </w:rPr>
-          <w:rPr>
-            <w:color w:val="0000EE"/>
-            <w:u w:val="single"/>
-          </w:rPr>
-          <w:t>Dn 2:37</w:t>
-        </w:r>
-      </w:hyperlink>
+      <w:r>
+        <w:rPr>
+          <w:lang w:val="en_US" w:bidi="en_US"/>
+        </w:rPr>
+        <w:t>Dn 2:37</w:t>
+      </w:r>
       <w:r>
         <w:rPr>
           <w:lang w:val="en_US" w:bidi="en_US"/>
         </w:rPr>
         <w:t xml:space="preserve">, of Artax. </w:t>
       </w:r>
-      <w:hyperlink r:id="rId70">
-        <w:r>
-          <w:rPr>
-            <w:lang w:val="en_US" w:bidi="en_US"/>
-          </w:rPr>
-          <w:rPr>
-            <w:color w:val="0000EE"/>
-            <w:u w:val="single"/>
-          </w:rPr>
-          <w:t>Ezr 7:12</w:t>
-        </w:r>
-      </w:hyperlink>
+      <w:r>
+        <w:rPr>
+          <w:lang w:val="en_US" w:bidi="en_US"/>
+        </w:rPr>
+        <w:t>Ezr 7:12</w:t>
+      </w:r>
       <w:r>
         <w:rPr>
           <w:lang w:val="en_US" w:bidi="en_US"/>
@@ -6049,18 +5563,12 @@
         </w:rPr>
         <w:t xml:space="preserve"> </w:t>
       </w:r>
-      <w:hyperlink r:id="rId71">
-        <w:r>
-          <w:rPr>
-            <w:lang w:val="en_US" w:bidi="en_US"/>
-          </w:rPr>
-          <w:rPr>
-            <w:color w:val="0000EE"/>
-            <w:u w:val="single"/>
-          </w:rPr>
-          <w:t>Dn 7:17</w:t>
-        </w:r>
-      </w:hyperlink>
+      <w:r>
+        <w:rPr>
+          <w:lang w:val="en_US" w:bidi="en_US"/>
+        </w:rPr>
+        <w:t>Dn 7:17</w:t>
+      </w:r>
       <w:r>
         <w:rPr>
           <w:lang w:val="en_US" w:bidi="en_US"/>
@@ -6079,18 +5587,12 @@
         </w:rPr>
         <w:t xml:space="preserve"> v:</w:t>
       </w:r>
-      <w:hyperlink r:id="rId72">
-        <w:r>
-          <w:rPr>
-            <w:lang w:val="en_US" w:bidi="en_US"/>
-          </w:rPr>
-          <w:rPr>
-            <w:color w:val="0000EE"/>
-            <w:u w:val="single"/>
-          </w:rPr>
-          <w:t>23</w:t>
-        </w:r>
-      </w:hyperlink>
+      <w:r>
+        <w:rPr>
+          <w:lang w:val="en_US" w:bidi="en_US"/>
+        </w:rPr>
+        <w:t>23</w:t>
+      </w:r>
       <w:r>
         <w:rPr>
           <w:lang w:val="en_US" w:bidi="en_US"/>
@@ -6172,36 +5674,24 @@
         </w:rPr>
         <w:t xml:space="preserve"> </w:t>
       </w:r>
-      <w:hyperlink r:id="rId73">
-        <w:r>
-          <w:rPr>
-            <w:lang w:val="en_US" w:bidi="en_US"/>
-          </w:rPr>
-          <w:rPr>
-            <w:color w:val="0000EE"/>
-            <w:u w:val="single"/>
-          </w:rPr>
-          <w:t>Dn 5:10</w:t>
-        </w:r>
-      </w:hyperlink>
+      <w:r>
+        <w:rPr>
+          <w:lang w:val="en_US" w:bidi="en_US"/>
+        </w:rPr>
+        <w:t>Dn 5:10</w:t>
+      </w:r>
       <w:r>
         <w:rPr>
           <w:lang w:val="en_US" w:bidi="en_US"/>
         </w:rPr>
         <w:t xml:space="preserve">, </w:t>
       </w:r>
-      <w:hyperlink r:id="rId73">
-        <w:r>
-          <w:rPr>
-            <w:lang w:val="en_US" w:bidi="en_US"/>
-          </w:rPr>
-          <w:rPr>
-            <w:color w:val="0000EE"/>
-            <w:u w:val="single"/>
-          </w:rPr>
-          <w:t>5:10</w:t>
-        </w:r>
-      </w:hyperlink>
+      <w:r>
+        <w:rPr>
+          <w:lang w:val="en_US" w:bidi="en_US"/>
+        </w:rPr>
+        <w:t>5:10</w:t>
+      </w:r>
       <w:r>
         <w:rPr>
           <w:lang w:val="en_US" w:bidi="en_US"/>
@@ -6283,18 +5773,12 @@
         </w:rPr>
         <w:t xml:space="preserve">: </w:t>
       </w:r>
-      <w:hyperlink r:id="rId74">
-        <w:r>
-          <w:rPr>
-            <w:lang w:val="en_US" w:bidi="en_US"/>
-          </w:rPr>
-          <w:rPr>
-            <w:color w:val="0000EE"/>
-            <w:u w:val="single"/>
-          </w:rPr>
-          <w:t>Dn 2:39</w:t>
-        </w:r>
-      </w:hyperlink>
+      <w:r>
+        <w:rPr>
+          <w:lang w:val="en_US" w:bidi="en_US"/>
+        </w:rPr>
+        <w:t>Dn 2:39</w:t>
+      </w:r>
       <w:r>
         <w:rPr>
           <w:lang w:val="en_US" w:bidi="en_US"/>
@@ -6313,18 +5797,12 @@
         </w:rPr>
         <w:t xml:space="preserve"> </w:t>
       </w:r>
-      <w:hyperlink r:id="rId75">
-        <w:r>
-          <w:rPr>
-            <w:lang w:val="en_US" w:bidi="en_US"/>
-          </w:rPr>
-          <w:rPr>
-            <w:color w:val="0000EE"/>
-            <w:u w:val="single"/>
-          </w:rPr>
-          <w:t>Ezr 4:24</w:t>
-        </w:r>
-      </w:hyperlink>
+      <w:r>
+        <w:rPr>
+          <w:lang w:val="en_US" w:bidi="en_US"/>
+        </w:rPr>
+        <w:t>Ezr 4:24</w:t>
+      </w:r>
       <w:r>
         <w:rPr>
           <w:lang w:val="en_US" w:bidi="en_US"/>
@@ -6343,18 +5821,12 @@
         </w:rPr>
         <w:t xml:space="preserve">- </w:t>
       </w:r>
-      <w:hyperlink r:id="rId69">
-        <w:r>
-          <w:rPr>
-            <w:lang w:val="en_US" w:bidi="en_US"/>
-          </w:rPr>
-          <w:rPr>
-            <w:color w:val="0000EE"/>
-            <w:u w:val="single"/>
-          </w:rPr>
-          <w:t>Dn 2:37</w:t>
-        </w:r>
-      </w:hyperlink>
+      <w:r>
+        <w:rPr>
+          <w:lang w:val="en_US" w:bidi="en_US"/>
+        </w:rPr>
+        <w:t>Dn 2:37</w:t>
+      </w:r>
       <w:r>
         <w:rPr>
           <w:lang w:val="en_US" w:bidi="en_US"/>
@@ -6373,18 +5845,12 @@
         </w:rPr>
         <w:t xml:space="preserve">- </w:t>
       </w:r>
-      <w:hyperlink r:id="rId65">
-        <w:r>
-          <w:rPr>
-            <w:lang w:val="en_US" w:bidi="en_US"/>
-          </w:rPr>
-          <w:rPr>
-            <w:color w:val="0000EE"/>
-            <w:u w:val="single"/>
-          </w:rPr>
-          <w:t>2:44</w:t>
-        </w:r>
-      </w:hyperlink>
+      <w:r>
+        <w:rPr>
+          <w:lang w:val="en_US" w:bidi="en_US"/>
+        </w:rPr>
+        <w:t>2:44</w:t>
+      </w:r>
       <w:r>
         <w:rPr>
           <w:lang w:val="en_US" w:bidi="en_US"/>
@@ -6403,18 +5869,12 @@
         </w:rPr>
         <w:t xml:space="preserve">- </w:t>
       </w:r>
-      <w:hyperlink r:id="rId76">
-        <w:r>
-          <w:rPr>
-            <w:lang w:val="en_US" w:bidi="en_US"/>
-          </w:rPr>
-          <w:rPr>
-            <w:color w:val="0000EE"/>
-            <w:u w:val="single"/>
-          </w:rPr>
-          <w:t>4:15</w:t>
-        </w:r>
-      </w:hyperlink>
+      <w:r>
+        <w:rPr>
+          <w:lang w:val="en_US" w:bidi="en_US"/>
+        </w:rPr>
+        <w:t>4:15</w:t>
+      </w:r>
       <w:r>
         <w:rPr>
           <w:lang w:val="en_US" w:bidi="en_US"/>
@@ -6445,18 +5905,12 @@
         </w:rPr>
         <w:t xml:space="preserve">- </w:t>
       </w:r>
-      <w:hyperlink r:id="rId77">
-        <w:r>
-          <w:rPr>
-            <w:lang w:val="en_US" w:bidi="en_US"/>
-          </w:rPr>
-          <w:rPr>
-            <w:color w:val="0000EE"/>
-            <w:u w:val="single"/>
-          </w:rPr>
-          <w:t>4:23</w:t>
-        </w:r>
-      </w:hyperlink>
+      <w:r>
+        <w:rPr>
+          <w:lang w:val="en_US" w:bidi="en_US"/>
+        </w:rPr>
+        <w:t>4:23</w:t>
+      </w:r>
       <w:r>
         <w:rPr>
           <w:lang w:val="en_US" w:bidi="en_US"/>
@@ -6487,18 +5941,12 @@
         </w:rPr>
         <w:t xml:space="preserve"> </w:t>
       </w:r>
-      <w:hyperlink r:id="rId78">
-        <w:r>
-          <w:rPr>
-            <w:lang w:val="en_US" w:bidi="en_US"/>
-          </w:rPr>
-          <w:rPr>
-            <w:color w:val="0000EE"/>
-            <w:u w:val="single"/>
-          </w:rPr>
-          <w:t>7:27</w:t>
-        </w:r>
-      </w:hyperlink>
+      <w:r>
+        <w:rPr>
+          <w:lang w:val="en_US" w:bidi="en_US"/>
+        </w:rPr>
+        <w:t>7:27</w:t>
+      </w:r>
       <w:r>
         <w:rPr>
           <w:lang w:val="en_US" w:bidi="en_US"/>
@@ -6517,36 +5965,24 @@
         </w:rPr>
         <w:t xml:space="preserve">- </w:t>
       </w:r>
-      <w:hyperlink r:id="rId65">
-        <w:r>
-          <w:rPr>
-            <w:lang w:val="en_US" w:bidi="en_US"/>
-          </w:rPr>
-          <w:rPr>
-            <w:color w:val="0000EE"/>
-            <w:u w:val="single"/>
-          </w:rPr>
-          <w:t>2:44</w:t>
-        </w:r>
-      </w:hyperlink>
+      <w:r>
+        <w:rPr>
+          <w:lang w:val="en_US" w:bidi="en_US"/>
+        </w:rPr>
+        <w:t>2:44</w:t>
+      </w:r>
       <w:r>
         <w:rPr>
           <w:lang w:val="en_US" w:bidi="en_US"/>
         </w:rPr>
         <w:t xml:space="preserve">, </w:t>
       </w:r>
-      <w:hyperlink r:id="rId72">
-        <w:r>
-          <w:rPr>
-            <w:lang w:val="en_US" w:bidi="en_US"/>
-          </w:rPr>
-          <w:rPr>
-            <w:color w:val="0000EE"/>
-            <w:u w:val="single"/>
-          </w:rPr>
-          <w:t>7:23</w:t>
-        </w:r>
-      </w:hyperlink>
+      <w:r>
+        <w:rPr>
+          <w:lang w:val="en_US" w:bidi="en_US"/>
+        </w:rPr>
+        <w:t>7:23</w:t>
+      </w:r>
       <w:r>
         <w:rPr>
           <w:lang w:val="en_US" w:bidi="en_US"/>
@@ -6579,54 +6015,36 @@
         </w:rPr>
         <w:t xml:space="preserve"> </w:t>
       </w:r>
-      <w:hyperlink r:id="rId77">
-        <w:r>
-          <w:rPr>
-            <w:lang w:val="en_US" w:bidi="en_US"/>
-          </w:rPr>
-          <w:rPr>
-            <w:color w:val="0000EE"/>
-            <w:u w:val="single"/>
-          </w:rPr>
-          <w:t>Dn 4:23</w:t>
-        </w:r>
-      </w:hyperlink>
+      <w:r>
+        <w:rPr>
+          <w:lang w:val="en_US" w:bidi="en_US"/>
+        </w:rPr>
+        <w:t>Dn 4:23</w:t>
+      </w:r>
       <w:r>
         <w:rPr>
           <w:lang w:val="en_US" w:bidi="en_US"/>
         </w:rPr>
         <w:t xml:space="preserve">, </w:t>
       </w:r>
-      <w:hyperlink r:id="rId79">
-        <w:r>
-          <w:rPr>
-            <w:lang w:val="en_US" w:bidi="en_US"/>
-          </w:rPr>
-          <w:rPr>
-            <w:color w:val="0000EE"/>
-            <w:u w:val="single"/>
-          </w:rPr>
-          <w:t>4:28</w:t>
-        </w:r>
-      </w:hyperlink>
+      <w:r>
+        <w:rPr>
+          <w:lang w:val="en_US" w:bidi="en_US"/>
+        </w:rPr>
+        <w:t>4:28</w:t>
+      </w:r>
       <w:r>
         <w:rPr>
           <w:lang w:val="en_US" w:bidi="en_US"/>
         </w:rPr>
         <w:t xml:space="preserve">, </w:t>
       </w:r>
-      <w:hyperlink r:id="rId80">
-        <w:r>
-          <w:rPr>
-            <w:lang w:val="en_US" w:bidi="en_US"/>
-          </w:rPr>
-          <w:rPr>
-            <w:color w:val="0000EE"/>
-            <w:u w:val="single"/>
-          </w:rPr>
-          <w:t>4:33</w:t>
-        </w:r>
-      </w:hyperlink>
+      <w:r>
+        <w:rPr>
+          <w:lang w:val="en_US" w:bidi="en_US"/>
+        </w:rPr>
+        <w:t>4:33</w:t>
+      </w:r>
       <w:r>
         <w:rPr>
           <w:lang w:val="en_US" w:bidi="en_US"/>
@@ -6645,18 +6063,12 @@
         </w:rPr>
         <w:t>: v:</w:t>
       </w:r>
-      <w:hyperlink r:id="rId81">
-        <w:r>
-          <w:rPr>
-            <w:lang w:val="en_US" w:bidi="en_US"/>
-          </w:rPr>
-          <w:rPr>
-            <w:color w:val="0000EE"/>
-            <w:u w:val="single"/>
-          </w:rPr>
-          <w:t>26</w:t>
-        </w:r>
-      </w:hyperlink>
+      <w:r>
+        <w:rPr>
+          <w:lang w:val="en_US" w:bidi="en_US"/>
+        </w:rPr>
+        <w:t>26</w:t>
+      </w:r>
       <w:r>
         <w:rPr>
           <w:lang w:val="en_US" w:bidi="en_US"/>
@@ -6675,18 +6087,12 @@
         </w:rPr>
         <w:t>: v:</w:t>
       </w:r>
-      <w:hyperlink r:id="rId82">
-        <w:r>
-          <w:rPr>
-            <w:lang w:val="en_US" w:bidi="en_US"/>
-          </w:rPr>
-          <w:rPr>
-            <w:color w:val="0000EE"/>
-            <w:u w:val="single"/>
-          </w:rPr>
-          <w:t>27</w:t>
-        </w:r>
-      </w:hyperlink>
+      <w:r>
+        <w:rPr>
+          <w:lang w:val="en_US" w:bidi="en_US"/>
+        </w:rPr>
+        <w:t>27</w:t>
+      </w:r>
       <w:r>
         <w:rPr>
           <w:lang w:val="en_US" w:bidi="en_US"/>
@@ -6705,18 +6111,12 @@
         </w:rPr>
         <w:t xml:space="preserve"> </w:t>
       </w:r>
-      <w:hyperlink r:id="rId83">
-        <w:r>
-          <w:rPr>
-            <w:lang w:val="en_US" w:bidi="en_US"/>
-          </w:rPr>
-          <w:rPr>
-            <w:color w:val="0000EE"/>
-            <w:u w:val="single"/>
-          </w:rPr>
-          <w:t>5:20</w:t>
-        </w:r>
-      </w:hyperlink>
+      <w:r>
+        <w:rPr>
+          <w:lang w:val="en_US" w:bidi="en_US"/>
+        </w:rPr>
+        <w:t>5:20</w:t>
+      </w:r>
       <w:r>
         <w:rPr>
           <w:lang w:val="en_US" w:bidi="en_US"/>
@@ -6736,180 +6136,120 @@
         </w:rPr>
         <w:t xml:space="preserve"> organized (world-) kingdom: </w:t>
       </w:r>
-      <w:hyperlink r:id="rId74">
-        <w:r>
-          <w:rPr>
-            <w:lang w:val="en_US" w:bidi="en_US"/>
-          </w:rPr>
-          <w:rPr>
-            <w:color w:val="0000EE"/>
-            <w:u w:val="single"/>
-          </w:rPr>
-          <w:t>2:39</w:t>
-        </w:r>
-      </w:hyperlink>
+      <w:r>
+        <w:rPr>
+          <w:lang w:val="en_US" w:bidi="en_US"/>
+        </w:rPr>
+        <w:t>2:39</w:t>
+      </w:r>
       <w:r>
         <w:rPr>
           <w:lang w:val="en_US" w:bidi="en_US"/>
         </w:rPr>
         <w:t xml:space="preserve">, </w:t>
       </w:r>
-      <w:hyperlink r:id="rId74">
-        <w:r>
-          <w:rPr>
-            <w:lang w:val="en_US" w:bidi="en_US"/>
-          </w:rPr>
-          <w:rPr>
-            <w:color w:val="0000EE"/>
-            <w:u w:val="single"/>
-          </w:rPr>
-          <w:t>2:39</w:t>
-        </w:r>
-      </w:hyperlink>
+      <w:r>
+        <w:rPr>
+          <w:lang w:val="en_US" w:bidi="en_US"/>
+        </w:rPr>
+        <w:t>2:39</w:t>
+      </w:r>
       <w:r>
         <w:rPr>
           <w:lang w:val="en_US" w:bidi="en_US"/>
         </w:rPr>
         <w:t xml:space="preserve">, </w:t>
       </w:r>
-      <w:hyperlink r:id="rId84">
-        <w:r>
-          <w:rPr>
-            <w:lang w:val="en_US" w:bidi="en_US"/>
-          </w:rPr>
-          <w:rPr>
-            <w:color w:val="0000EE"/>
-            <w:u w:val="single"/>
-          </w:rPr>
-          <w:t>2:40</w:t>
-        </w:r>
-      </w:hyperlink>
+      <w:r>
+        <w:rPr>
+          <w:lang w:val="en_US" w:bidi="en_US"/>
+        </w:rPr>
+        <w:t>2:40</w:t>
+      </w:r>
       <w:r>
         <w:rPr>
           <w:lang w:val="en_US" w:bidi="en_US"/>
         </w:rPr>
         <w:t xml:space="preserve">, </w:t>
       </w:r>
-      <w:hyperlink r:id="rId85">
-        <w:r>
-          <w:rPr>
-            <w:lang w:val="en_US" w:bidi="en_US"/>
-          </w:rPr>
-          <w:rPr>
-            <w:color w:val="0000EE"/>
-            <w:u w:val="single"/>
-          </w:rPr>
-          <w:t>2:41</w:t>
-        </w:r>
-      </w:hyperlink>
+      <w:r>
+        <w:rPr>
+          <w:lang w:val="en_US" w:bidi="en_US"/>
+        </w:rPr>
+        <w:t>2:41</w:t>
+      </w:r>
       <w:r>
         <w:rPr>
           <w:lang w:val="en_US" w:bidi="en_US"/>
         </w:rPr>
         <w:t xml:space="preserve">, </w:t>
       </w:r>
-      <w:hyperlink r:id="rId86">
-        <w:r>
-          <w:rPr>
-            <w:lang w:val="en_US" w:bidi="en_US"/>
-          </w:rPr>
-          <w:rPr>
-            <w:color w:val="0000EE"/>
-            <w:u w:val="single"/>
-          </w:rPr>
-          <w:t>2:42</w:t>
-        </w:r>
-      </w:hyperlink>
+      <w:r>
+        <w:rPr>
+          <w:lang w:val="en_US" w:bidi="en_US"/>
+        </w:rPr>
+        <w:t>2:42</w:t>
+      </w:r>
       <w:r>
         <w:rPr>
           <w:lang w:val="en_US" w:bidi="en_US"/>
         </w:rPr>
         <w:t xml:space="preserve">, </w:t>
       </w:r>
-      <w:hyperlink r:id="rId65">
-        <w:r>
-          <w:rPr>
-            <w:lang w:val="en_US" w:bidi="en_US"/>
-          </w:rPr>
-          <w:rPr>
-            <w:color w:val="0000EE"/>
-            <w:u w:val="single"/>
-          </w:rPr>
-          <w:t>2:44</w:t>
-        </w:r>
-      </w:hyperlink>
+      <w:r>
+        <w:rPr>
+          <w:lang w:val="en_US" w:bidi="en_US"/>
+        </w:rPr>
+        <w:t>2:44</w:t>
+      </w:r>
       <w:r>
         <w:rPr>
           <w:lang w:val="en_US" w:bidi="en_US"/>
         </w:rPr>
         <w:t xml:space="preserve">, </w:t>
       </w:r>
-      <w:hyperlink r:id="rId72">
-        <w:r>
-          <w:rPr>
-            <w:lang w:val="en_US" w:bidi="en_US"/>
-          </w:rPr>
-          <w:rPr>
-            <w:color w:val="0000EE"/>
-            <w:u w:val="single"/>
-          </w:rPr>
-          <w:t>7:23</w:t>
-        </w:r>
-      </w:hyperlink>
+      <w:r>
+        <w:rPr>
+          <w:lang w:val="en_US" w:bidi="en_US"/>
+        </w:rPr>
+        <w:t>7:23</w:t>
+      </w:r>
       <w:r>
         <w:rPr>
           <w:lang w:val="en_US" w:bidi="en_US"/>
         </w:rPr>
         <w:t xml:space="preserve">, </w:t>
       </w:r>
-      <w:hyperlink r:id="rId72">
-        <w:r>
-          <w:rPr>
-            <w:lang w:val="en_US" w:bidi="en_US"/>
-          </w:rPr>
-          <w:rPr>
-            <w:color w:val="0000EE"/>
-            <w:u w:val="single"/>
-          </w:rPr>
-          <w:t>7:23</w:t>
-        </w:r>
-      </w:hyperlink>
+      <w:r>
+        <w:rPr>
+          <w:lang w:val="en_US" w:bidi="en_US"/>
+        </w:rPr>
+        <w:t>7:23</w:t>
+      </w:r>
       <w:r>
         <w:rPr>
           <w:lang w:val="en_US" w:bidi="en_US"/>
         </w:rPr>
         <w:t xml:space="preserve">, </w:t>
       </w:r>
-      <w:hyperlink r:id="rId87">
-        <w:r>
-          <w:rPr>
-            <w:lang w:val="en_US" w:bidi="en_US"/>
-          </w:rPr>
-          <w:rPr>
-            <w:color w:val="0000EE"/>
-            <w:u w:val="single"/>
-          </w:rPr>
-          <w:t>7:24</w:t>
-        </w:r>
-      </w:hyperlink>
+      <w:r>
+        <w:rPr>
+          <w:lang w:val="en_US" w:bidi="en_US"/>
+        </w:rPr>
+        <w:t>7:24</w:t>
+      </w:r>
       <w:r>
         <w:rPr>
           <w:lang w:val="en_US" w:bidi="en_US"/>
         </w:rPr>
         <w:t xml:space="preserve">, </w:t>
       </w:r>
-      <w:hyperlink r:id="rId78">
-        <w:r>
-          <w:rPr>
-            <w:lang w:val="en_US" w:bidi="en_US"/>
-          </w:rPr>
-          <w:rPr>
-            <w:color w:val="0000EE"/>
-            <w:u w:val="single"/>
-          </w:rPr>
-          <w:t>7:27</w:t>
-        </w:r>
-      </w:hyperlink>
+      <w:r>
+        <w:rPr>
+          <w:lang w:val="en_US" w:bidi="en_US"/>
+        </w:rPr>
+        <w:t>7:27</w:t>
+      </w:r>
       <w:r>
         <w:rPr>
           <w:lang w:val="en_US" w:bidi="en_US"/>
@@ -6940,162 +6280,108 @@
         </w:rPr>
         <w:t xml:space="preserve">: </w:t>
       </w:r>
-      <w:hyperlink r:id="rId88">
-        <w:r>
-          <w:rPr>
-            <w:lang w:val="en_US" w:bidi="en_US"/>
-          </w:rPr>
-          <w:rPr>
-            <w:color w:val="0000EE"/>
-            <w:u w:val="single"/>
-          </w:rPr>
-          <w:t>4:14</w:t>
-        </w:r>
-      </w:hyperlink>
+      <w:r>
+        <w:rPr>
+          <w:lang w:val="en_US" w:bidi="en_US"/>
+        </w:rPr>
+        <w:t>4:14</w:t>
+      </w:r>
       <w:r>
         <w:rPr>
           <w:lang w:val="en_US" w:bidi="en_US"/>
         </w:rPr>
         <w:t xml:space="preserve">, </w:t>
       </w:r>
-      <w:hyperlink r:id="rId89">
-        <w:r>
-          <w:rPr>
-            <w:lang w:val="en_US" w:bidi="en_US"/>
-          </w:rPr>
-          <w:rPr>
-            <w:color w:val="0000EE"/>
-            <w:u w:val="single"/>
-          </w:rPr>
-          <w:t>4:22</w:t>
-        </w:r>
-      </w:hyperlink>
+      <w:r>
+        <w:rPr>
+          <w:lang w:val="en_US" w:bidi="en_US"/>
+        </w:rPr>
+        <w:t>4:22</w:t>
+      </w:r>
       <w:r>
         <w:rPr>
           <w:lang w:val="en_US" w:bidi="en_US"/>
         </w:rPr>
         <w:t xml:space="preserve">, </w:t>
       </w:r>
-      <w:hyperlink r:id="rId90">
-        <w:r>
-          <w:rPr>
-            <w:lang w:val="en_US" w:bidi="en_US"/>
-          </w:rPr>
-          <w:rPr>
-            <w:color w:val="0000EE"/>
-            <w:u w:val="single"/>
-          </w:rPr>
-          <w:t>4:29</w:t>
-        </w:r>
-      </w:hyperlink>
+      <w:r>
+        <w:rPr>
+          <w:lang w:val="en_US" w:bidi="en_US"/>
+        </w:rPr>
+        <w:t>4:29</w:t>
+      </w:r>
       <w:r>
         <w:rPr>
           <w:lang w:val="en_US" w:bidi="en_US"/>
         </w:rPr>
         <w:t xml:space="preserve">, </w:t>
       </w:r>
-      <w:hyperlink r:id="rId91">
-        <w:r>
-          <w:rPr>
-            <w:lang w:val="en_US" w:bidi="en_US"/>
-          </w:rPr>
-          <w:rPr>
-            <w:color w:val="0000EE"/>
-            <w:u w:val="single"/>
-          </w:rPr>
-          <w:t>5:21</w:t>
-        </w:r>
-      </w:hyperlink>
+      <w:r>
+        <w:rPr>
+          <w:lang w:val="en_US" w:bidi="en_US"/>
+        </w:rPr>
+        <w:t>5:21</w:t>
+      </w:r>
       <w:r>
         <w:rPr>
           <w:lang w:val="en_US" w:bidi="en_US"/>
         </w:rPr>
         <w:t xml:space="preserve">; of specif. kings </w:t>
       </w:r>
-      <w:hyperlink r:id="rId69">
-        <w:r>
-          <w:rPr>
-            <w:lang w:val="en_US" w:bidi="en_US"/>
-          </w:rPr>
-          <w:rPr>
-            <w:color w:val="0000EE"/>
-            <w:u w:val="single"/>
-          </w:rPr>
-          <w:t>2:37</w:t>
-        </w:r>
-      </w:hyperlink>
+      <w:r>
+        <w:rPr>
+          <w:lang w:val="en_US" w:bidi="en_US"/>
+        </w:rPr>
+        <w:t>2:37</w:t>
+      </w:r>
       <w:r>
         <w:rPr>
           <w:lang w:val="en_US" w:bidi="en_US"/>
         </w:rPr>
         <w:t xml:space="preserve">, </w:t>
       </w:r>
-      <w:hyperlink r:id="rId92">
-        <w:r>
-          <w:rPr>
-            <w:lang w:val="en_US" w:bidi="en_US"/>
-          </w:rPr>
-          <w:rPr>
-            <w:color w:val="0000EE"/>
-            <w:u w:val="single"/>
-          </w:rPr>
-          <w:t>5:18</w:t>
-        </w:r>
-      </w:hyperlink>
+      <w:r>
+        <w:rPr>
+          <w:lang w:val="en_US" w:bidi="en_US"/>
+        </w:rPr>
+        <w:t>5:18</w:t>
+      </w:r>
       <w:r>
         <w:rPr>
           <w:lang w:val="en_US" w:bidi="en_US"/>
         </w:rPr>
         <w:t xml:space="preserve">, </w:t>
       </w:r>
-      <w:hyperlink r:id="rId24">
-        <w:r>
-          <w:rPr>
-            <w:lang w:val="en_US" w:bidi="en_US"/>
-          </w:rPr>
-          <w:rPr>
-            <w:color w:val="0000EE"/>
-            <w:u w:val="single"/>
-          </w:rPr>
-          <w:t>5:28</w:t>
-        </w:r>
-      </w:hyperlink>
+      <w:r>
+        <w:rPr>
+          <w:lang w:val="en_US" w:bidi="en_US"/>
+        </w:rPr>
+        <w:t>5:28</w:t>
+      </w:r>
       <w:r>
         <w:rPr>
           <w:lang w:val="en_US" w:bidi="en_US"/>
         </w:rPr>
         <w:t xml:space="preserve">, </w:t>
       </w:r>
-      <w:hyperlink r:id="rId15">
-        <w:r>
-          <w:rPr>
-            <w:lang w:val="en_US" w:bidi="en_US"/>
-          </w:rPr>
-          <w:rPr>
-            <w:color w:val="0000EE"/>
-            <w:u w:val="single"/>
-          </w:rPr>
-          <w:t>6:1</w:t>
-        </w:r>
-      </w:hyperlink>
+      <w:r>
+        <w:rPr>
+          <w:lang w:val="en_US" w:bidi="en_US"/>
+        </w:rPr>
+        <w:t>6:1</w:t>
+      </w:r>
       <w:r>
         <w:rPr>
           <w:lang w:val="en_US" w:bidi="en_US"/>
         </w:rPr>
         <w:t xml:space="preserve">; of God 3:33, </w:t>
       </w:r>
-      <w:hyperlink r:id="rId78">
-        <w:r>
-          <w:rPr>
-            <w:lang w:val="en_US" w:bidi="en_US"/>
-          </w:rPr>
-          <w:rPr>
-            <w:color w:val="0000EE"/>
-            <w:u w:val="single"/>
-          </w:rPr>
-          <w:t>7:27</w:t>
-        </w:r>
-      </w:hyperlink>
+      <w:r>
+        <w:rPr>
+          <w:lang w:val="en_US" w:bidi="en_US"/>
+        </w:rPr>
+        <w:t>7:27</w:t>
+      </w:r>
       <w:r>
         <w:rPr>
           <w:lang w:val="en_US" w:bidi="en_US"/>
@@ -7126,216 +6412,144 @@
         </w:rPr>
         <w:t xml:space="preserve">:), </w:t>
       </w:r>
-      <w:hyperlink r:id="rId65">
-        <w:r>
-          <w:rPr>
-            <w:lang w:val="en_US" w:bidi="en_US"/>
-          </w:rPr>
-          <w:rPr>
-            <w:color w:val="0000EE"/>
-            <w:u w:val="single"/>
-          </w:rPr>
-          <w:t>2:44</w:t>
-        </w:r>
-      </w:hyperlink>
+      <w:r>
+        <w:rPr>
+          <w:lang w:val="en_US" w:bidi="en_US"/>
+        </w:rPr>
+        <w:t>2:44</w:t>
+      </w:r>
       <w:r>
         <w:rPr>
           <w:lang w:val="en_US" w:bidi="en_US"/>
         </w:rPr>
         <w:t xml:space="preserve">, </w:t>
       </w:r>
-      <w:hyperlink r:id="rId65">
-        <w:r>
-          <w:rPr>
-            <w:lang w:val="en_US" w:bidi="en_US"/>
-          </w:rPr>
-          <w:rPr>
-            <w:color w:val="0000EE"/>
-            <w:u w:val="single"/>
-          </w:rPr>
-          <w:t>2:44</w:t>
-        </w:r>
-      </w:hyperlink>
+      <w:r>
+        <w:rPr>
+          <w:lang w:val="en_US" w:bidi="en_US"/>
+        </w:rPr>
+        <w:t>2:44</w:t>
+      </w:r>
       <w:r>
         <w:rPr>
           <w:lang w:val="en_US" w:bidi="en_US"/>
         </w:rPr>
         <w:t xml:space="preserve">, </w:t>
       </w:r>
-      <w:hyperlink r:id="rId37">
-        <w:r>
-          <w:rPr>
-            <w:lang w:val="en_US" w:bidi="en_US"/>
-          </w:rPr>
-          <w:rPr>
-            <w:color w:val="0000EE"/>
-            <w:u w:val="single"/>
-          </w:rPr>
-          <w:t>3:33</w:t>
-        </w:r>
-      </w:hyperlink>
+      <w:r>
+        <w:rPr>
+          <w:lang w:val="en_US" w:bidi="en_US"/>
+        </w:rPr>
+        <w:t>3:33</w:t>
+      </w:r>
       <w:r>
         <w:rPr>
           <w:lang w:val="en_US" w:bidi="en_US"/>
         </w:rPr>
         <w:t xml:space="preserve">, </w:t>
       </w:r>
-      <w:hyperlink r:id="rId93">
-        <w:r>
-          <w:rPr>
-            <w:lang w:val="en_US" w:bidi="en_US"/>
-          </w:rPr>
-          <w:rPr>
-            <w:color w:val="0000EE"/>
-            <w:u w:val="single"/>
-          </w:rPr>
-          <w:t>4:31</w:t>
-        </w:r>
-      </w:hyperlink>
+      <w:r>
+        <w:rPr>
+          <w:lang w:val="en_US" w:bidi="en_US"/>
+        </w:rPr>
+        <w:t>4:31</w:t>
+      </w:r>
       <w:r>
         <w:rPr>
           <w:lang w:val="en_US" w:bidi="en_US"/>
         </w:rPr>
         <w:t xml:space="preserve">, </w:t>
       </w:r>
-      <w:hyperlink r:id="rId94">
-        <w:r>
-          <w:rPr>
-            <w:lang w:val="en_US" w:bidi="en_US"/>
-          </w:rPr>
-          <w:rPr>
-            <w:color w:val="0000EE"/>
-            <w:u w:val="single"/>
-          </w:rPr>
-          <w:t>6:27</w:t>
-        </w:r>
-      </w:hyperlink>
+      <w:r>
+        <w:rPr>
+          <w:lang w:val="en_US" w:bidi="en_US"/>
+        </w:rPr>
+        <w:t>6:27</w:t>
+      </w:r>
       <w:r>
         <w:rPr>
           <w:lang w:val="en_US" w:bidi="en_US"/>
         </w:rPr>
         <w:t xml:space="preserve">, </w:t>
       </w:r>
-      <w:hyperlink r:id="rId78">
-        <w:r>
-          <w:rPr>
-            <w:lang w:val="en_US" w:bidi="en_US"/>
-          </w:rPr>
-          <w:rPr>
-            <w:color w:val="0000EE"/>
-            <w:u w:val="single"/>
-          </w:rPr>
-          <w:t>7:27</w:t>
-        </w:r>
-      </w:hyperlink>
+      <w:r>
+        <w:rPr>
+          <w:lang w:val="en_US" w:bidi="en_US"/>
+        </w:rPr>
+        <w:t>7:27</w:t>
+      </w:r>
       <w:r>
         <w:rPr>
           <w:lang w:val="en_US" w:bidi="en_US"/>
         </w:rPr>
         <w:t xml:space="preserve">; of Mess. </w:t>
       </w:r>
-      <w:hyperlink r:id="rId95">
-        <w:r>
-          <w:rPr>
-            <w:lang w:val="en_US" w:bidi="en_US"/>
-          </w:rPr>
-          <w:rPr>
-            <w:color w:val="0000EE"/>
-            <w:u w:val="single"/>
-          </w:rPr>
-          <w:t>7:14</w:t>
-        </w:r>
-      </w:hyperlink>
+      <w:r>
+        <w:rPr>
+          <w:lang w:val="en_US" w:bidi="en_US"/>
+        </w:rPr>
+        <w:t>7:14</w:t>
+      </w:r>
       <w:r>
         <w:rPr>
           <w:lang w:val="en_US" w:bidi="en_US"/>
         </w:rPr>
         <w:t xml:space="preserve">, </w:t>
       </w:r>
-      <w:hyperlink r:id="rId95">
-        <w:r>
-          <w:rPr>
-            <w:lang w:val="en_US" w:bidi="en_US"/>
-          </w:rPr>
-          <w:rPr>
-            <w:color w:val="0000EE"/>
-            <w:u w:val="single"/>
-          </w:rPr>
-          <w:t>7:14</w:t>
-        </w:r>
-      </w:hyperlink>
+      <w:r>
+        <w:rPr>
+          <w:lang w:val="en_US" w:bidi="en_US"/>
+        </w:rPr>
+        <w:t>7:14</w:t>
+      </w:r>
       <w:r>
         <w:rPr>
           <w:lang w:val="en_US" w:bidi="en_US"/>
         </w:rPr>
         <w:t xml:space="preserve">; of saints </w:t>
       </w:r>
-      <w:hyperlink r:id="rId96">
-        <w:r>
-          <w:rPr>
-            <w:lang w:val="en_US" w:bidi="en_US"/>
-          </w:rPr>
-          <w:rPr>
-            <w:color w:val="0000EE"/>
-            <w:u w:val="single"/>
-          </w:rPr>
-          <w:t>7:18</w:t>
-        </w:r>
-      </w:hyperlink>
+      <w:r>
+        <w:rPr>
+          <w:lang w:val="en_US" w:bidi="en_US"/>
+        </w:rPr>
+        <w:t>7:18</w:t>
+      </w:r>
       <w:r>
         <w:rPr>
           <w:lang w:val="en_US" w:bidi="en_US"/>
         </w:rPr>
         <w:t xml:space="preserve">, </w:t>
       </w:r>
-      <w:hyperlink r:id="rId96">
-        <w:r>
-          <w:rPr>
-            <w:lang w:val="en_US" w:bidi="en_US"/>
-          </w:rPr>
-          <w:rPr>
-            <w:color w:val="0000EE"/>
-            <w:u w:val="single"/>
-          </w:rPr>
-          <w:t>7:18</w:t>
-        </w:r>
-      </w:hyperlink>
+      <w:r>
+        <w:rPr>
+          <w:lang w:val="en_US" w:bidi="en_US"/>
+        </w:rPr>
+        <w:t>7:18</w:t>
+      </w:r>
       <w:r>
         <w:rPr>
           <w:lang w:val="en_US" w:bidi="en_US"/>
         </w:rPr>
         <w:t xml:space="preserve">, </w:t>
       </w:r>
-      <w:hyperlink r:id="rId48">
-        <w:r>
-          <w:rPr>
-            <w:lang w:val="en_US" w:bidi="en_US"/>
-          </w:rPr>
-          <w:rPr>
-            <w:color w:val="0000EE"/>
-            <w:u w:val="single"/>
-          </w:rPr>
-          <w:t>7:22</w:t>
-        </w:r>
-      </w:hyperlink>
+      <w:r>
+        <w:rPr>
+          <w:lang w:val="en_US" w:bidi="en_US"/>
+        </w:rPr>
+        <w:t>7:22</w:t>
+      </w:r>
       <w:r>
         <w:rPr>
           <w:lang w:val="en_US" w:bidi="en_US"/>
         </w:rPr>
         <w:t xml:space="preserve">, </w:t>
       </w:r>
-      <w:hyperlink r:id="rId78">
-        <w:r>
-          <w:rPr>
-            <w:lang w:val="en_US" w:bidi="en_US"/>
-          </w:rPr>
-          <w:rPr>
-            <w:color w:val="0000EE"/>
-            <w:u w:val="single"/>
-          </w:rPr>
-          <w:t>7:27</w:t>
-        </w:r>
-      </w:hyperlink>
+      <w:r>
+        <w:rPr>
+          <w:lang w:val="en_US" w:bidi="en_US"/>
+        </w:rPr>
+        <w:t>7:27</w:t>
+      </w:r>
       <w:r>
         <w:rPr>
           <w:lang w:val="en_US" w:bidi="en_US"/>
@@ -7368,252 +6582,168 @@
         </w:rPr>
         <w:t xml:space="preserve"> (territorial) </w:t>
       </w:r>
-      <w:hyperlink r:id="rId76">
-        <w:r>
-          <w:rPr>
-            <w:lang w:val="en_US" w:bidi="en_US"/>
-          </w:rPr>
-          <w:rPr>
-            <w:color w:val="0000EE"/>
-            <w:u w:val="single"/>
-          </w:rPr>
-          <w:t>4:15</w:t>
-        </w:r>
-      </w:hyperlink>
+      <w:r>
+        <w:rPr>
+          <w:lang w:val="en_US" w:bidi="en_US"/>
+        </w:rPr>
+        <w:t>4:15</w:t>
+      </w:r>
       <w:r>
         <w:rPr>
           <w:lang w:val="en_US" w:bidi="en_US"/>
         </w:rPr>
         <w:t xml:space="preserve">, </w:t>
       </w:r>
-      <w:hyperlink r:id="rId80">
-        <w:r>
-          <w:rPr>
-            <w:lang w:val="en_US" w:bidi="en_US"/>
-          </w:rPr>
-          <w:rPr>
-            <w:color w:val="0000EE"/>
-            <w:u w:val="single"/>
-          </w:rPr>
-          <w:t>4:33</w:t>
-        </w:r>
-      </w:hyperlink>
+      <w:r>
+        <w:rPr>
+          <w:lang w:val="en_US" w:bidi="en_US"/>
+        </w:rPr>
+        <w:t>4:33</w:t>
+      </w:r>
       <w:r>
         <w:rPr>
           <w:lang w:val="en_US" w:bidi="en_US"/>
         </w:rPr>
         <w:t xml:space="preserve"> b, </w:t>
       </w:r>
-      <w:hyperlink r:id="rId97">
-        <w:r>
-          <w:rPr>
-            <w:lang w:val="en_US" w:bidi="en_US"/>
-          </w:rPr>
-          <w:rPr>
-            <w:color w:val="0000EE"/>
-            <w:u w:val="single"/>
-          </w:rPr>
-          <w:t>5:7</w:t>
-        </w:r>
-      </w:hyperlink>
+      <w:r>
+        <w:rPr>
+          <w:lang w:val="en_US" w:bidi="en_US"/>
+        </w:rPr>
+        <w:t>5:7</w:t>
+      </w:r>
       <w:r>
         <w:rPr>
           <w:lang w:val="en_US" w:bidi="en_US"/>
         </w:rPr>
         <w:t xml:space="preserve">, </w:t>
       </w:r>
-      <w:hyperlink r:id="rId98">
-        <w:r>
-          <w:rPr>
-            <w:lang w:val="en_US" w:bidi="en_US"/>
-          </w:rPr>
-          <w:rPr>
-            <w:color w:val="0000EE"/>
-            <w:u w:val="single"/>
-          </w:rPr>
-          <w:t>5:11</w:t>
-        </w:r>
-      </w:hyperlink>
+      <w:r>
+        <w:rPr>
+          <w:lang w:val="en_US" w:bidi="en_US"/>
+        </w:rPr>
+        <w:t>5:11</w:t>
+      </w:r>
       <w:r>
         <w:rPr>
           <w:lang w:val="en_US" w:bidi="en_US"/>
         </w:rPr>
         <w:t xml:space="preserve">, </w:t>
       </w:r>
-      <w:hyperlink r:id="rId99">
-        <w:r>
-          <w:rPr>
-            <w:lang w:val="en_US" w:bidi="en_US"/>
-          </w:rPr>
-          <w:rPr>
-            <w:color w:val="0000EE"/>
-            <w:u w:val="single"/>
-          </w:rPr>
-          <w:t>5:16</w:t>
-        </w:r>
-      </w:hyperlink>
+      <w:r>
+        <w:rPr>
+          <w:lang w:val="en_US" w:bidi="en_US"/>
+        </w:rPr>
+        <w:t>5:16</w:t>
+      </w:r>
       <w:r>
         <w:rPr>
           <w:lang w:val="en_US" w:bidi="en_US"/>
         </w:rPr>
         <w:t xml:space="preserve">, </w:t>
       </w:r>
-      <w:hyperlink r:id="rId100">
-        <w:r>
-          <w:rPr>
-            <w:lang w:val="en_US" w:bidi="en_US"/>
-          </w:rPr>
-          <w:rPr>
-            <w:color w:val="0000EE"/>
-            <w:u w:val="single"/>
-          </w:rPr>
-          <w:t>5:29</w:t>
-        </w:r>
-      </w:hyperlink>
+      <w:r>
+        <w:rPr>
+          <w:lang w:val="en_US" w:bidi="en_US"/>
+        </w:rPr>
+        <w:t>5:29</w:t>
+      </w:r>
       <w:r>
         <w:rPr>
           <w:lang w:val="en_US" w:bidi="en_US"/>
         </w:rPr>
         <w:t xml:space="preserve">, </w:t>
       </w:r>
-      <w:hyperlink r:id="rId101">
-        <w:r>
-          <w:rPr>
-            <w:lang w:val="en_US" w:bidi="en_US"/>
-          </w:rPr>
-          <w:rPr>
-            <w:color w:val="0000EE"/>
-            <w:u w:val="single"/>
-          </w:rPr>
-          <w:t>6:2</w:t>
-        </w:r>
-      </w:hyperlink>
+      <w:r>
+        <w:rPr>
+          <w:lang w:val="en_US" w:bidi="en_US"/>
+        </w:rPr>
+        <w:t>6:2</w:t>
+      </w:r>
       <w:r>
         <w:rPr>
           <w:lang w:val="en_US" w:bidi="en_US"/>
         </w:rPr>
         <w:t xml:space="preserve">, </w:t>
       </w:r>
-      <w:hyperlink r:id="rId101">
-        <w:r>
-          <w:rPr>
-            <w:lang w:val="en_US" w:bidi="en_US"/>
-          </w:rPr>
-          <w:rPr>
-            <w:color w:val="0000EE"/>
-            <w:u w:val="single"/>
-          </w:rPr>
-          <w:t>6:2</w:t>
-        </w:r>
-      </w:hyperlink>
+      <w:r>
+        <w:rPr>
+          <w:lang w:val="en_US" w:bidi="en_US"/>
+        </w:rPr>
+        <w:t>6:2</w:t>
+      </w:r>
       <w:r>
         <w:rPr>
           <w:lang w:val="en_US" w:bidi="en_US"/>
         </w:rPr>
         <w:t xml:space="preserve">, </w:t>
       </w:r>
-      <w:hyperlink r:id="rId102">
-        <w:r>
-          <w:rPr>
-            <w:lang w:val="en_US" w:bidi="en_US"/>
-          </w:rPr>
-          <w:rPr>
-            <w:color w:val="0000EE"/>
-            <w:u w:val="single"/>
-          </w:rPr>
-          <w:t>6:4</w:t>
-        </w:r>
-      </w:hyperlink>
+      <w:r>
+        <w:rPr>
+          <w:lang w:val="en_US" w:bidi="en_US"/>
+        </w:rPr>
+        <w:t>6:4</w:t>
+      </w:r>
       <w:r>
         <w:rPr>
           <w:lang w:val="en_US" w:bidi="en_US"/>
         </w:rPr>
         <w:t xml:space="preserve">, </w:t>
       </w:r>
-      <w:hyperlink r:id="rId103">
-        <w:r>
-          <w:rPr>
-            <w:lang w:val="en_US" w:bidi="en_US"/>
-          </w:rPr>
-          <w:rPr>
-            <w:color w:val="0000EE"/>
-            <w:u w:val="single"/>
-          </w:rPr>
-          <w:t>6:8</w:t>
-        </w:r>
-      </w:hyperlink>
+      <w:r>
+        <w:rPr>
+          <w:lang w:val="en_US" w:bidi="en_US"/>
+        </w:rPr>
+        <w:t>6:8</w:t>
+      </w:r>
       <w:r>
         <w:rPr>
           <w:lang w:val="en_US" w:bidi="en_US"/>
         </w:rPr>
         <w:t xml:space="preserve">, </w:t>
       </w:r>
-      <w:hyperlink r:id="rId94">
-        <w:r>
-          <w:rPr>
-            <w:lang w:val="en_US" w:bidi="en_US"/>
-          </w:rPr>
-          <w:rPr>
-            <w:color w:val="0000EE"/>
-            <w:u w:val="single"/>
-          </w:rPr>
-          <w:t>6:27</w:t>
-        </w:r>
-      </w:hyperlink>
+      <w:r>
+        <w:rPr>
+          <w:lang w:val="en_US" w:bidi="en_US"/>
+        </w:rPr>
+        <w:t>6:27</w:t>
+      </w:r>
       <w:r>
         <w:rPr>
           <w:lang w:val="en_US" w:bidi="en_US"/>
         </w:rPr>
         <w:t xml:space="preserve">, </w:t>
       </w:r>
-      <w:hyperlink r:id="rId104">
-        <w:r>
-          <w:rPr>
-            <w:lang w:val="en_US" w:bidi="en_US"/>
-          </w:rPr>
-          <w:rPr>
-            <w:color w:val="0000EE"/>
-            <w:u w:val="single"/>
-          </w:rPr>
-          <w:t>Ezr 7:13</w:t>
-        </w:r>
-      </w:hyperlink>
+      <w:r>
+        <w:rPr>
+          <w:lang w:val="en_US" w:bidi="en_US"/>
+        </w:rPr>
+        <w:t>Ezr 7:13</w:t>
+      </w:r>
       <w:r>
         <w:rPr>
           <w:lang w:val="en_US" w:bidi="en_US"/>
         </w:rPr>
         <w:t xml:space="preserve">, </w:t>
       </w:r>
-      <w:hyperlink r:id="rId39">
-        <w:r>
-          <w:rPr>
-            <w:lang w:val="en_US" w:bidi="en_US"/>
-          </w:rPr>
-          <w:rPr>
-            <w:color w:val="0000EE"/>
-            <w:u w:val="single"/>
-          </w:rPr>
-          <w:t>7:23</w:t>
-        </w:r>
-      </w:hyperlink>
+      <w:r>
+        <w:rPr>
+          <w:lang w:val="en_US" w:bidi="en_US"/>
+        </w:rPr>
+        <w:t>7:23</w:t>
+      </w:r>
       <w:r>
         <w:rPr>
           <w:lang w:val="en_US" w:bidi="en_US"/>
         </w:rPr>
         <w:t xml:space="preserve">; meton. </w:t>
       </w:r>
-      <w:hyperlink r:id="rId22">
-        <w:r>
-          <w:rPr>
-            <w:lang w:val="en_US" w:bidi="en_US"/>
-          </w:rPr>
-          <w:rPr>
-            <w:color w:val="0000EE"/>
-            <w:u w:val="single"/>
-          </w:rPr>
-          <w:t>6:5</w:t>
-        </w:r>
-      </w:hyperlink>
+      <w:r>
+        <w:rPr>
+          <w:lang w:val="en_US" w:bidi="en_US"/>
+        </w:rPr>
+        <w:t>6:5</w:t>
+      </w:r>
       <w:r>
         <w:rPr>
           <w:lang w:val="en_US" w:bidi="en_US"/>
@@ -7646,90 +6776,60 @@
         </w:rPr>
         <w:t xml:space="preserve"> time of reigning </w:t>
       </w:r>
-      <w:hyperlink r:id="rId105">
-        <w:r>
-          <w:rPr>
-            <w:lang w:val="en_US" w:bidi="en_US"/>
-          </w:rPr>
-          <w:rPr>
-            <w:color w:val="0000EE"/>
-            <w:u w:val="single"/>
-          </w:rPr>
-          <w:t>Dn 5:26</w:t>
-        </w:r>
-      </w:hyperlink>
+      <w:r>
+        <w:rPr>
+          <w:lang w:val="en_US" w:bidi="en_US"/>
+        </w:rPr>
+        <w:t>Dn 5:26</w:t>
+      </w:r>
       <w:r>
         <w:rPr>
           <w:lang w:val="en_US" w:bidi="en_US"/>
         </w:rPr>
         <w:t xml:space="preserve">, </w:t>
       </w:r>
-      <w:hyperlink r:id="rId106">
-        <w:r>
-          <w:rPr>
-            <w:lang w:val="en_US" w:bidi="en_US"/>
-          </w:rPr>
-          <w:rPr>
-            <w:color w:val="0000EE"/>
-            <w:u w:val="single"/>
-          </w:rPr>
-          <w:t>6:29</w:t>
-        </w:r>
-      </w:hyperlink>
+      <w:r>
+        <w:rPr>
+          <w:lang w:val="en_US" w:bidi="en_US"/>
+        </w:rPr>
+        <w:t>6:29</w:t>
+      </w:r>
       <w:r>
         <w:rPr>
           <w:lang w:val="en_US" w:bidi="en_US"/>
         </w:rPr>
         <w:t xml:space="preserve">, </w:t>
       </w:r>
-      <w:hyperlink r:id="rId106">
-        <w:r>
-          <w:rPr>
-            <w:lang w:val="en_US" w:bidi="en_US"/>
-          </w:rPr>
-          <w:rPr>
-            <w:color w:val="0000EE"/>
-            <w:u w:val="single"/>
-          </w:rPr>
-          <w:t>6:29</w:t>
-        </w:r>
-      </w:hyperlink>
+      <w:r>
+        <w:rPr>
+          <w:lang w:val="en_US" w:bidi="en_US"/>
+        </w:rPr>
+        <w:t>6:29</w:t>
+      </w:r>
       <w:r>
         <w:rPr>
           <w:lang w:val="en_US" w:bidi="en_US"/>
         </w:rPr>
         <w:t xml:space="preserve">, </w:t>
       </w:r>
-      <w:hyperlink r:id="rId75">
-        <w:r>
-          <w:rPr>
-            <w:lang w:val="en_US" w:bidi="en_US"/>
-          </w:rPr>
-          <w:rPr>
-            <w:color w:val="0000EE"/>
-            <w:u w:val="single"/>
-          </w:rPr>
-          <w:t>Ezr 4:24</w:t>
-        </w:r>
-      </w:hyperlink>
+      <w:r>
+        <w:rPr>
+          <w:lang w:val="en_US" w:bidi="en_US"/>
+        </w:rPr>
+        <w:t>Ezr 4:24</w:t>
+      </w:r>
       <w:r>
         <w:rPr>
           <w:lang w:val="en_US" w:bidi="en_US"/>
         </w:rPr>
         <w:t xml:space="preserve">, </w:t>
       </w:r>
-      <w:hyperlink r:id="rId107">
-        <w:r>
-          <w:rPr>
-            <w:lang w:val="en_US" w:bidi="en_US"/>
-          </w:rPr>
-          <w:rPr>
-            <w:color w:val="0000EE"/>
-            <w:u w:val="single"/>
-          </w:rPr>
-          <w:t>6:15</w:t>
-        </w:r>
-      </w:hyperlink>
+      <w:r>
+        <w:rPr>
+          <w:lang w:val="en_US" w:bidi="en_US"/>
+        </w:rPr>
+        <w:t>6:15</w:t>
+      </w:r>
       <w:r>
         <w:rPr>
           <w:lang w:val="en_US" w:bidi="en_US"/>
@@ -7918,30 +7018,18 @@
         </w:rPr>
         <w:t xml:space="preserve">] † </w:t>
       </w:r>
-      <w:hyperlink r:id="rId108">
-        <w:r>
-          <w:rPr>
-            <w:lang w:val="en_US" w:bidi="en_US"/>
-          </w:rPr>
-          <w:rPr>
-            <w:color w:val="0000EE"/>
-            <w:u w:val="single"/>
-          </w:rPr>
-          <w:t>Ne</w:t>
-        </w:r>
-      </w:hyperlink>
-      <w:hyperlink r:id="rId108">
-        <w:r>
-          <w:rPr>
-            <w:lang w:val="en_US" w:bidi="en_US"/>
-          </w:rPr>
-          <w:rPr>
-            <w:color w:val="0000EE"/>
-            <w:u w:val="single"/>
-          </w:rPr>
-          <w:t xml:space="preserve"> 5:7</w:t>
-        </w:r>
-      </w:hyperlink>
+      <w:r>
+        <w:rPr>
+          <w:lang w:val="en_US" w:bidi="en_US"/>
+        </w:rPr>
+        <w:t>Ne</w:t>
+      </w:r>
+      <w:r>
+        <w:rPr>
+          <w:lang w:val="en_US" w:bidi="en_US"/>
+        </w:rPr>
+        <w:t xml:space="preserve"> 5:7</w:t>
+      </w:r>
       <w:r>
         <w:rPr>
           <w:lang w:val="en_US" w:bidi="en_US"/>
@@ -8023,18 +7111,12 @@
         </w:rPr>
         <w:t xml:space="preserve"> </w:t>
       </w:r>
-      <w:hyperlink r:id="rId109">
-        <w:r>
-          <w:rPr>
-            <w:lang w:val="en_US" w:bidi="en_US"/>
-          </w:rPr>
-          <w:rPr>
-            <w:color w:val="0000EE"/>
-            <w:u w:val="single"/>
-          </w:rPr>
-          <w:t>Dn 4:24</w:t>
-        </w:r>
-      </w:hyperlink>
+      <w:r>
+        <w:rPr>
+          <w:lang w:val="en_US" w:bidi="en_US"/>
+        </w:rPr>
+        <w:t>Dn 4:24</w:t>
+      </w:r>
       <w:r>
         <w:rPr>
           <w:lang w:val="en_US" w:bidi="en_US"/>
@@ -8202,18 +7284,12 @@
         </w:rPr>
         <w:t xml:space="preserve"> </w:t>
       </w:r>
-      <w:hyperlink r:id="rId110">
-        <w:r>
-          <w:rPr>
-            <w:lang w:val="en_US" w:bidi="en_US"/>
-          </w:rPr>
-          <w:rPr>
-            <w:color w:val="0000EE"/>
-            <w:u w:val="single"/>
-          </w:rPr>
-          <w:t>Dn 6:22</w:t>
-        </w:r>
-      </w:hyperlink>
+      <w:r>
+        <w:rPr>
+          <w:lang w:val="en_US" w:bidi="en_US"/>
+        </w:rPr>
+        <w:t>Dn 6:22</w:t>
+      </w:r>
       <w:r>
         <w:rPr>
           <w:lang w:val="en_US" w:bidi="en_US"/>
@@ -8282,18 +7358,12 @@
         </w:rPr>
         <w:t xml:space="preserve"> </w:t>
       </w:r>
-      <w:hyperlink r:id="rId111">
-        <w:r>
-          <w:rPr>
-            <w:lang w:val="en_US" w:bidi="en_US"/>
-          </w:rPr>
-          <w:rPr>
-            <w:color w:val="0000EE"/>
-            <w:u w:val="single"/>
-          </w:rPr>
-          <w:t>7:25</w:t>
-        </w:r>
-      </w:hyperlink>
+      <w:r>
+        <w:rPr>
+          <w:lang w:val="en_US" w:bidi="en_US"/>
+        </w:rPr>
+        <w:t>7:25</w:t>
+      </w:r>
       <w:r>
         <w:rPr>
           <w:lang w:val="en_US" w:bidi="en_US"/>
@@ -8349,18 +7419,12 @@
         </w:rPr>
         <w:t xml:space="preserve"> v:</w:t>
       </w:r>
-      <w:hyperlink r:id="rId112">
-        <w:r>
-          <w:rPr>
-            <w:lang w:val="en_US" w:bidi="en_US"/>
-          </w:rPr>
-          <w:rPr>
-            <w:color w:val="0000EE"/>
-            <w:u w:val="single"/>
-          </w:rPr>
-          <w:t>8</w:t>
-        </w:r>
-      </w:hyperlink>
+      <w:r>
+        <w:rPr>
+          <w:lang w:val="en_US" w:bidi="en_US"/>
+        </w:rPr>
+        <w:t>8</w:t>
+      </w:r>
       <w:r>
         <w:rPr>
           <w:lang w:val="en_US" w:bidi="en_US"/>
@@ -8379,18 +7443,12 @@
         </w:rPr>
         <w:t>), v:</w:t>
       </w:r>
-      <w:hyperlink r:id="rId113">
-        <w:r>
-          <w:rPr>
-            <w:lang w:val="en_US" w:bidi="en_US"/>
-          </w:rPr>
-          <w:rPr>
-            <w:color w:val="0000EE"/>
-            <w:u w:val="single"/>
-          </w:rPr>
-          <w:t>20</w:t>
-        </w:r>
-      </w:hyperlink>
+      <w:r>
+        <w:rPr>
+          <w:lang w:val="en_US" w:bidi="en_US"/>
+        </w:rPr>
+        <w:t>20</w:t>
+      </w:r>
       <w:r>
         <w:rPr>
           <w:lang w:val="en_US" w:bidi="en_US"/>
@@ -8428,18 +7486,12 @@
         </w:rPr>
         <w:t xml:space="preserve"> 15d)) v:</w:t>
       </w:r>
-      <w:hyperlink r:id="rId114">
-        <w:r>
-          <w:rPr>
-            <w:lang w:val="en_US" w:bidi="en_US"/>
-          </w:rPr>
-          <w:rPr>
-            <w:color w:val="0000EE"/>
-            <w:u w:val="single"/>
-          </w:rPr>
-          <w:t>11</w:t>
-        </w:r>
-      </w:hyperlink>
+      <w:r>
+        <w:rPr>
+          <w:lang w:val="en_US" w:bidi="en_US"/>
+        </w:rPr>
+        <w:t>11</w:t>
+      </w:r>
       <w:r>
         <w:rPr>
           <w:lang w:val="en_US" w:bidi="en_US"/>
@@ -8549,18 +7601,12 @@
         </w:rPr>
         <w:t xml:space="preserve">: </w:t>
       </w:r>
-      <w:hyperlink r:id="rId115">
-        <w:r>
-          <w:rPr>
-            <w:lang w:val="en_US" w:bidi="en_US"/>
-          </w:rPr>
-          <w:rPr>
-            <w:color w:val="0000EE"/>
-            <w:u w:val="single"/>
-          </w:rPr>
-          <w:t>Dn 2:9</w:t>
-        </w:r>
-      </w:hyperlink>
+      <w:r>
+        <w:rPr>
+          <w:lang w:val="en_US" w:bidi="en_US"/>
+        </w:rPr>
+        <w:t>Dn 2:9</w:t>
+      </w:r>
       <w:r>
         <w:rPr>
           <w:lang w:val="en_US" w:bidi="en_US"/>
@@ -8579,36 +7625,24 @@
         </w:rPr>
         <w:t xml:space="preserve"> v:</w:t>
       </w:r>
-      <w:hyperlink r:id="rId59">
-        <w:r>
-          <w:rPr>
-            <w:lang w:val="en_US" w:bidi="en_US"/>
-          </w:rPr>
-          <w:rPr>
-            <w:color w:val="0000EE"/>
-            <w:u w:val="single"/>
-          </w:rPr>
-          <w:t>10</w:t>
-        </w:r>
-      </w:hyperlink>
+      <w:r>
+        <w:rPr>
+          <w:lang w:val="en_US" w:bidi="en_US"/>
+        </w:rPr>
+        <w:t>10</w:t>
+      </w:r>
       <w:r>
         <w:rPr>
           <w:lang w:val="en_US" w:bidi="en_US"/>
         </w:rPr>
         <w:t xml:space="preserve"> +; emph. v:</w:t>
       </w:r>
-      <w:hyperlink r:id="rId67">
-        <w:r>
-          <w:rPr>
-            <w:lang w:val="en_US" w:bidi="en_US"/>
-          </w:rPr>
-          <w:rPr>
-            <w:color w:val="0000EE"/>
-            <w:u w:val="single"/>
-          </w:rPr>
-          <w:t>5</w:t>
-        </w:r>
-      </w:hyperlink>
+      <w:r>
+        <w:rPr>
+          <w:lang w:val="en_US" w:bidi="en_US"/>
+        </w:rPr>
+        <w:t>5</w:t>
+      </w:r>
       <w:r>
         <w:rPr>
           <w:lang w:val="en_US" w:bidi="en_US"/>
@@ -8639,18 +7673,12 @@
         </w:rPr>
         <w:t>, v:</w:t>
       </w:r>
-      <w:hyperlink r:id="rId116">
-        <w:r>
-          <w:rPr>
-            <w:lang w:val="en_US" w:bidi="en_US"/>
-          </w:rPr>
-          <w:rPr>
-            <w:color w:val="0000EE"/>
-            <w:u w:val="single"/>
-          </w:rPr>
-          <w:t>8</w:t>
-        </w:r>
-      </w:hyperlink>
+      <w:r>
+        <w:rPr>
+          <w:lang w:val="en_US" w:bidi="en_US"/>
+        </w:rPr>
+        <w:t>8</w:t>
+      </w:r>
       <w:r>
         <w:rPr>
           <w:lang w:val="en_US" w:bidi="en_US"/>
@@ -8681,36 +7709,24 @@
         </w:rPr>
         <w:t xml:space="preserve"> </w:t>
       </w:r>
-      <w:hyperlink r:id="rId117">
-        <w:r>
-          <w:rPr>
-            <w:lang w:val="en_US" w:bidi="en_US"/>
-          </w:rPr>
-          <w:rPr>
-            <w:color w:val="0000EE"/>
-            <w:u w:val="single"/>
-          </w:rPr>
-          <w:t>7:1</w:t>
-        </w:r>
-      </w:hyperlink>
+      <w:r>
+        <w:rPr>
+          <w:lang w:val="en_US" w:bidi="en_US"/>
+        </w:rPr>
+        <w:t>7:1</w:t>
+      </w:r>
       <w:r>
         <w:rPr>
           <w:lang w:val="en_US" w:bidi="en_US"/>
         </w:rPr>
         <w:t xml:space="preserve">, </w:t>
       </w:r>
-      <w:hyperlink r:id="rId111">
-        <w:r>
-          <w:rPr>
-            <w:lang w:val="en_US" w:bidi="en_US"/>
-          </w:rPr>
-          <w:rPr>
-            <w:color w:val="0000EE"/>
-            <w:u w:val="single"/>
-          </w:rPr>
-          <w:t>7:25</w:t>
-        </w:r>
-      </w:hyperlink>
+      <w:r>
+        <w:rPr>
+          <w:lang w:val="en_US" w:bidi="en_US"/>
+        </w:rPr>
+        <w:t>7:25</w:t>
+      </w:r>
       <w:r>
         <w:rPr>
           <w:lang w:val="en_US" w:bidi="en_US"/>
@@ -8729,18 +7745,12 @@
         </w:rPr>
         <w:t xml:space="preserve"> </w:t>
       </w:r>
-      <w:hyperlink r:id="rId73">
-        <w:r>
-          <w:rPr>
-            <w:lang w:val="en_US" w:bidi="en_US"/>
-          </w:rPr>
-          <w:rPr>
-            <w:color w:val="0000EE"/>
-            <w:u w:val="single"/>
-          </w:rPr>
-          <w:t>5:10</w:t>
-        </w:r>
-      </w:hyperlink>
+      <w:r>
+        <w:rPr>
+          <w:lang w:val="en_US" w:bidi="en_US"/>
+        </w:rPr>
+        <w:t>5:10</w:t>
+      </w:r>
       <w:r>
         <w:rPr>
           <w:lang w:val="en_US" w:bidi="en_US"/>
@@ -8759,36 +7769,24 @@
         </w:rPr>
         <w:t xml:space="preserve"> </w:t>
       </w:r>
-      <w:hyperlink r:id="rId114">
-        <w:r>
-          <w:rPr>
-            <w:lang w:val="en_US" w:bidi="en_US"/>
-          </w:rPr>
-          <w:rPr>
-            <w:color w:val="0000EE"/>
-            <w:u w:val="single"/>
-          </w:rPr>
-          <w:t>7:11</w:t>
-        </w:r>
-      </w:hyperlink>
+      <w:r>
+        <w:rPr>
+          <w:lang w:val="en_US" w:bidi="en_US"/>
+        </w:rPr>
+        <w:t>7:11</w:t>
+      </w:r>
       <w:r>
         <w:rPr>
           <w:lang w:val="en_US" w:bidi="en_US"/>
         </w:rPr>
         <w:t xml:space="preserve">, </w:t>
       </w:r>
-      <w:hyperlink r:id="rId118">
-        <w:r>
-          <w:rPr>
-            <w:lang w:val="en_US" w:bidi="en_US"/>
-          </w:rPr>
-          <w:rPr>
-            <w:color w:val="0000EE"/>
-            <w:u w:val="single"/>
-          </w:rPr>
-          <w:t>7:16</w:t>
-        </w:r>
-      </w:hyperlink>
+      <w:r>
+        <w:rPr>
+          <w:lang w:val="en_US" w:bidi="en_US"/>
+        </w:rPr>
+        <w:t>7:16</w:t>
+      </w:r>
       <w:r>
         <w:rPr>
           <w:lang w:val="en_US" w:bidi="en_US"/>
@@ -8821,36 +7819,24 @@
         </w:rPr>
         <w:t xml:space="preserve"> </w:t>
       </w:r>
-      <w:hyperlink r:id="rId79">
-        <w:r>
-          <w:rPr>
-            <w:lang w:val="en_US" w:bidi="en_US"/>
-          </w:rPr>
-          <w:rPr>
-            <w:color w:val="0000EE"/>
-            <w:u w:val="single"/>
-          </w:rPr>
-          <w:t>Dn 4:28</w:t>
-        </w:r>
-      </w:hyperlink>
+      <w:r>
+        <w:rPr>
+          <w:lang w:val="en_US" w:bidi="en_US"/>
+        </w:rPr>
+        <w:t>Dn 4:28</w:t>
+      </w:r>
       <w:r>
         <w:rPr>
           <w:lang w:val="en_US" w:bidi="en_US"/>
         </w:rPr>
         <w:t xml:space="preserve">, </w:t>
       </w:r>
-      <w:hyperlink r:id="rId119">
-        <w:r>
-          <w:rPr>
-            <w:lang w:val="en_US" w:bidi="en_US"/>
-          </w:rPr>
-          <w:rPr>
-            <w:color w:val="0000EE"/>
-            <w:u w:val="single"/>
-          </w:rPr>
-          <w:t>6:15</w:t>
-        </w:r>
-      </w:hyperlink>
+      <w:r>
+        <w:rPr>
+          <w:lang w:val="en_US" w:bidi="en_US"/>
+        </w:rPr>
+        <w:t>6:15</w:t>
+      </w:r>
       <w:r>
         <w:rPr>
           <w:lang w:val="en_US" w:bidi="en_US"/>
@@ -8869,54 +7855,36 @@
         </w:rPr>
         <w:t xml:space="preserve"> </w:t>
       </w:r>
-      <w:hyperlink r:id="rId73">
-        <w:r>
-          <w:rPr>
-            <w:lang w:val="en_US" w:bidi="en_US"/>
-          </w:rPr>
-          <w:rPr>
-            <w:color w:val="0000EE"/>
-            <w:u w:val="single"/>
-          </w:rPr>
-          <w:t>5:10</w:t>
-        </w:r>
-      </w:hyperlink>
+      <w:r>
+        <w:rPr>
+          <w:lang w:val="en_US" w:bidi="en_US"/>
+        </w:rPr>
+        <w:t>5:10</w:t>
+      </w:r>
       <w:r>
         <w:rPr>
           <w:lang w:val="en_US" w:bidi="en_US"/>
         </w:rPr>
         <w:t xml:space="preserve">, </w:t>
       </w:r>
-      <w:hyperlink r:id="rId114">
-        <w:r>
-          <w:rPr>
-            <w:lang w:val="en_US" w:bidi="en_US"/>
-          </w:rPr>
-          <w:rPr>
-            <w:color w:val="0000EE"/>
-            <w:u w:val="single"/>
-          </w:rPr>
-          <w:t>7:11</w:t>
-        </w:r>
-      </w:hyperlink>
+      <w:r>
+        <w:rPr>
+          <w:lang w:val="en_US" w:bidi="en_US"/>
+        </w:rPr>
+        <w:t>7:11</w:t>
+      </w:r>
       <w:r>
         <w:rPr>
           <w:lang w:val="en_US" w:bidi="en_US"/>
         </w:rPr>
         <w:t xml:space="preserve">, </w:t>
       </w:r>
-      <w:hyperlink r:id="rId111">
-        <w:r>
-          <w:rPr>
-            <w:lang w:val="en_US" w:bidi="en_US"/>
-          </w:rPr>
-          <w:rPr>
-            <w:color w:val="0000EE"/>
-            <w:u w:val="single"/>
-          </w:rPr>
-          <w:t>7:25</w:t>
-        </w:r>
-      </w:hyperlink>
+      <w:r>
+        <w:rPr>
+          <w:lang w:val="en_US" w:bidi="en_US"/>
+        </w:rPr>
+        <w:t>7:25</w:t>
+      </w:r>
       <w:r>
         <w:rPr>
           <w:lang w:val="en_US" w:bidi="en_US"/>
@@ -8947,18 +7915,12 @@
         </w:rPr>
         <w:t xml:space="preserve">: </w:t>
       </w:r>
-      <w:hyperlink r:id="rId115">
-        <w:r>
-          <w:rPr>
-            <w:lang w:val="en_US" w:bidi="en_US"/>
-          </w:rPr>
-          <w:rPr>
-            <w:color w:val="0000EE"/>
-            <w:u w:val="single"/>
-          </w:rPr>
-          <w:t>2:9</w:t>
-        </w:r>
-      </w:hyperlink>
+      <w:r>
+        <w:rPr>
+          <w:lang w:val="en_US" w:bidi="en_US"/>
+        </w:rPr>
+        <w:t>2:9</w:t>
+      </w:r>
       <w:r>
         <w:rPr>
           <w:lang w:val="en_US" w:bidi="en_US"/>
@@ -8977,18 +7939,12 @@
         </w:rPr>
         <w:t xml:space="preserve"> </w:t>
       </w:r>
-      <w:hyperlink r:id="rId114">
-        <w:r>
-          <w:rPr>
-            <w:lang w:val="en_US" w:bidi="en_US"/>
-          </w:rPr>
-          <w:rPr>
-            <w:color w:val="0000EE"/>
-            <w:u w:val="single"/>
-          </w:rPr>
-          <w:t>7:11</w:t>
-        </w:r>
-      </w:hyperlink>
+      <w:r>
+        <w:rPr>
+          <w:lang w:val="en_US" w:bidi="en_US"/>
+        </w:rPr>
+        <w:t>7:11</w:t>
+      </w:r>
       <w:r>
         <w:rPr>
           <w:lang w:val="en_US" w:bidi="en_US"/>
@@ -9007,36 +7963,24 @@
         </w:rPr>
         <w:t xml:space="preserve"> alone v:</w:t>
       </w:r>
-      <w:hyperlink r:id="rId112">
-        <w:r>
-          <w:rPr>
-            <w:lang w:val="en_US" w:bidi="en_US"/>
-          </w:rPr>
-          <w:rPr>
-            <w:color w:val="0000EE"/>
-            <w:u w:val="single"/>
-          </w:rPr>
-          <w:t>8</w:t>
-        </w:r>
-      </w:hyperlink>
+      <w:r>
+        <w:rPr>
+          <w:lang w:val="en_US" w:bidi="en_US"/>
+        </w:rPr>
+        <w:t>8</w:t>
+      </w:r>
       <w:r>
         <w:rPr>
           <w:lang w:val="en_US" w:bidi="en_US"/>
         </w:rPr>
         <w:t>, v:</w:t>
       </w:r>
-      <w:hyperlink r:id="rId113">
-        <w:r>
-          <w:rPr>
-            <w:lang w:val="en_US" w:bidi="en_US"/>
-          </w:rPr>
-          <w:rPr>
-            <w:color w:val="0000EE"/>
-            <w:u w:val="single"/>
-          </w:rPr>
-          <w:t>20</w:t>
-        </w:r>
-      </w:hyperlink>
+      <w:r>
+        <w:rPr>
+          <w:lang w:val="en_US" w:bidi="en_US"/>
+        </w:rPr>
+        <w:t>20</w:t>
+      </w:r>
       <w:r>
         <w:rPr>
           <w:lang w:val="en_US" w:bidi="en_US"/>
@@ -9056,18 +8000,12 @@
         </w:rPr>
         <w:t xml:space="preserve"> of God’s judgment </w:t>
       </w:r>
-      <w:hyperlink r:id="rId120">
-        <w:r>
-          <w:rPr>
-            <w:lang w:val="en_US" w:bidi="en_US"/>
-          </w:rPr>
-          <w:rPr>
-            <w:color w:val="0000EE"/>
-            <w:u w:val="single"/>
-          </w:rPr>
-          <w:t>4:30</w:t>
-        </w:r>
-      </w:hyperlink>
+      <w:r>
+        <w:rPr>
+          <w:lang w:val="en_US" w:bidi="en_US"/>
+        </w:rPr>
+        <w:t>4:30</w:t>
+      </w:r>
       <w:r>
         <w:rPr>
           <w:lang w:val="en_US" w:bidi="en_US"/>
@@ -9087,90 +8025,60 @@
         </w:rPr>
         <w:t xml:space="preserve"> </w:t>
       </w:r>
-      <w:hyperlink r:id="rId67">
-        <w:r>
-          <w:rPr>
-            <w:lang w:val="en_US" w:bidi="en_US"/>
-          </w:rPr>
-          <w:rPr>
-            <w:color w:val="0000EE"/>
-            <w:u w:val="single"/>
-          </w:rPr>
-          <w:t>2:5</w:t>
-        </w:r>
-      </w:hyperlink>
+      <w:r>
+        <w:rPr>
+          <w:lang w:val="en_US" w:bidi="en_US"/>
+        </w:rPr>
+        <w:t>2:5</w:t>
+      </w:r>
       <w:r>
         <w:rPr>
           <w:lang w:val="en_US" w:bidi="en_US"/>
         </w:rPr>
         <w:t xml:space="preserve">, </w:t>
       </w:r>
-      <w:hyperlink r:id="rId116">
-        <w:r>
-          <w:rPr>
-            <w:lang w:val="en_US" w:bidi="en_US"/>
-          </w:rPr>
-          <w:rPr>
-            <w:color w:val="0000EE"/>
-            <w:u w:val="single"/>
-          </w:rPr>
-          <w:t>2:8</w:t>
-        </w:r>
-      </w:hyperlink>
+      <w:r>
+        <w:rPr>
+          <w:lang w:val="en_US" w:bidi="en_US"/>
+        </w:rPr>
+        <w:t>2:8</w:t>
+      </w:r>
       <w:r>
         <w:rPr>
           <w:lang w:val="en_US" w:bidi="en_US"/>
         </w:rPr>
         <w:t xml:space="preserve">, </w:t>
       </w:r>
-      <w:hyperlink r:id="rId121">
-        <w:r>
-          <w:rPr>
-            <w:lang w:val="en_US" w:bidi="en_US"/>
-          </w:rPr>
-          <w:rPr>
-            <w:color w:val="0000EE"/>
-            <w:u w:val="single"/>
-          </w:rPr>
-          <w:t>3:22</w:t>
-        </w:r>
-      </w:hyperlink>
+      <w:r>
+        <w:rPr>
+          <w:lang w:val="en_US" w:bidi="en_US"/>
+        </w:rPr>
+        <w:t>3:22</w:t>
+      </w:r>
       <w:r>
         <w:rPr>
           <w:lang w:val="en_US" w:bidi="en_US"/>
         </w:rPr>
         <w:t xml:space="preserve">, </w:t>
       </w:r>
-      <w:hyperlink r:id="rId122">
-        <w:r>
-          <w:rPr>
-            <w:lang w:val="en_US" w:bidi="en_US"/>
-          </w:rPr>
-          <w:rPr>
-            <w:color w:val="0000EE"/>
-            <w:u w:val="single"/>
-          </w:rPr>
-          <w:t>3:28</w:t>
-        </w:r>
-      </w:hyperlink>
+      <w:r>
+        <w:rPr>
+          <w:lang w:val="en_US" w:bidi="en_US"/>
+        </w:rPr>
+        <w:t>3:28</w:t>
+      </w:r>
       <w:r>
         <w:rPr>
           <w:lang w:val="en_US" w:bidi="en_US"/>
         </w:rPr>
         <w:t xml:space="preserve">, </w:t>
       </w:r>
-      <w:hyperlink r:id="rId26">
-        <w:r>
-          <w:rPr>
-            <w:lang w:val="en_US" w:bidi="en_US"/>
-          </w:rPr>
-          <w:rPr>
-            <w:color w:val="0000EE"/>
-            <w:u w:val="single"/>
-          </w:rPr>
-          <w:t>6:13</w:t>
-        </w:r>
-      </w:hyperlink>
+      <w:r>
+        <w:rPr>
+          <w:lang w:val="en_US" w:bidi="en_US"/>
+        </w:rPr>
+        <w:t>6:13</w:t>
+      </w:r>
       <w:r>
         <w:rPr>
           <w:lang w:val="en_US" w:bidi="en_US"/>
@@ -9203,180 +8111,120 @@
         </w:rPr>
         <w:t xml:space="preserve"> </w:t>
       </w:r>
-      <w:hyperlink r:id="rId59">
-        <w:r>
-          <w:rPr>
-            <w:lang w:val="en_US" w:bidi="en_US"/>
-          </w:rPr>
-          <w:rPr>
-            <w:color w:val="0000EE"/>
-            <w:u w:val="single"/>
-          </w:rPr>
-          <w:t>2:10</w:t>
-        </w:r>
-      </w:hyperlink>
+      <w:r>
+        <w:rPr>
+          <w:lang w:val="en_US" w:bidi="en_US"/>
+        </w:rPr>
+        <w:t>2:10</w:t>
+      </w:r>
       <w:r>
         <w:rPr>
           <w:lang w:val="en_US" w:bidi="en_US"/>
         </w:rPr>
         <w:t xml:space="preserve">, </w:t>
       </w:r>
-      <w:hyperlink r:id="rId59">
-        <w:r>
-          <w:rPr>
-            <w:lang w:val="en_US" w:bidi="en_US"/>
-          </w:rPr>
-          <w:rPr>
-            <w:color w:val="0000EE"/>
-            <w:u w:val="single"/>
-          </w:rPr>
-          <w:t>2:10</w:t>
-        </w:r>
-      </w:hyperlink>
+      <w:r>
+        <w:rPr>
+          <w:lang w:val="en_US" w:bidi="en_US"/>
+        </w:rPr>
+        <w:t>2:10</w:t>
+      </w:r>
       <w:r>
         <w:rPr>
           <w:lang w:val="en_US" w:bidi="en_US"/>
         </w:rPr>
         <w:t xml:space="preserve">, </w:t>
       </w:r>
-      <w:hyperlink r:id="rId62">
-        <w:r>
-          <w:rPr>
-            <w:lang w:val="en_US" w:bidi="en_US"/>
-          </w:rPr>
-          <w:rPr>
-            <w:color w:val="0000EE"/>
-            <w:u w:val="single"/>
-          </w:rPr>
-          <w:t>2:11</w:t>
-        </w:r>
-      </w:hyperlink>
+      <w:r>
+        <w:rPr>
+          <w:lang w:val="en_US" w:bidi="en_US"/>
+        </w:rPr>
+        <w:t>2:11</w:t>
+      </w:r>
       <w:r>
         <w:rPr>
           <w:lang w:val="en_US" w:bidi="en_US"/>
         </w:rPr>
         <w:t xml:space="preserve">, </w:t>
       </w:r>
-      <w:hyperlink r:id="rId40">
-        <w:r>
-          <w:rPr>
-            <w:lang w:val="en_US" w:bidi="en_US"/>
-          </w:rPr>
-          <w:rPr>
-            <w:color w:val="0000EE"/>
-            <w:u w:val="single"/>
-          </w:rPr>
-          <w:t>2:15</w:t>
-        </w:r>
-      </w:hyperlink>
+      <w:r>
+        <w:rPr>
+          <w:lang w:val="en_US" w:bidi="en_US"/>
+        </w:rPr>
+        <w:t>2:15</w:t>
+      </w:r>
       <w:r>
         <w:rPr>
           <w:lang w:val="en_US" w:bidi="en_US"/>
         </w:rPr>
         <w:t xml:space="preserve">, </w:t>
       </w:r>
-      <w:hyperlink r:id="rId54">
-        <w:r>
-          <w:rPr>
-            <w:lang w:val="en_US" w:bidi="en_US"/>
-          </w:rPr>
-          <w:rPr>
-            <w:color w:val="0000EE"/>
-            <w:u w:val="single"/>
-          </w:rPr>
-          <w:t>2:17</w:t>
-        </w:r>
-      </w:hyperlink>
+      <w:r>
+        <w:rPr>
+          <w:lang w:val="en_US" w:bidi="en_US"/>
+        </w:rPr>
+        <w:t>2:17</w:t>
+      </w:r>
       <w:r>
         <w:rPr>
           <w:lang w:val="en_US" w:bidi="en_US"/>
         </w:rPr>
         <w:t xml:space="preserve">, </w:t>
       </w:r>
-      <w:hyperlink r:id="rId123">
-        <w:r>
-          <w:rPr>
-            <w:lang w:val="en_US" w:bidi="en_US"/>
-          </w:rPr>
-          <w:rPr>
-            <w:color w:val="0000EE"/>
-            <w:u w:val="single"/>
-          </w:rPr>
-          <w:t>2:23</w:t>
-        </w:r>
-      </w:hyperlink>
+      <w:r>
+        <w:rPr>
+          <w:lang w:val="en_US" w:bidi="en_US"/>
+        </w:rPr>
+        <w:t>2:23</w:t>
+      </w:r>
       <w:r>
         <w:rPr>
           <w:lang w:val="en_US" w:bidi="en_US"/>
         </w:rPr>
         <w:t xml:space="preserve">, </w:t>
       </w:r>
-      <w:hyperlink r:id="rId124">
-        <w:r>
-          <w:rPr>
-            <w:lang w:val="en_US" w:bidi="en_US"/>
-          </w:rPr>
-          <w:rPr>
-            <w:color w:val="0000EE"/>
-            <w:u w:val="single"/>
-          </w:rPr>
-          <w:t>5:15</w:t>
-        </w:r>
-      </w:hyperlink>
+      <w:r>
+        <w:rPr>
+          <w:lang w:val="en_US" w:bidi="en_US"/>
+        </w:rPr>
+        <w:t>5:15</w:t>
+      </w:r>
       <w:r>
         <w:rPr>
           <w:lang w:val="en_US" w:bidi="en_US"/>
         </w:rPr>
         <w:t xml:space="preserve">, </w:t>
       </w:r>
-      <w:hyperlink r:id="rId105">
-        <w:r>
-          <w:rPr>
-            <w:lang w:val="en_US" w:bidi="en_US"/>
-          </w:rPr>
-          <w:rPr>
-            <w:color w:val="0000EE"/>
-            <w:u w:val="single"/>
-          </w:rPr>
-          <w:t>5:26</w:t>
-        </w:r>
-      </w:hyperlink>
+      <w:r>
+        <w:rPr>
+          <w:lang w:val="en_US" w:bidi="en_US"/>
+        </w:rPr>
+        <w:t>5:26</w:t>
+      </w:r>
       <w:r>
         <w:rPr>
           <w:lang w:val="en_US" w:bidi="en_US"/>
         </w:rPr>
         <w:t xml:space="preserve">, </w:t>
       </w:r>
-      <w:hyperlink r:id="rId125">
-        <w:r>
-          <w:rPr>
-            <w:lang w:val="en_US" w:bidi="en_US"/>
-          </w:rPr>
-          <w:rPr>
-            <w:color w:val="0000EE"/>
-            <w:u w:val="single"/>
-          </w:rPr>
-          <w:t>7:28</w:t>
-        </w:r>
-      </w:hyperlink>
+      <w:r>
+        <w:rPr>
+          <w:lang w:val="en_US" w:bidi="en_US"/>
+        </w:rPr>
+        <w:t>7:28</w:t>
+      </w:r>
       <w:r>
         <w:rPr>
           <w:lang w:val="en_US" w:bidi="en_US"/>
         </w:rPr>
         <w:t xml:space="preserve">, </w:t>
       </w:r>
-      <w:hyperlink r:id="rId125">
-        <w:r>
-          <w:rPr>
-            <w:lang w:val="en_US" w:bidi="en_US"/>
-          </w:rPr>
-          <w:rPr>
-            <w:color w:val="0000EE"/>
-            <w:u w:val="single"/>
-          </w:rPr>
-          <w:t>7:28</w:t>
-        </w:r>
-      </w:hyperlink>
+      <w:r>
+        <w:rPr>
+          <w:lang w:val="en_US" w:bidi="en_US"/>
+        </w:rPr>
+        <w:t>7:28</w:t>
+      </w:r>
       <w:r>
         <w:rPr>
           <w:lang w:val="en_US" w:bidi="en_US"/>
@@ -9395,36 +8243,24 @@
         </w:rPr>
         <w:t xml:space="preserve"> v:</w:t>
       </w:r>
-      <w:hyperlink r:id="rId117">
-        <w:r>
-          <w:rPr>
-            <w:lang w:val="en_US" w:bidi="en_US"/>
-          </w:rPr>
-          <w:rPr>
-            <w:color w:val="0000EE"/>
-            <w:u w:val="single"/>
-          </w:rPr>
-          <w:t>1</w:t>
-        </w:r>
-      </w:hyperlink>
+      <w:r>
+        <w:rPr>
+          <w:lang w:val="en_US" w:bidi="en_US"/>
+        </w:rPr>
+        <w:t>1</w:t>
+      </w:r>
       <w:r>
         <w:rPr>
           <w:lang w:val="en_US" w:bidi="en_US"/>
         </w:rPr>
         <w:t>, v:</w:t>
       </w:r>
-      <w:hyperlink r:id="rId118">
-        <w:r>
-          <w:rPr>
-            <w:lang w:val="en_US" w:bidi="en_US"/>
-          </w:rPr>
-          <w:rPr>
-            <w:color w:val="0000EE"/>
-            <w:u w:val="single"/>
-          </w:rPr>
-          <w:t>16</w:t>
-        </w:r>
-      </w:hyperlink>
+      <w:r>
+        <w:rPr>
+          <w:lang w:val="en_US" w:bidi="en_US"/>
+        </w:rPr>
+        <w:t>16</w:t>
+      </w:r>
       <w:r>
         <w:rPr>
           <w:lang w:val="en_US" w:bidi="en_US"/>
@@ -9582,18 +8418,12 @@
         </w:rPr>
         <w:t xml:space="preserve"> (Baer: v. on </w:t>
       </w:r>
-      <w:hyperlink r:id="rId126">
-        <w:r>
-          <w:rPr>
-            <w:lang w:val="en_US" w:bidi="en_US"/>
-          </w:rPr>
-          <w:rPr>
-            <w:color w:val="0000EE"/>
-            <w:u w:val="single"/>
-          </w:rPr>
-          <w:t>Dn 3:6</w:t>
-        </w:r>
-      </w:hyperlink>
+      <w:r>
+        <w:rPr>
+          <w:lang w:val="en_US" w:bidi="en_US"/>
+        </w:rPr>
+        <w:t>Dn 3:6</w:t>
+      </w:r>
       <w:r>
         <w:rPr>
           <w:lang w:val="en_US" w:bidi="en_US"/>
@@ -9810,36 +8640,24 @@
         </w:rPr>
         <w:t xml:space="preserve">? </w:t>
       </w:r>
-      <w:hyperlink r:id="rId127">
-        <w:r>
-          <w:rPr>
-            <w:lang w:val="en_US" w:bidi="en_US"/>
-          </w:rPr>
-          <w:rPr>
-            <w:color w:val="0000EE"/>
-            <w:u w:val="single"/>
-          </w:rPr>
-          <w:t>Ezr 5:3</w:t>
-        </w:r>
-      </w:hyperlink>
+      <w:r>
+        <w:rPr>
+          <w:lang w:val="en_US" w:bidi="en_US"/>
+        </w:rPr>
+        <w:t>Ezr 5:3</w:t>
+      </w:r>
       <w:r>
         <w:rPr>
           <w:lang w:val="en_US" w:bidi="en_US"/>
         </w:rPr>
         <w:t xml:space="preserve">, </w:t>
       </w:r>
-      <w:hyperlink r:id="rId128">
-        <w:r>
-          <w:rPr>
-            <w:lang w:val="en_US" w:bidi="en_US"/>
-          </w:rPr>
-          <w:rPr>
-            <w:color w:val="0000EE"/>
-            <w:u w:val="single"/>
-          </w:rPr>
-          <w:t>5:9</w:t>
-        </w:r>
-      </w:hyperlink>
+      <w:r>
+        <w:rPr>
+          <w:lang w:val="en_US" w:bidi="en_US"/>
+        </w:rPr>
+        <w:t>5:9</w:t>
+      </w:r>
       <w:r>
         <w:rPr>
           <w:lang w:val="en_US" w:bidi="en_US"/>
@@ -9858,18 +8676,12 @@
         </w:rPr>
         <w:t xml:space="preserve">, </w:t>
       </w:r>
-      <w:hyperlink r:id="rId129">
-        <w:r>
-          <w:rPr>
-            <w:lang w:val="en_US" w:bidi="en_US"/>
-          </w:rPr>
-          <w:rPr>
-            <w:color w:val="0000EE"/>
-            <w:u w:val="single"/>
-          </w:rPr>
-          <w:t>Dn 3:15</w:t>
-        </w:r>
-      </w:hyperlink>
+      <w:r>
+        <w:rPr>
+          <w:lang w:val="en_US" w:bidi="en_US"/>
+        </w:rPr>
+        <w:t>Dn 3:15</w:t>
+      </w:r>
       <w:r>
         <w:rPr>
           <w:lang w:val="en_US" w:bidi="en_US"/>
@@ -10034,18 +8846,12 @@
         </w:rPr>
         <w:t xml:space="preserve"> </w:t>
       </w:r>
-      <w:hyperlink r:id="rId130">
-        <w:r>
-          <w:rPr>
-            <w:lang w:val="en_US" w:bidi="en_US"/>
-          </w:rPr>
-          <w:rPr>
-            <w:color w:val="0000EE"/>
-            <w:u w:val="single"/>
-          </w:rPr>
-          <w:t>Ezr 5:4</w:t>
-        </w:r>
-      </w:hyperlink>
+      <w:r>
+        <w:rPr>
+          <w:lang w:val="en_US" w:bidi="en_US"/>
+        </w:rPr>
+        <w:t>Ezr 5:4</w:t>
+      </w:r>
       <w:r>
         <w:rPr>
           <w:lang w:val="en_US" w:bidi="en_US"/>
@@ -10115,36 +8921,24 @@
         </w:rPr>
         <w:t xml:space="preserve">, and </w:t>
       </w:r>
-      <w:hyperlink r:id="rId131">
-        <w:r>
-          <w:rPr>
-            <w:lang w:val="en_US" w:bidi="en_US"/>
-          </w:rPr>
-          <w:rPr>
-            <w:color w:val="0000EE"/>
-            <w:u w:val="single"/>
-          </w:rPr>
-          <w:t>Gn 32:28</w:t>
-        </w:r>
-      </w:hyperlink>
+      <w:r>
+        <w:rPr>
+          <w:lang w:val="en_US" w:bidi="en_US"/>
+        </w:rPr>
+        <w:t>Gn 32:28</w:t>
+      </w:r>
       <w:r>
         <w:rPr>
           <w:lang w:val="en_US" w:bidi="en_US"/>
         </w:rPr>
         <w:t xml:space="preserve">, </w:t>
       </w:r>
-      <w:hyperlink r:id="rId132">
-        <w:r>
-          <w:rPr>
-            <w:lang w:val="en_US" w:bidi="en_US"/>
-          </w:rPr>
-          <w:rPr>
-            <w:color w:val="0000EE"/>
-            <w:u w:val="single"/>
-          </w:rPr>
-          <w:t>Ex 3:13</w:t>
-        </w:r>
-      </w:hyperlink>
+      <w:r>
+        <w:rPr>
+          <w:lang w:val="en_US" w:bidi="en_US"/>
+        </w:rPr>
+        <w:t>Ex 3:13</w:t>
+      </w:r>
       <w:r>
         <w:rPr>
           <w:lang w:val="en_US" w:bidi="en_US"/>
@@ -10227,36 +9021,24 @@
         </w:rPr>
         <w:t xml:space="preserve">) </w:t>
       </w:r>
-      <w:hyperlink r:id="rId126">
-        <w:r>
-          <w:rPr>
-            <w:lang w:val="en_US" w:bidi="en_US"/>
-          </w:rPr>
-          <w:rPr>
-            <w:color w:val="0000EE"/>
-            <w:u w:val="single"/>
-          </w:rPr>
-          <w:t>Dn 3:6</w:t>
-        </w:r>
-      </w:hyperlink>
+      <w:r>
+        <w:rPr>
+          <w:lang w:val="en_US" w:bidi="en_US"/>
+        </w:rPr>
+        <w:t>Dn 3:6</w:t>
+      </w:r>
       <w:r>
         <w:rPr>
           <w:lang w:val="en_US" w:bidi="en_US"/>
         </w:rPr>
         <w:t xml:space="preserve">, </w:t>
       </w:r>
-      <w:hyperlink r:id="rId133">
-        <w:r>
-          <w:rPr>
-            <w:lang w:val="en_US" w:bidi="en_US"/>
-          </w:rPr>
-          <w:rPr>
-            <w:color w:val="0000EE"/>
-            <w:u w:val="single"/>
-          </w:rPr>
-          <w:t>3:11</w:t>
-        </w:r>
-      </w:hyperlink>
+      <w:r>
+        <w:rPr>
+          <w:lang w:val="en_US" w:bidi="en_US"/>
+        </w:rPr>
+        <w:t>3:11</w:t>
+      </w:r>
       <w:r>
         <w:rPr>
           <w:lang w:val="en_US" w:bidi="en_US"/>
@@ -10275,18 +9057,12 @@
         </w:rPr>
         <w:t xml:space="preserve">, </w:t>
       </w:r>
-      <w:hyperlink r:id="rId88">
-        <w:r>
-          <w:rPr>
-            <w:lang w:val="en_US" w:bidi="en_US"/>
-          </w:rPr>
-          <w:rPr>
-            <w:color w:val="0000EE"/>
-            <w:u w:val="single"/>
-          </w:rPr>
-          <w:t>4:14</w:t>
-        </w:r>
-      </w:hyperlink>
+      <w:r>
+        <w:rPr>
+          <w:lang w:val="en_US" w:bidi="en_US"/>
+        </w:rPr>
+        <w:t>4:14</w:t>
+      </w:r>
       <w:r>
         <w:rPr>
           <w:lang w:val="en_US" w:bidi="en_US"/>
@@ -10318,54 +9094,36 @@
         </w:rPr>
         <w:t xml:space="preserve"> he willeth, he giveth it, v:</w:t>
       </w:r>
-      <w:hyperlink r:id="rId89">
-        <w:r>
-          <w:rPr>
-            <w:lang w:val="en_US" w:bidi="en_US"/>
-          </w:rPr>
-          <w:rPr>
-            <w:color w:val="0000EE"/>
-            <w:u w:val="single"/>
-          </w:rPr>
-          <w:t>22</w:t>
-        </w:r>
-      </w:hyperlink>
+      <w:r>
+        <w:rPr>
+          <w:lang w:val="en_US" w:bidi="en_US"/>
+        </w:rPr>
+        <w:t>22</w:t>
+      </w:r>
       <w:r>
         <w:rPr>
           <w:lang w:val="en_US" w:bidi="en_US"/>
         </w:rPr>
         <w:t>, v:</w:t>
       </w:r>
-      <w:hyperlink r:id="rId90">
-        <w:r>
-          <w:rPr>
-            <w:lang w:val="en_US" w:bidi="en_US"/>
-          </w:rPr>
-          <w:rPr>
-            <w:color w:val="0000EE"/>
-            <w:u w:val="single"/>
-          </w:rPr>
-          <w:t>29</w:t>
-        </w:r>
-      </w:hyperlink>
+      <w:r>
+        <w:rPr>
+          <w:lang w:val="en_US" w:bidi="en_US"/>
+        </w:rPr>
+        <w:t>29</w:t>
+      </w:r>
       <w:r>
         <w:rPr>
           <w:lang w:val="en_US" w:bidi="en_US"/>
         </w:rPr>
         <w:t xml:space="preserve">, </w:t>
       </w:r>
-      <w:hyperlink r:id="rId91">
-        <w:r>
-          <w:rPr>
-            <w:lang w:val="en_US" w:bidi="en_US"/>
-          </w:rPr>
-          <w:rPr>
-            <w:color w:val="0000EE"/>
-            <w:u w:val="single"/>
-          </w:rPr>
-          <w:t>5:21</w:t>
-        </w:r>
-      </w:hyperlink>
+      <w:r>
+        <w:rPr>
+          <w:lang w:val="en_US" w:bidi="en_US"/>
+        </w:rPr>
+        <w:t>5:21</w:t>
+      </w:r>
       <w:r>
         <w:rPr>
           <w:lang w:val="en_US" w:bidi="en_US"/>
@@ -10586,18 +9344,12 @@
         </w:rPr>
         <w:t xml:space="preserve"> assimilated, as in Heb., v. </w:t>
       </w:r>
-      <w:hyperlink r:id="rId134">
-        <w:r>
-          <w:rPr>
-            <w:lang w:val="en_US" w:bidi="en_US"/>
-          </w:rPr>
-          <w:rPr>
-            <w:color w:val="0000EE"/>
-            <w:u w:val="single"/>
-          </w:rPr>
-          <w:t>Dn 6:5</w:t>
-        </w:r>
-      </w:hyperlink>
+      <w:r>
+        <w:rPr>
+          <w:lang w:val="en_US" w:bidi="en_US"/>
+        </w:rPr>
+        <w:t>Dn 6:5</w:t>
+      </w:r>
       <w:r>
         <w:rPr>
           <w:lang w:val="en_US" w:bidi="en_US"/>
@@ -10616,36 +9368,24 @@
         </w:rPr>
         <w:t xml:space="preserve">, </w:t>
       </w:r>
-      <w:hyperlink r:id="rId135">
-        <w:r>
-          <w:rPr>
-            <w:lang w:val="en_US" w:bidi="en_US"/>
-          </w:rPr>
-          <w:rPr>
-            <w:color w:val="0000EE"/>
-            <w:u w:val="single"/>
-          </w:rPr>
-          <w:t>Ezr 5:11</w:t>
-        </w:r>
-      </w:hyperlink>
+      <w:r>
+        <w:rPr>
+          <w:lang w:val="en_US" w:bidi="en_US"/>
+        </w:rPr>
+        <w:t>Ezr 5:11</w:t>
+      </w:r>
       <w:r>
         <w:rPr>
           <w:lang w:val="en_US" w:bidi="en_US"/>
         </w:rPr>
         <w:t xml:space="preserve">, </w:t>
       </w:r>
-      <w:hyperlink r:id="rId136">
-        <w:r>
-          <w:rPr>
-            <w:lang w:val="en_US" w:bidi="en_US"/>
-          </w:rPr>
-          <w:rPr>
-            <w:color w:val="0000EE"/>
-            <w:u w:val="single"/>
-          </w:rPr>
-          <w:t>6:14</w:t>
-        </w:r>
-      </w:hyperlink>
+      <w:r>
+        <w:rPr>
+          <w:lang w:val="en_US" w:bidi="en_US"/>
+        </w:rPr>
+        <w:t>6:14</w:t>
+      </w:r>
       <w:r>
         <w:rPr>
           <w:lang w:val="en_US" w:bidi="en_US"/>
@@ -10700,36 +9440,24 @@
         </w:rPr>
         <w:t xml:space="preserve"> † </w:t>
       </w:r>
-      <w:hyperlink r:id="rId86">
-        <w:r>
-          <w:rPr>
-            <w:lang w:val="en_US" w:bidi="en_US"/>
-          </w:rPr>
-          <w:rPr>
-            <w:color w:val="0000EE"/>
-            <w:u w:val="single"/>
-          </w:rPr>
-          <w:t>Dn 2:42</w:t>
-        </w:r>
-      </w:hyperlink>
+      <w:r>
+        <w:rPr>
+          <w:lang w:val="en_US" w:bidi="en_US"/>
+        </w:rPr>
+        <w:t>Dn 2:42</w:t>
+      </w:r>
       <w:r>
         <w:rPr>
           <w:lang w:val="en_US" w:bidi="en_US"/>
         </w:rPr>
         <w:t xml:space="preserve">, </w:t>
       </w:r>
-      <w:hyperlink r:id="rId87">
-        <w:r>
-          <w:rPr>
-            <w:lang w:val="en_US" w:bidi="en_US"/>
-          </w:rPr>
-          <w:rPr>
-            <w:color w:val="0000EE"/>
-            <w:u w:val="single"/>
-          </w:rPr>
-          <w:t>7:24</w:t>
-        </w:r>
-      </w:hyperlink>
+      <w:r>
+        <w:rPr>
+          <w:lang w:val="en_US" w:bidi="en_US"/>
+        </w:rPr>
+        <w:t>7:24</w:t>
+      </w:r>
       <w:r>
         <w:rPr>
           <w:lang w:val="en_US" w:bidi="en_US"/>
@@ -10816,108 +9544,72 @@
         </w:rPr>
         <w:t xml:space="preserve">. A 10) † </w:t>
       </w:r>
-      <w:hyperlink r:id="rId137">
-        <w:r>
-          <w:rPr>
-            <w:lang w:val="en_US" w:bidi="en_US"/>
-          </w:rPr>
-          <w:rPr>
-            <w:color w:val="0000EE"/>
-            <w:u w:val="single"/>
-          </w:rPr>
-          <w:t>Dn 2:33</w:t>
-        </w:r>
-      </w:hyperlink>
+      <w:r>
+        <w:rPr>
+          <w:lang w:val="en_US" w:bidi="en_US"/>
+        </w:rPr>
+        <w:t>Dn 2:33</w:t>
+      </w:r>
       <w:r>
         <w:rPr>
           <w:lang w:val="en_US" w:bidi="en_US"/>
         </w:rPr>
         <w:t xml:space="preserve">, </w:t>
       </w:r>
-      <w:hyperlink r:id="rId137">
-        <w:r>
-          <w:rPr>
-            <w:lang w:val="en_US" w:bidi="en_US"/>
-          </w:rPr>
-          <w:rPr>
-            <w:color w:val="0000EE"/>
-            <w:u w:val="single"/>
-          </w:rPr>
-          <w:t>2:33</w:t>
-        </w:r>
-      </w:hyperlink>
+      <w:r>
+        <w:rPr>
+          <w:lang w:val="en_US" w:bidi="en_US"/>
+        </w:rPr>
+        <w:t>2:33</w:t>
+      </w:r>
       <w:r>
         <w:rPr>
           <w:lang w:val="en_US" w:bidi="en_US"/>
         </w:rPr>
         <w:t xml:space="preserve">, </w:t>
       </w:r>
-      <w:hyperlink r:id="rId85">
-        <w:r>
-          <w:rPr>
-            <w:lang w:val="en_US" w:bidi="en_US"/>
-          </w:rPr>
-          <w:rPr>
-            <w:color w:val="0000EE"/>
-            <w:u w:val="single"/>
-          </w:rPr>
-          <w:t>2:41</w:t>
-        </w:r>
-      </w:hyperlink>
+      <w:r>
+        <w:rPr>
+          <w:lang w:val="en_US" w:bidi="en_US"/>
+        </w:rPr>
+        <w:t>2:41</w:t>
+      </w:r>
       <w:r>
         <w:rPr>
           <w:lang w:val="en_US" w:bidi="en_US"/>
         </w:rPr>
         <w:t xml:space="preserve">, </w:t>
       </w:r>
-      <w:hyperlink r:id="rId85">
-        <w:r>
-          <w:rPr>
-            <w:lang w:val="en_US" w:bidi="en_US"/>
-          </w:rPr>
-          <w:rPr>
-            <w:color w:val="0000EE"/>
-            <w:u w:val="single"/>
-          </w:rPr>
-          <w:t>2:41</w:t>
-        </w:r>
-      </w:hyperlink>
+      <w:r>
+        <w:rPr>
+          <w:lang w:val="en_US" w:bidi="en_US"/>
+        </w:rPr>
+        <w:t>2:41</w:t>
+      </w:r>
       <w:r>
         <w:rPr>
           <w:lang w:val="en_US" w:bidi="en_US"/>
         </w:rPr>
         <w:t xml:space="preserve">, </w:t>
       </w:r>
-      <w:hyperlink r:id="rId86">
-        <w:r>
-          <w:rPr>
-            <w:lang w:val="en_US" w:bidi="en_US"/>
-          </w:rPr>
-          <w:rPr>
-            <w:color w:val="0000EE"/>
-            <w:u w:val="single"/>
-          </w:rPr>
-          <w:t>2:42</w:t>
-        </w:r>
-      </w:hyperlink>
+      <w:r>
+        <w:rPr>
+          <w:lang w:val="en_US" w:bidi="en_US"/>
+        </w:rPr>
+        <w:t>2:42</w:t>
+      </w:r>
       <w:r>
         <w:rPr>
           <w:lang w:val="en_US" w:bidi="en_US"/>
         </w:rPr>
         <w:t xml:space="preserve">, </w:t>
       </w:r>
-      <w:hyperlink r:id="rId86">
-        <w:r>
-          <w:rPr>
-            <w:lang w:val="en_US" w:bidi="en_US"/>
-          </w:rPr>
-          <w:rPr>
-            <w:color w:val="0000EE"/>
-            <w:u w:val="single"/>
-          </w:rPr>
-          <w:t>2:42</w:t>
-        </w:r>
-      </w:hyperlink>
+      <w:r>
+        <w:rPr>
+          <w:lang w:val="en_US" w:bidi="en_US"/>
+        </w:rPr>
+        <w:t>2:42</w:t>
+      </w:r>
       <w:r>
         <w:rPr>
           <w:lang w:val="en_US" w:bidi="en_US"/>
@@ -10960,36 +9652,24 @@
         </w:rPr>
         <w:t xml:space="preserve">), </w:t>
       </w:r>
-      <w:hyperlink r:id="rId138">
-        <w:r>
-          <w:rPr>
-            <w:lang w:val="en_US" w:bidi="en_US"/>
-          </w:rPr>
-          <w:rPr>
-            <w:color w:val="0000EE"/>
-            <w:u w:val="single"/>
-          </w:rPr>
-          <w:t>6:3</w:t>
-        </w:r>
-      </w:hyperlink>
+      <w:r>
+        <w:rPr>
+          <w:lang w:val="en_US" w:bidi="en_US"/>
+        </w:rPr>
+        <w:t>6:3</w:t>
+      </w:r>
       <w:r>
         <w:rPr>
           <w:lang w:val="en_US" w:bidi="en_US"/>
         </w:rPr>
         <w:t xml:space="preserve">, </w:t>
       </w:r>
-      <w:hyperlink r:id="rId138">
-        <w:r>
-          <w:rPr>
-            <w:lang w:val="en_US" w:bidi="en_US"/>
-          </w:rPr>
-          <w:rPr>
-            <w:color w:val="0000EE"/>
-            <w:u w:val="single"/>
-          </w:rPr>
-          <w:t>6:3</w:t>
-        </w:r>
-      </w:hyperlink>
+      <w:r>
+        <w:rPr>
+          <w:lang w:val="en_US" w:bidi="en_US"/>
+        </w:rPr>
+        <w:t>6:3</w:t>
+      </w:r>
       <w:r>
         <w:rPr>
           <w:lang w:val="en_US" w:bidi="en_US"/>
@@ -11035,72 +9715,48 @@
         </w:rPr>
         <w:t xml:space="preserve"> </w:t>
       </w:r>
-      <w:hyperlink r:id="rId139">
-        <w:r>
-          <w:rPr>
-            <w:lang w:val="en_US" w:bidi="en_US"/>
-          </w:rPr>
-          <w:rPr>
-            <w:color w:val="0000EE"/>
-            <w:u w:val="single"/>
-          </w:rPr>
-          <w:t>Dn 4:10</w:t>
-        </w:r>
-      </w:hyperlink>
+      <w:r>
+        <w:rPr>
+          <w:lang w:val="en_US" w:bidi="en_US"/>
+        </w:rPr>
+        <w:t>Dn 4:10</w:t>
+      </w:r>
       <w:r>
         <w:rPr>
           <w:lang w:val="en_US" w:bidi="en_US"/>
         </w:rPr>
         <w:t xml:space="preserve">, </w:t>
       </w:r>
-      <w:hyperlink r:id="rId140">
-        <w:r>
-          <w:rPr>
-            <w:lang w:val="en_US" w:bidi="en_US"/>
-          </w:rPr>
-          <w:rPr>
-            <w:color w:val="0000EE"/>
-            <w:u w:val="single"/>
-          </w:rPr>
-          <w:t>4:11</w:t>
-        </w:r>
-      </w:hyperlink>
+      <w:r>
+        <w:rPr>
+          <w:lang w:val="en_US" w:bidi="en_US"/>
+        </w:rPr>
+        <w:t>4:11</w:t>
+      </w:r>
       <w:r>
         <w:rPr>
           <w:lang w:val="en_US" w:bidi="en_US"/>
         </w:rPr>
         <w:t xml:space="preserve">, </w:t>
       </w:r>
-      <w:hyperlink r:id="rId79">
-        <w:r>
-          <w:rPr>
-            <w:lang w:val="en_US" w:bidi="en_US"/>
-          </w:rPr>
-          <w:rPr>
-            <w:color w:val="0000EE"/>
-            <w:u w:val="single"/>
-          </w:rPr>
-          <w:t>4:28</w:t>
-        </w:r>
-      </w:hyperlink>
+      <w:r>
+        <w:rPr>
+          <w:lang w:val="en_US" w:bidi="en_US"/>
+        </w:rPr>
+        <w:t>4:28</w:t>
+      </w:r>
       <w:r>
         <w:rPr>
           <w:lang w:val="en_US" w:bidi="en_US"/>
         </w:rPr>
         <w:t xml:space="preserve">, </w:t>
       </w:r>
-      <w:hyperlink r:id="rId141">
-        <w:r>
-          <w:rPr>
-            <w:lang w:val="en_US" w:bidi="en_US"/>
-          </w:rPr>
-          <w:rPr>
-            <w:color w:val="0000EE"/>
-            <w:u w:val="single"/>
-          </w:rPr>
-          <w:t>7:4</w:t>
-        </w:r>
-      </w:hyperlink>
+      <w:r>
+        <w:rPr>
+          <w:lang w:val="en_US" w:bidi="en_US"/>
+        </w:rPr>
+        <w:t>7:4</w:t>
+      </w:r>
       <w:r>
         <w:rPr>
           <w:lang w:val="en_US" w:bidi="en_US"/>
@@ -11119,18 +9775,12 @@
         </w:rPr>
         <w:t xml:space="preserve"> † </w:t>
       </w:r>
-      <w:hyperlink r:id="rId142">
-        <w:r>
-          <w:rPr>
-            <w:lang w:val="en_US" w:bidi="en_US"/>
-          </w:rPr>
-          <w:rPr>
-            <w:color w:val="0000EE"/>
-            <w:u w:val="single"/>
-          </w:rPr>
-          <w:t>Ezr 6:6</w:t>
-        </w:r>
-      </w:hyperlink>
+      <w:r>
+        <w:rPr>
+          <w:lang w:val="en_US" w:bidi="en_US"/>
+        </w:rPr>
+        <w:t>Ezr 6:6</w:t>
+      </w:r>
       <w:r>
         <w:rPr>
           <w:lang w:val="en_US" w:bidi="en_US"/>
@@ -11176,18 +9826,12 @@
         </w:rPr>
         <w:t xml:space="preserve">) </w:t>
       </w:r>
-      <w:hyperlink r:id="rId134">
-        <w:r>
-          <w:rPr>
-            <w:lang w:val="en_US" w:bidi="en_US"/>
-          </w:rPr>
-          <w:rPr>
-            <w:color w:val="0000EE"/>
-            <w:u w:val="single"/>
-          </w:rPr>
-          <w:t>Dn 6:5</w:t>
-        </w:r>
-      </w:hyperlink>
+      <w:r>
+        <w:rPr>
+          <w:lang w:val="en_US" w:bidi="en_US"/>
+        </w:rPr>
+        <w:t>Dn 6:5</w:t>
+      </w:r>
       <w:r>
         <w:rPr>
           <w:lang w:val="en_US" w:bidi="en_US"/>
@@ -11232,72 +9876,48 @@
         </w:rPr>
         <w:t xml:space="preserve"> </w:t>
       </w:r>
-      <w:hyperlink r:id="rId129">
-        <w:r>
-          <w:rPr>
-            <w:lang w:val="en_US" w:bidi="en_US"/>
-          </w:rPr>
-          <w:rPr>
-            <w:color w:val="0000EE"/>
-            <w:u w:val="single"/>
-          </w:rPr>
-          <w:t>Dn 3:15</w:t>
-        </w:r>
-      </w:hyperlink>
+      <w:r>
+        <w:rPr>
+          <w:lang w:val="en_US" w:bidi="en_US"/>
+        </w:rPr>
+        <w:t>Dn 3:15</w:t>
+      </w:r>
       <w:r>
         <w:rPr>
           <w:lang w:val="en_US" w:bidi="en_US"/>
         </w:rPr>
         <w:t xml:space="preserve">, </w:t>
       </w:r>
-      <w:hyperlink r:id="rId143">
-        <w:r>
-          <w:rPr>
-            <w:lang w:val="en_US" w:bidi="en_US"/>
-          </w:rPr>
-          <w:rPr>
-            <w:color w:val="0000EE"/>
-            <w:u w:val="single"/>
-          </w:rPr>
-          <w:t>3:26</w:t>
-        </w:r>
-      </w:hyperlink>
+      <w:r>
+        <w:rPr>
+          <w:lang w:val="en_US" w:bidi="en_US"/>
+        </w:rPr>
+        <w:t>3:26</w:t>
+      </w:r>
       <w:r>
         <w:rPr>
           <w:lang w:val="en_US" w:bidi="en_US"/>
         </w:rPr>
         <w:t xml:space="preserve">, </w:t>
       </w:r>
-      <w:hyperlink r:id="rId20">
-        <w:r>
-          <w:rPr>
-            <w:lang w:val="en_US" w:bidi="en_US"/>
-          </w:rPr>
-          <w:rPr>
-            <w:color w:val="0000EE"/>
-            <w:u w:val="single"/>
-          </w:rPr>
-          <w:t>5:2</w:t>
-        </w:r>
-      </w:hyperlink>
+      <w:r>
+        <w:rPr>
+          <w:lang w:val="en_US" w:bidi="en_US"/>
+        </w:rPr>
+        <w:t>5:2</w:t>
+      </w:r>
       <w:r>
         <w:rPr>
           <w:lang w:val="en_US" w:bidi="en_US"/>
         </w:rPr>
         <w:t xml:space="preserve">, </w:t>
       </w:r>
-      <w:hyperlink r:id="rId144">
-        <w:r>
-          <w:rPr>
-            <w:lang w:val="en_US" w:bidi="en_US"/>
-          </w:rPr>
-          <w:rPr>
-            <w:color w:val="0000EE"/>
-            <w:u w:val="single"/>
-          </w:rPr>
-          <w:t>7:3</w:t>
-        </w:r>
-      </w:hyperlink>
+      <w:r>
+        <w:rPr>
+          <w:lang w:val="en_US" w:bidi="en_US"/>
+        </w:rPr>
+        <w:t>7:3</w:t>
+      </w:r>
       <w:r>
         <w:rPr>
           <w:lang w:val="en_US" w:bidi="en_US"/>
@@ -11330,18 +9950,12 @@
         </w:rPr>
         <w:t xml:space="preserve"> </w:t>
       </w:r>
-      <w:hyperlink r:id="rId43">
-        <w:r>
-          <w:rPr>
-            <w:lang w:val="en_US" w:bidi="en_US"/>
-          </w:rPr>
-          <w:rPr>
-            <w:color w:val="0000EE"/>
-            <w:u w:val="single"/>
-          </w:rPr>
-          <w:t>2:35</w:t>
-        </w:r>
-      </w:hyperlink>
+      <w:r>
+        <w:rPr>
+          <w:lang w:val="en_US" w:bidi="en_US"/>
+        </w:rPr>
+        <w:t>2:35</w:t>
+      </w:r>
       <w:r>
         <w:rPr>
           <w:lang w:val="en_US" w:bidi="en_US"/>
@@ -11361,90 +9975,60 @@
         </w:rPr>
         <w:t xml:space="preserve"> </w:t>
       </w:r>
-      <w:hyperlink r:id="rId35">
-        <w:r>
-          <w:rPr>
-            <w:lang w:val="en_US" w:bidi="en_US"/>
-          </w:rPr>
-          <w:rPr>
-            <w:color w:val="0000EE"/>
-            <w:u w:val="single"/>
-          </w:rPr>
-          <w:t>2:45</w:t>
-        </w:r>
-      </w:hyperlink>
+      <w:r>
+        <w:rPr>
+          <w:lang w:val="en_US" w:bidi="en_US"/>
+        </w:rPr>
+        <w:t>2:45</w:t>
+      </w:r>
       <w:r>
         <w:rPr>
           <w:lang w:val="en_US" w:bidi="en_US"/>
         </w:rPr>
         <w:t xml:space="preserve">, </w:t>
       </w:r>
-      <w:hyperlink r:id="rId140">
-        <w:r>
-          <w:rPr>
-            <w:lang w:val="en_US" w:bidi="en_US"/>
-          </w:rPr>
-          <w:rPr>
-            <w:color w:val="0000EE"/>
-            <w:u w:val="single"/>
-          </w:rPr>
-          <w:t>4:11</w:t>
-        </w:r>
-      </w:hyperlink>
+      <w:r>
+        <w:rPr>
+          <w:lang w:val="en_US" w:bidi="en_US"/>
+        </w:rPr>
+        <w:t>4:11</w:t>
+      </w:r>
       <w:r>
         <w:rPr>
           <w:lang w:val="en_US" w:bidi="en_US"/>
         </w:rPr>
         <w:t xml:space="preserve">, </w:t>
       </w:r>
-      <w:hyperlink r:id="rId89">
-        <w:r>
-          <w:rPr>
-            <w:lang w:val="en_US" w:bidi="en_US"/>
-          </w:rPr>
-          <w:rPr>
-            <w:color w:val="0000EE"/>
-            <w:u w:val="single"/>
-          </w:rPr>
-          <w:t>4:22</w:t>
-        </w:r>
-      </w:hyperlink>
+      <w:r>
+        <w:rPr>
+          <w:lang w:val="en_US" w:bidi="en_US"/>
+        </w:rPr>
+        <w:t>4:22</w:t>
+      </w:r>
       <w:r>
         <w:rPr>
           <w:lang w:val="en_US" w:bidi="en_US"/>
         </w:rPr>
         <w:t xml:space="preserve">, </w:t>
       </w:r>
-      <w:hyperlink r:id="rId79">
-        <w:r>
-          <w:rPr>
-            <w:lang w:val="en_US" w:bidi="en_US"/>
-          </w:rPr>
-          <w:rPr>
-            <w:color w:val="0000EE"/>
-            <w:u w:val="single"/>
-          </w:rPr>
-          <w:t>4:28</w:t>
-        </w:r>
-      </w:hyperlink>
+      <w:r>
+        <w:rPr>
+          <w:lang w:val="en_US" w:bidi="en_US"/>
+        </w:rPr>
+        <w:t>4:28</w:t>
+      </w:r>
       <w:r>
         <w:rPr>
           <w:lang w:val="en_US" w:bidi="en_US"/>
         </w:rPr>
         <w:t xml:space="preserve">, </w:t>
       </w:r>
-      <w:hyperlink r:id="rId145">
-        <w:r>
-          <w:rPr>
-            <w:lang w:val="en_US" w:bidi="en_US"/>
-          </w:rPr>
-          <w:rPr>
-            <w:color w:val="0000EE"/>
-            <w:u w:val="single"/>
-          </w:rPr>
-          <w:t>Je 10:11</w:t>
-        </w:r>
-      </w:hyperlink>
+      <w:r>
+        <w:rPr>
+          <w:lang w:val="en_US" w:bidi="en_US"/>
+        </w:rPr>
+        <w:t>Je 10:11</w:t>
+      </w:r>
       <w:r>
         <w:rPr>
           <w:lang w:val="en_US" w:bidi="en_US"/>
@@ -11477,54 +10061,36 @@
         </w:rPr>
         <w:t xml:space="preserve"> a person, </w:t>
       </w:r>
-      <w:hyperlink r:id="rId146">
-        <w:r>
-          <w:rPr>
-            <w:lang w:val="en_US" w:bidi="en_US"/>
-          </w:rPr>
-          <w:rPr>
-            <w:color w:val="0000EE"/>
-            <w:u w:val="single"/>
-          </w:rPr>
-          <w:t>Dn 2:16</w:t>
-        </w:r>
-      </w:hyperlink>
+      <w:r>
+        <w:rPr>
+          <w:lang w:val="en_US" w:bidi="en_US"/>
+        </w:rPr>
+        <w:t>Dn 2:16</w:t>
+      </w:r>
       <w:r>
         <w:rPr>
           <w:lang w:val="en_US" w:bidi="en_US"/>
         </w:rPr>
         <w:t xml:space="preserve">, </w:t>
       </w:r>
-      <w:hyperlink r:id="rId55">
-        <w:r>
-          <w:rPr>
-            <w:lang w:val="en_US" w:bidi="en_US"/>
-          </w:rPr>
-          <w:rPr>
-            <w:color w:val="0000EE"/>
-            <w:u w:val="single"/>
-          </w:rPr>
-          <w:t>2:49</w:t>
-        </w:r>
-      </w:hyperlink>
+      <w:r>
+        <w:rPr>
+          <w:lang w:val="en_US" w:bidi="en_US"/>
+        </w:rPr>
+        <w:t>2:49</w:t>
+      </w:r>
       <w:r>
         <w:rPr>
           <w:lang w:val="en_US" w:bidi="en_US"/>
         </w:rPr>
         <w:t xml:space="preserve"> +; </w:t>
       </w:r>
-      <w:hyperlink r:id="rId41">
-        <w:r>
-          <w:rPr>
-            <w:lang w:val="en_US" w:bidi="en_US"/>
-          </w:rPr>
-          <w:rPr>
-            <w:color w:val="0000EE"/>
-            <w:u w:val="single"/>
-          </w:rPr>
-          <w:t>Ezr 7:26</w:t>
-        </w:r>
-      </w:hyperlink>
+      <w:r>
+        <w:rPr>
+          <w:lang w:val="en_US" w:bidi="en_US"/>
+        </w:rPr>
+        <w:t>Ezr 7:26</w:t>
+      </w:r>
       <w:r>
         <w:rPr>
           <w:lang w:val="en_US" w:bidi="en_US"/>
@@ -11544,18 +10110,12 @@
         </w:rPr>
         <w:t xml:space="preserve"> </w:t>
       </w:r>
-      <w:hyperlink r:id="rId147">
-        <w:r>
-          <w:rPr>
-            <w:lang w:val="en_US" w:bidi="en_US"/>
-          </w:rPr>
-          <w:rPr>
-            <w:color w:val="0000EE"/>
-            <w:u w:val="single"/>
-          </w:rPr>
-          <w:t>Dn 6:21</w:t>
-        </w:r>
-      </w:hyperlink>
+      <w:r>
+        <w:rPr>
+          <w:lang w:val="en_US" w:bidi="en_US"/>
+        </w:rPr>
+        <w:t>Dn 6:21</w:t>
+      </w:r>
       <w:r>
         <w:rPr>
           <w:lang w:val="en_US" w:bidi="en_US"/>
@@ -11614,18 +10174,12 @@
         </w:rPr>
         <w:t xml:space="preserve"> </w:t>
       </w:r>
-      <w:hyperlink r:id="rId148">
-        <w:r>
-          <w:rPr>
-            <w:lang w:val="en_US" w:bidi="en_US"/>
-          </w:rPr>
-          <w:rPr>
-            <w:color w:val="0000EE"/>
-            <w:u w:val="single"/>
-          </w:rPr>
-          <w:t>Dn 4:9</w:t>
-        </w:r>
-      </w:hyperlink>
+      <w:r>
+        <w:rPr>
+          <w:lang w:val="en_US" w:bidi="en_US"/>
+        </w:rPr>
+        <w:t>Dn 4:9</w:t>
+      </w:r>
       <w:r>
         <w:rPr>
           <w:lang w:val="en_US" w:bidi="en_US"/>
@@ -11696,54 +10250,36 @@
         </w:rPr>
         <w:t xml:space="preserve"> me is a decree made, </w:t>
       </w:r>
-      <w:hyperlink r:id="rId149">
-        <w:r>
-          <w:rPr>
-            <w:lang w:val="en_US" w:bidi="en_US"/>
-          </w:rPr>
-          <w:rPr>
-            <w:color w:val="0000EE"/>
-            <w:u w:val="single"/>
-          </w:rPr>
-          <w:t>Dn 3:29</w:t>
-        </w:r>
-      </w:hyperlink>
+      <w:r>
+        <w:rPr>
+          <w:lang w:val="en_US" w:bidi="en_US"/>
+        </w:rPr>
+        <w:t>Dn 3:29</w:t>
+      </w:r>
       <w:r>
         <w:rPr>
           <w:lang w:val="en_US" w:bidi="en_US"/>
         </w:rPr>
         <w:t xml:space="preserve">, </w:t>
       </w:r>
-      <w:hyperlink r:id="rId150">
-        <w:r>
-          <w:rPr>
-            <w:lang w:val="en_US" w:bidi="en_US"/>
-          </w:rPr>
-          <w:rPr>
-            <w:color w:val="0000EE"/>
-            <w:u w:val="single"/>
-          </w:rPr>
-          <w:t>4:3</w:t>
-        </w:r>
-      </w:hyperlink>
+      <w:r>
+        <w:rPr>
+          <w:lang w:val="en_US" w:bidi="en_US"/>
+        </w:rPr>
+        <w:t>4:3</w:t>
+      </w:r>
       <w:r>
         <w:rPr>
           <w:lang w:val="en_US" w:bidi="en_US"/>
         </w:rPr>
         <w:t xml:space="preserve"> (</w:t>
       </w:r>
-      <w:hyperlink r:id="rId94">
-        <w:r>
-          <w:rPr>
-            <w:lang w:val="en_US" w:bidi="en_US"/>
-          </w:rPr>
-          <w:rPr>
-            <w:color w:val="0000EE"/>
-            <w:u w:val="single"/>
-          </w:rPr>
-          <w:t>6:27</w:t>
-        </w:r>
-      </w:hyperlink>
+      <w:r>
+        <w:rPr>
+          <w:lang w:val="en_US" w:bidi="en_US"/>
+        </w:rPr>
+        <w:t>6:27</w:t>
+      </w:r>
       <w:r>
         <w:rPr>
           <w:lang w:val="en_US" w:bidi="en_US"/>
@@ -11762,36 +10298,24 @@
         </w:rPr>
         <w:t xml:space="preserve">), </w:t>
       </w:r>
-      <w:hyperlink r:id="rId151">
-        <w:r>
-          <w:rPr>
-            <w:lang w:val="en_US" w:bidi="en_US"/>
-          </w:rPr>
-          <w:rPr>
-            <w:color w:val="0000EE"/>
-            <w:u w:val="single"/>
-          </w:rPr>
-          <w:t>Ezr 4:19</w:t>
-        </w:r>
-      </w:hyperlink>
+      <w:r>
+        <w:rPr>
+          <w:lang w:val="en_US" w:bidi="en_US"/>
+        </w:rPr>
+        <w:t>Ezr 4:19</w:t>
+      </w:r>
       <w:r>
         <w:rPr>
           <w:lang w:val="en_US" w:bidi="en_US"/>
         </w:rPr>
         <w:t xml:space="preserve"> +, cf. </w:t>
       </w:r>
-      <w:hyperlink r:id="rId152">
-        <w:r>
-          <w:rPr>
-            <w:lang w:val="en_US" w:bidi="en_US"/>
-          </w:rPr>
-          <w:rPr>
-            <w:color w:val="0000EE"/>
-            <w:u w:val="single"/>
-          </w:rPr>
-          <w:t>5:17</w:t>
-        </w:r>
-      </w:hyperlink>
+      <w:r>
+        <w:rPr>
+          <w:lang w:val="en_US" w:bidi="en_US"/>
+        </w:rPr>
+        <w:t>5:17</w:t>
+      </w:r>
       <w:r>
         <w:rPr>
           <w:lang w:val="en_US" w:bidi="en_US"/>
@@ -11823,36 +10347,24 @@
         </w:rPr>
         <w:t xml:space="preserve"> </w:t>
       </w:r>
-      <w:hyperlink r:id="rId67">
-        <w:r>
-          <w:rPr>
-            <w:lang w:val="en_US" w:bidi="en_US"/>
-          </w:rPr>
-          <w:rPr>
-            <w:color w:val="0000EE"/>
-            <w:u w:val="single"/>
-          </w:rPr>
-          <w:t>Dn 2:5</w:t>
-        </w:r>
-      </w:hyperlink>
+      <w:r>
+        <w:rPr>
+          <w:lang w:val="en_US" w:bidi="en_US"/>
+        </w:rPr>
+        <w:t>Dn 2:5</w:t>
+      </w:r>
       <w:r>
         <w:rPr>
           <w:lang w:val="en_US" w:bidi="en_US"/>
         </w:rPr>
         <w:t xml:space="preserve">, </w:t>
       </w:r>
-      <w:hyperlink r:id="rId116">
-        <w:r>
-          <w:rPr>
-            <w:lang w:val="en_US" w:bidi="en_US"/>
-          </w:rPr>
-          <w:rPr>
-            <w:color w:val="0000EE"/>
-            <w:u w:val="single"/>
-          </w:rPr>
-          <w:t>2:8</w:t>
-        </w:r>
-      </w:hyperlink>
+      <w:r>
+        <w:rPr>
+          <w:lang w:val="en_US" w:bidi="en_US"/>
+        </w:rPr>
+        <w:t>2:8</w:t>
+      </w:r>
       <w:r>
         <w:rPr>
           <w:lang w:val="en_US" w:bidi="en_US"/>
@@ -11897,18 +10409,12 @@
         </w:rPr>
         <w:t xml:space="preserve"> </w:t>
       </w:r>
-      <w:hyperlink r:id="rId89">
-        <w:r>
-          <w:rPr>
-            <w:lang w:val="en_US" w:bidi="en_US"/>
-          </w:rPr>
-          <w:rPr>
-            <w:color w:val="0000EE"/>
-            <w:u w:val="single"/>
-          </w:rPr>
-          <w:t>Dn 4:22</w:t>
-        </w:r>
-      </w:hyperlink>
+      <w:r>
+        <w:rPr>
+          <w:lang w:val="en_US" w:bidi="en_US"/>
+        </w:rPr>
+        <w:t>Dn 4:22</w:t>
+      </w:r>
       <w:r>
         <w:rPr>
           <w:lang w:val="en_US" w:bidi="en_US"/>
@@ -11927,72 +10433,48 @@
         </w:rPr>
         <w:t xml:space="preserve"> v:</w:t>
       </w:r>
-      <w:hyperlink r:id="rId153">
-        <w:r>
-          <w:rPr>
-            <w:lang w:val="en_US" w:bidi="en_US"/>
-          </w:rPr>
-          <w:rPr>
-            <w:color w:val="0000EE"/>
-            <w:u w:val="single"/>
-          </w:rPr>
-          <w:t>12</w:t>
-        </w:r>
-      </w:hyperlink>
+      <w:r>
+        <w:rPr>
+          <w:lang w:val="en_US" w:bidi="en_US"/>
+        </w:rPr>
+        <w:t>12</w:t>
+      </w:r>
       <w:r>
         <w:rPr>
           <w:lang w:val="en_US" w:bidi="en_US"/>
         </w:rPr>
         <w:t>, v:</w:t>
       </w:r>
-      <w:hyperlink r:id="rId154">
-        <w:r>
-          <w:rPr>
-            <w:lang w:val="en_US" w:bidi="en_US"/>
-          </w:rPr>
-          <w:rPr>
-            <w:color w:val="0000EE"/>
-            <w:u w:val="single"/>
-          </w:rPr>
-          <w:t>20</w:t>
-        </w:r>
-      </w:hyperlink>
+      <w:r>
+        <w:rPr>
+          <w:lang w:val="en_US" w:bidi="en_US"/>
+        </w:rPr>
+        <w:t>20</w:t>
+      </w:r>
       <w:r>
         <w:rPr>
           <w:lang w:val="en_US" w:bidi="en_US"/>
         </w:rPr>
         <w:t>), v:</w:t>
       </w:r>
-      <w:hyperlink r:id="rId120">
-        <w:r>
-          <w:rPr>
-            <w:lang w:val="en_US" w:bidi="en_US"/>
-          </w:rPr>
-          <w:rPr>
-            <w:color w:val="0000EE"/>
-            <w:u w:val="single"/>
-          </w:rPr>
-          <w:t>30</w:t>
-        </w:r>
-      </w:hyperlink>
+      <w:r>
+        <w:rPr>
+          <w:lang w:val="en_US" w:bidi="en_US"/>
+        </w:rPr>
+        <w:t>30</w:t>
+      </w:r>
       <w:r>
         <w:rPr>
           <w:lang w:val="en_US" w:bidi="en_US"/>
         </w:rPr>
         <w:t xml:space="preserve">, </w:t>
       </w:r>
-      <w:hyperlink r:id="rId91">
-        <w:r>
-          <w:rPr>
-            <w:lang w:val="en_US" w:bidi="en_US"/>
-          </w:rPr>
-          <w:rPr>
-            <w:color w:val="0000EE"/>
-            <w:u w:val="single"/>
-          </w:rPr>
-          <w:t>5:21</w:t>
-        </w:r>
-      </w:hyperlink>
+      <w:r>
+        <w:rPr>
+          <w:lang w:val="en_US" w:bidi="en_US"/>
+        </w:rPr>
+        <w:t>5:21</w:t>
+      </w:r>
       <w:r>
         <w:rPr>
           <w:lang w:val="en_US" w:bidi="en_US"/>
@@ -12024,18 +10506,12 @@
         </w:rPr>
         <w:t xml:space="preserve"> </w:t>
       </w:r>
-      <w:hyperlink r:id="rId155">
-        <w:r>
-          <w:rPr>
-            <w:lang w:val="en_US" w:bidi="en_US"/>
-          </w:rPr>
-          <w:rPr>
-            <w:color w:val="0000EE"/>
-            <w:u w:val="single"/>
-          </w:rPr>
-          <w:t>5:19</w:t>
-        </w:r>
-      </w:hyperlink>
+      <w:r>
+        <w:rPr>
+          <w:lang w:val="en_US" w:bidi="en_US"/>
+        </w:rPr>
+        <w:t>5:19</w:t>
+      </w:r>
       <w:r>
         <w:rPr>
           <w:lang w:val="en_US" w:bidi="en_US"/>
@@ -12081,18 +10557,12 @@
         </w:rPr>
         <w:t xml:space="preserve"> ), </w:t>
       </w:r>
-      <w:hyperlink r:id="rId155">
-        <w:r>
-          <w:rPr>
-            <w:lang w:val="en_US" w:bidi="en_US"/>
-          </w:rPr>
-          <w:rPr>
-            <w:color w:val="0000EE"/>
-            <w:u w:val="single"/>
-          </w:rPr>
-          <w:t>Dn 5:19</w:t>
-        </w:r>
-      </w:hyperlink>
+      <w:r>
+        <w:rPr>
+          <w:lang w:val="en_US" w:bidi="en_US"/>
+        </w:rPr>
+        <w:t>Dn 5:19</w:t>
+      </w:r>
       <w:r>
         <w:rPr>
           <w:lang w:val="en_US" w:bidi="en_US"/>
@@ -12111,18 +10581,12 @@
         </w:rPr>
         <w:t xml:space="preserve">, </w:t>
       </w:r>
-      <w:hyperlink r:id="rId114">
-        <w:r>
-          <w:rPr>
-            <w:lang w:val="en_US" w:bidi="en_US"/>
-          </w:rPr>
-          <w:rPr>
-            <w:color w:val="0000EE"/>
-            <w:u w:val="single"/>
-          </w:rPr>
-          <w:t>7:11</w:t>
-        </w:r>
-      </w:hyperlink>
+      <w:r>
+        <w:rPr>
+          <w:lang w:val="en_US" w:bidi="en_US"/>
+        </w:rPr>
+        <w:t>7:11</w:t>
+      </w:r>
       <w:r>
         <w:rPr>
           <w:lang w:val="en_US" w:bidi="en_US"/>
@@ -12205,18 +10669,12 @@
         </w:rPr>
         <w:t xml:space="preserve"> </w:t>
       </w:r>
-      <w:hyperlink r:id="rId136">
-        <w:r>
-          <w:rPr>
-            <w:lang w:val="en_US" w:bidi="en_US"/>
-          </w:rPr>
-          <w:rPr>
-            <w:color w:val="0000EE"/>
-            <w:u w:val="single"/>
-          </w:rPr>
-          <w:t>Ezr 6:14</w:t>
-        </w:r>
-      </w:hyperlink>
+      <w:r>
+        <w:rPr>
+          <w:lang w:val="en_US" w:bidi="en_US"/>
+        </w:rPr>
+        <w:t>Ezr 6:14</w:t>
+      </w:r>
       <w:r>
         <w:rPr>
           <w:lang w:val="en_US" w:bidi="en_US"/>
@@ -12248,36 +10706,24 @@
         </w:rPr>
         <w:t xml:space="preserve"> of, etc., </w:t>
       </w:r>
-      <w:hyperlink r:id="rId39">
-        <w:r>
-          <w:rPr>
-            <w:lang w:val="en_US" w:bidi="en_US"/>
-          </w:rPr>
-          <w:rPr>
-            <w:color w:val="0000EE"/>
-            <w:u w:val="single"/>
-          </w:rPr>
-          <w:t>7:23</w:t>
-        </w:r>
-      </w:hyperlink>
+      <w:r>
+        <w:rPr>
+          <w:lang w:val="en_US" w:bidi="en_US"/>
+        </w:rPr>
+        <w:t>7:23</w:t>
+      </w:r>
       <w:r>
         <w:rPr>
           <w:lang w:val="en_US" w:bidi="en_US"/>
         </w:rPr>
         <w:t xml:space="preserve">, </w:t>
       </w:r>
-      <w:hyperlink r:id="rId116">
-        <w:r>
-          <w:rPr>
-            <w:lang w:val="en_US" w:bidi="en_US"/>
-          </w:rPr>
-          <w:rPr>
-            <w:color w:val="0000EE"/>
-            <w:u w:val="single"/>
-          </w:rPr>
-          <w:t>Dn 2:8</w:t>
-        </w:r>
-      </w:hyperlink>
+      <w:r>
+        <w:rPr>
+          <w:lang w:val="en_US" w:bidi="en_US"/>
+        </w:rPr>
+        <w:t>Dn 2:8</w:t>
+      </w:r>
       <w:r>
         <w:rPr>
           <w:lang w:val="en_US" w:bidi="en_US"/>
@@ -12309,18 +10755,12 @@
         </w:rPr>
         <w:t xml:space="preserve"> certainty, v:</w:t>
       </w:r>
-      <w:hyperlink r:id="rId156">
-        <w:r>
-          <w:rPr>
-            <w:lang w:val="en_US" w:bidi="en_US"/>
-          </w:rPr>
-          <w:rPr>
-            <w:color w:val="0000EE"/>
-            <w:u w:val="single"/>
-          </w:rPr>
-          <w:t>47</w:t>
-        </w:r>
-      </w:hyperlink>
+      <w:r>
+        <w:rPr>
+          <w:lang w:val="en_US" w:bidi="en_US"/>
+        </w:rPr>
+        <w:t>47</w:t>
+      </w:r>
       <w:r>
         <w:rPr>
           <w:lang w:val="en_US" w:bidi="en_US"/>
@@ -12365,18 +10805,12 @@
         </w:rPr>
         <w:t xml:space="preserve">), </w:t>
       </w:r>
-      <w:hyperlink r:id="rId138">
-        <w:r>
-          <w:rPr>
-            <w:lang w:val="en_US" w:bidi="en_US"/>
-          </w:rPr>
-          <w:rPr>
-            <w:color w:val="0000EE"/>
-            <w:u w:val="single"/>
-          </w:rPr>
-          <w:t>Dn 6:3</w:t>
-        </w:r>
-      </w:hyperlink>
+      <w:r>
+        <w:rPr>
+          <w:lang w:val="en_US" w:bidi="en_US"/>
+        </w:rPr>
+        <w:t>Dn 6:3</w:t>
+      </w:r>
       <w:r>
         <w:rPr>
           <w:lang w:val="en_US" w:bidi="en_US"/>
@@ -12395,72 +10829,48 @@
         </w:rPr>
         <w:t xml:space="preserve">, </w:t>
       </w:r>
-      <w:hyperlink r:id="rId112">
-        <w:r>
-          <w:rPr>
-            <w:lang w:val="en_US" w:bidi="en_US"/>
-          </w:rPr>
-          <w:rPr>
-            <w:color w:val="0000EE"/>
-            <w:u w:val="single"/>
-          </w:rPr>
-          <w:t>7:8</w:t>
-        </w:r>
-      </w:hyperlink>
+      <w:r>
+        <w:rPr>
+          <w:lang w:val="en_US" w:bidi="en_US"/>
+        </w:rPr>
+        <w:t>7:8</w:t>
+      </w:r>
       <w:r>
         <w:rPr>
           <w:lang w:val="en_US" w:bidi="en_US"/>
         </w:rPr>
         <w:t xml:space="preserve">, </w:t>
       </w:r>
-      <w:hyperlink r:id="rId118">
-        <w:r>
-          <w:rPr>
-            <w:lang w:val="en_US" w:bidi="en_US"/>
-          </w:rPr>
-          <w:rPr>
-            <w:color w:val="0000EE"/>
-            <w:u w:val="single"/>
-          </w:rPr>
-          <w:t>7:16</w:t>
-        </w:r>
-      </w:hyperlink>
+      <w:r>
+        <w:rPr>
+          <w:lang w:val="en_US" w:bidi="en_US"/>
+        </w:rPr>
+        <w:t>7:16</w:t>
+      </w:r>
       <w:r>
         <w:rPr>
           <w:lang w:val="en_US" w:bidi="en_US"/>
         </w:rPr>
         <w:t xml:space="preserve">, </w:t>
       </w:r>
-      <w:hyperlink r:id="rId157">
-        <w:r>
-          <w:rPr>
-            <w:lang w:val="en_US" w:bidi="en_US"/>
-          </w:rPr>
-          <w:rPr>
-            <w:color w:val="0000EE"/>
-            <w:u w:val="single"/>
-          </w:rPr>
-          <w:t>2:25</w:t>
-        </w:r>
-      </w:hyperlink>
+      <w:r>
+        <w:rPr>
+          <w:lang w:val="en_US" w:bidi="en_US"/>
+        </w:rPr>
+        <w:t>2:25</w:t>
+      </w:r>
       <w:r>
         <w:rPr>
           <w:lang w:val="en_US" w:bidi="en_US"/>
         </w:rPr>
         <w:t xml:space="preserve">, </w:t>
       </w:r>
-      <w:hyperlink r:id="rId158">
-        <w:r>
-          <w:rPr>
-            <w:lang w:val="en_US" w:bidi="en_US"/>
-          </w:rPr>
-          <w:rPr>
-            <w:color w:val="0000EE"/>
-            <w:u w:val="single"/>
-          </w:rPr>
-          <w:t>5:13</w:t>
-        </w:r>
-      </w:hyperlink>
+      <w:r>
+        <w:rPr>
+          <w:lang w:val="en_US" w:bidi="en_US"/>
+        </w:rPr>
+        <w:t>5:13</w:t>
+      </w:r>
       <w:r>
         <w:rPr>
           <w:lang w:val="en_US" w:bidi="en_US"/>
@@ -12480,18 +10890,12 @@
         </w:rPr>
         <w:t xml:space="preserve"> </w:t>
       </w:r>
-      <w:hyperlink r:id="rId85">
-        <w:r>
-          <w:rPr>
-            <w:lang w:val="en_US" w:bidi="en_US"/>
-          </w:rPr>
-          <w:rPr>
-            <w:color w:val="0000EE"/>
-            <w:u w:val="single"/>
-          </w:rPr>
-          <w:t>2:41</w:t>
-        </w:r>
-      </w:hyperlink>
+      <w:r>
+        <w:rPr>
+          <w:lang w:val="en_US" w:bidi="en_US"/>
+        </w:rPr>
+        <w:t>2:41</w:t>
+      </w:r>
       <w:r>
         <w:rPr>
           <w:lang w:val="en_US" w:bidi="en_US"/>
@@ -12547,72 +10951,48 @@
         </w:rPr>
         <w:t xml:space="preserve"> of them </w:t>
       </w:r>
-      <w:hyperlink r:id="rId137">
-        <w:r>
-          <w:rPr>
-            <w:lang w:val="en_US" w:bidi="en_US"/>
-          </w:rPr>
-          <w:rPr>
-            <w:color w:val="0000EE"/>
-            <w:u w:val="single"/>
-          </w:rPr>
-          <w:t>2:33</w:t>
-        </w:r>
-      </w:hyperlink>
+      <w:r>
+        <w:rPr>
+          <w:lang w:val="en_US" w:bidi="en_US"/>
+        </w:rPr>
+        <w:t>2:33</w:t>
+      </w:r>
       <w:r>
         <w:rPr>
           <w:lang w:val="en_US" w:bidi="en_US"/>
         </w:rPr>
         <w:t xml:space="preserve">, </w:t>
       </w:r>
-      <w:hyperlink r:id="rId85">
-        <w:r>
-          <w:rPr>
-            <w:lang w:val="en_US" w:bidi="en_US"/>
-          </w:rPr>
-          <w:rPr>
-            <w:color w:val="0000EE"/>
-            <w:u w:val="single"/>
-          </w:rPr>
-          <w:t>2:41</w:t>
-        </w:r>
-      </w:hyperlink>
+      <w:r>
+        <w:rPr>
+          <w:lang w:val="en_US" w:bidi="en_US"/>
+        </w:rPr>
+        <w:t>2:41</w:t>
+      </w:r>
       <w:r>
         <w:rPr>
           <w:lang w:val="en_US" w:bidi="en_US"/>
         </w:rPr>
         <w:t xml:space="preserve">, </w:t>
       </w:r>
-      <w:hyperlink r:id="rId86">
-        <w:r>
-          <w:rPr>
-            <w:lang w:val="en_US" w:bidi="en_US"/>
-          </w:rPr>
-          <w:rPr>
-            <w:color w:val="0000EE"/>
-            <w:u w:val="single"/>
-          </w:rPr>
-          <w:t>2:42</w:t>
-        </w:r>
-      </w:hyperlink>
+      <w:r>
+        <w:rPr>
+          <w:lang w:val="en_US" w:bidi="en_US"/>
+        </w:rPr>
+        <w:t>2:42</w:t>
+      </w:r>
       <w:r>
         <w:rPr>
           <w:lang w:val="en_US" w:bidi="en_US"/>
         </w:rPr>
         <w:t xml:space="preserve"> a, so v:</w:t>
       </w:r>
-      <w:hyperlink r:id="rId86">
-        <w:r>
-          <w:rPr>
-            <w:lang w:val="en_US" w:bidi="en_US"/>
-          </w:rPr>
-          <w:rPr>
-            <w:color w:val="0000EE"/>
-            <w:u w:val="single"/>
-          </w:rPr>
-          <w:t>42</w:t>
-        </w:r>
-      </w:hyperlink>
+      <w:r>
+        <w:rPr>
+          <w:lang w:val="en_US" w:bidi="en_US"/>
+        </w:rPr>
+        <w:t>42</w:t>
+      </w:r>
       <w:r>
         <w:rPr>
           <w:lang w:val="en_US" w:bidi="en_US"/>
@@ -12657,18 +11037,12 @@
         </w:rPr>
         <w:t xml:space="preserve"> </w:t>
       </w:r>
-      <w:hyperlink r:id="rId159">
-        <w:r>
-          <w:rPr>
-            <w:lang w:val="en_US" w:bidi="en_US"/>
-          </w:rPr>
-          <w:rPr>
-            <w:color w:val="0000EE"/>
-            <w:u w:val="single"/>
-          </w:rPr>
-          <w:t>Dn 2:20</w:t>
-        </w:r>
-      </w:hyperlink>
+      <w:r>
+        <w:rPr>
+          <w:lang w:val="en_US" w:bidi="en_US"/>
+        </w:rPr>
+        <w:t>Dn 2:20</w:t>
+      </w:r>
       <w:r>
         <w:rPr>
           <w:lang w:val="en_US" w:bidi="en_US"/>
@@ -12699,36 +11073,24 @@
         </w:rPr>
         <w:t xml:space="preserve">:), </w:t>
       </w:r>
-      <w:hyperlink r:id="rId63">
-        <w:r>
-          <w:rPr>
-            <w:lang w:val="en_US" w:bidi="en_US"/>
-          </w:rPr>
-          <w:rPr>
-            <w:color w:val="0000EE"/>
-            <w:u w:val="single"/>
-          </w:rPr>
-          <w:t>Ezr 4:15</w:t>
-        </w:r>
-      </w:hyperlink>
+      <w:r>
+        <w:rPr>
+          <w:lang w:val="en_US" w:bidi="en_US"/>
+        </w:rPr>
+        <w:t>Ezr 4:15</w:t>
+      </w:r>
       <w:r>
         <w:rPr>
           <w:lang w:val="en_US" w:bidi="en_US"/>
         </w:rPr>
         <w:t xml:space="preserve">, </w:t>
       </w:r>
-      <w:hyperlink r:id="rId151">
-        <w:r>
-          <w:rPr>
-            <w:lang w:val="en_US" w:bidi="en_US"/>
-          </w:rPr>
-          <w:rPr>
-            <w:color w:val="0000EE"/>
-            <w:u w:val="single"/>
-          </w:rPr>
-          <w:t>4:19</w:t>
-        </w:r>
-      </w:hyperlink>
+      <w:r>
+        <w:rPr>
+          <w:lang w:val="en_US" w:bidi="en_US"/>
+        </w:rPr>
+        <w:t>4:19</w:t>
+      </w:r>
       <w:r>
         <w:rPr>
           <w:lang w:val="en_US" w:bidi="en_US"/>
@@ -12811,90 +11173,60 @@
         </w:rPr>
         <w:t xml:space="preserve"> </w:t>
       </w:r>
-      <w:hyperlink r:id="rId144">
-        <w:r>
-          <w:rPr>
-            <w:lang w:val="en_US" w:bidi="en_US"/>
-          </w:rPr>
-          <w:rPr>
-            <w:color w:val="0000EE"/>
-            <w:u w:val="single"/>
-          </w:rPr>
-          <w:t>Dn 7:3</w:t>
-        </w:r>
-      </w:hyperlink>
+      <w:r>
+        <w:rPr>
+          <w:lang w:val="en_US" w:bidi="en_US"/>
+        </w:rPr>
+        <w:t>Dn 7:3</w:t>
+      </w:r>
       <w:r>
         <w:rPr>
           <w:lang w:val="en_US" w:bidi="en_US"/>
         </w:rPr>
         <w:t xml:space="preserve">, </w:t>
       </w:r>
-      <w:hyperlink r:id="rId160">
-        <w:r>
-          <w:rPr>
-            <w:lang w:val="en_US" w:bidi="en_US"/>
-          </w:rPr>
-          <w:rPr>
-            <w:color w:val="0000EE"/>
-            <w:u w:val="single"/>
-          </w:rPr>
-          <w:t>7:7</w:t>
-        </w:r>
-      </w:hyperlink>
+      <w:r>
+        <w:rPr>
+          <w:lang w:val="en_US" w:bidi="en_US"/>
+        </w:rPr>
+        <w:t>7:7</w:t>
+      </w:r>
       <w:r>
         <w:rPr>
           <w:lang w:val="en_US" w:bidi="en_US"/>
         </w:rPr>
         <w:t xml:space="preserve">, </w:t>
       </w:r>
-      <w:hyperlink r:id="rId161">
-        <w:r>
-          <w:rPr>
-            <w:lang w:val="en_US" w:bidi="en_US"/>
-          </w:rPr>
-          <w:rPr>
-            <w:color w:val="0000EE"/>
-            <w:u w:val="single"/>
-          </w:rPr>
-          <w:t>7:19</w:t>
-        </w:r>
-      </w:hyperlink>
+      <w:r>
+        <w:rPr>
+          <w:lang w:val="en_US" w:bidi="en_US"/>
+        </w:rPr>
+        <w:t>7:19</w:t>
+      </w:r>
       <w:r>
         <w:rPr>
           <w:lang w:val="en_US" w:bidi="en_US"/>
         </w:rPr>
         <w:t xml:space="preserve">, </w:t>
       </w:r>
-      <w:hyperlink r:id="rId72">
-        <w:r>
-          <w:rPr>
-            <w:lang w:val="en_US" w:bidi="en_US"/>
-          </w:rPr>
-          <w:rPr>
-            <w:color w:val="0000EE"/>
-            <w:u w:val="single"/>
-          </w:rPr>
-          <w:t>7:23</w:t>
-        </w:r>
-      </w:hyperlink>
+      <w:r>
+        <w:rPr>
+          <w:lang w:val="en_US" w:bidi="en_US"/>
+        </w:rPr>
+        <w:t>7:23</w:t>
+      </w:r>
       <w:r>
         <w:rPr>
           <w:lang w:val="en_US" w:bidi="en_US"/>
         </w:rPr>
         <w:t xml:space="preserve">, </w:t>
       </w:r>
-      <w:hyperlink r:id="rId87">
-        <w:r>
-          <w:rPr>
-            <w:lang w:val="en_US" w:bidi="en_US"/>
-          </w:rPr>
-          <w:rPr>
-            <w:color w:val="0000EE"/>
-            <w:u w:val="single"/>
-          </w:rPr>
-          <w:t>7:24</w:t>
-        </w:r>
-      </w:hyperlink>
+      <w:r>
+        <w:rPr>
+          <w:lang w:val="en_US" w:bidi="en_US"/>
+        </w:rPr>
+        <w:t>7:24</w:t>
+      </w:r>
       <w:r>
         <w:rPr>
           <w:lang w:val="en_US" w:bidi="en_US"/>
@@ -12914,72 +11246,48 @@
         </w:rPr>
         <w:t xml:space="preserve"> </w:t>
       </w:r>
-      <w:hyperlink r:id="rId162">
-        <w:r>
-          <w:rPr>
-            <w:lang w:val="en_US" w:bidi="en_US"/>
-          </w:rPr>
-          <w:rPr>
-            <w:color w:val="0000EE"/>
-            <w:u w:val="single"/>
-          </w:rPr>
-          <w:t>2:30</w:t>
-        </w:r>
-      </w:hyperlink>
+      <w:r>
+        <w:rPr>
+          <w:lang w:val="en_US" w:bidi="en_US"/>
+        </w:rPr>
+        <w:t>2:30</w:t>
+      </w:r>
       <w:r>
         <w:rPr>
           <w:lang w:val="en_US" w:bidi="en_US"/>
         </w:rPr>
         <w:t xml:space="preserve">, </w:t>
       </w:r>
-      <w:hyperlink r:id="rId74">
-        <w:r>
-          <w:rPr>
-            <w:lang w:val="en_US" w:bidi="en_US"/>
-          </w:rPr>
-          <w:rPr>
-            <w:color w:val="0000EE"/>
-            <w:u w:val="single"/>
-          </w:rPr>
-          <w:t>2:39</w:t>
-        </w:r>
-      </w:hyperlink>
+      <w:r>
+        <w:rPr>
+          <w:lang w:val="en_US" w:bidi="en_US"/>
+        </w:rPr>
+        <w:t>2:39</w:t>
+      </w:r>
       <w:r>
         <w:rPr>
           <w:lang w:val="en_US" w:bidi="en_US"/>
         </w:rPr>
         <w:t xml:space="preserve">, </w:t>
       </w:r>
-      <w:hyperlink r:id="rId163">
-        <w:r>
-          <w:rPr>
-            <w:lang w:val="en_US" w:bidi="en_US"/>
-          </w:rPr>
-          <w:rPr>
-            <w:color w:val="0000EE"/>
-            <w:u w:val="single"/>
-          </w:rPr>
-          <w:t>6:30</w:t>
-        </w:r>
-      </w:hyperlink>
+      <w:r>
+        <w:rPr>
+          <w:lang w:val="en_US" w:bidi="en_US"/>
+        </w:rPr>
+        <w:t>6:30</w:t>
+      </w:r>
       <w:r>
         <w:rPr>
           <w:lang w:val="en_US" w:bidi="en_US"/>
         </w:rPr>
         <w:t xml:space="preserve">, </w:t>
       </w:r>
-      <w:hyperlink r:id="rId113">
-        <w:r>
-          <w:rPr>
-            <w:lang w:val="en_US" w:bidi="en_US"/>
-          </w:rPr>
-          <w:rPr>
-            <w:color w:val="0000EE"/>
-            <w:u w:val="single"/>
-          </w:rPr>
-          <w:t>7:20</w:t>
-        </w:r>
-      </w:hyperlink>
+      <w:r>
+        <w:rPr>
+          <w:lang w:val="en_US" w:bidi="en_US"/>
+        </w:rPr>
+        <w:t>7:20</w:t>
+      </w:r>
       <w:r>
         <w:rPr>
           <w:lang w:val="en_US" w:bidi="en_US"/>
@@ -12999,18 +11307,12 @@
         </w:rPr>
         <w:t xml:space="preserve"> </w:t>
       </w:r>
-      <w:hyperlink r:id="rId164">
-        <w:r>
-          <w:rPr>
-            <w:lang w:val="en_US" w:bidi="en_US"/>
-          </w:rPr>
-          <w:rPr>
-            <w:color w:val="0000EE"/>
-            <w:u w:val="single"/>
-          </w:rPr>
-          <w:t>4:13</w:t>
-        </w:r>
-      </w:hyperlink>
+      <w:r>
+        <w:rPr>
+          <w:lang w:val="en_US" w:bidi="en_US"/>
+        </w:rPr>
+        <w:t>4:13</w:t>
+      </w:r>
       <w:r>
         <w:rPr>
           <w:lang w:val="en_US" w:bidi="en_US"/>
@@ -13068,30 +11370,18 @@
         </w:rPr>
         <w:t xml:space="preserve"> </w:t>
       </w:r>
-      <w:hyperlink r:id="rId165">
-        <w:r>
-          <w:rPr>
-            <w:lang w:val="en_US" w:bidi="en_US"/>
-          </w:rPr>
-          <w:rPr>
-            <w:color w:val="0000EE"/>
-            <w:u w:val="single"/>
-          </w:rPr>
-          <w:t>Is</w:t>
-        </w:r>
-      </w:hyperlink>
-      <w:hyperlink r:id="rId165">
-        <w:r>
-          <w:rPr>
-            <w:lang w:val="en_US" w:bidi="en_US"/>
-          </w:rPr>
-          <w:rPr>
-            <w:color w:val="0000EE"/>
-            <w:u w:val="single"/>
-          </w:rPr>
-          <w:t xml:space="preserve"> 52:14</w:t>
-        </w:r>
-      </w:hyperlink>
+      <w:r>
+        <w:rPr>
+          <w:lang w:val="en_US" w:bidi="en_US"/>
+        </w:rPr>
+        <w:t>Is</w:t>
+      </w:r>
+      <w:r>
+        <w:rPr>
+          <w:lang w:val="en_US" w:bidi="en_US"/>
+        </w:rPr>
+        <w:t xml:space="preserve"> 52:14</w:t>
+      </w:r>
       <w:r>
         <w:rPr>
           <w:lang w:val="en_US" w:bidi="en_US"/>
@@ -13360,54 +11650,36 @@
         </w:rPr>
         <w:t xml:space="preserve">: </w:t>
       </w:r>
-      <w:hyperlink r:id="rId64">
-        <w:r>
-          <w:rPr>
-            <w:lang w:val="en_US" w:bidi="en_US"/>
-          </w:rPr>
-          <w:rPr>
-            <w:color w:val="0000EE"/>
-            <w:u w:val="single"/>
-          </w:rPr>
-          <w:t>Ezr 4:13</w:t>
-        </w:r>
-      </w:hyperlink>
+      <w:r>
+        <w:rPr>
+          <w:lang w:val="en_US" w:bidi="en_US"/>
+        </w:rPr>
+        <w:t>Ezr 4:13</w:t>
+      </w:r>
       <w:r>
         <w:rPr>
           <w:lang w:val="en_US" w:bidi="en_US"/>
         </w:rPr>
         <w:t xml:space="preserve">, </w:t>
       </w:r>
-      <w:hyperlink r:id="rId166">
-        <w:r>
-          <w:rPr>
-            <w:lang w:val="en_US" w:bidi="en_US"/>
-          </w:rPr>
-          <w:rPr>
-            <w:color w:val="0000EE"/>
-            <w:u w:val="single"/>
-          </w:rPr>
-          <w:t>7:24</w:t>
-        </w:r>
-      </w:hyperlink>
+      <w:r>
+        <w:rPr>
+          <w:lang w:val="en_US" w:bidi="en_US"/>
+        </w:rPr>
+        <w:t>7:24</w:t>
+      </w:r>
       <w:r>
         <w:rPr>
           <w:lang w:val="en_US" w:bidi="en_US"/>
         </w:rPr>
         <w:t xml:space="preserve"> + </w:t>
       </w:r>
-      <w:hyperlink r:id="rId167">
-        <w:r>
-          <w:rPr>
-            <w:lang w:val="en_US" w:bidi="en_US"/>
-          </w:rPr>
-          <w:rPr>
-            <w:color w:val="0000EE"/>
-            <w:u w:val="single"/>
-          </w:rPr>
-          <w:t>4:20</w:t>
-        </w:r>
-      </w:hyperlink>
+      <w:r>
+        <w:rPr>
+          <w:lang w:val="en_US" w:bidi="en_US"/>
+        </w:rPr>
+        <w:t>4:20</w:t>
+      </w:r>
       <w:r>
         <w:rPr>
           <w:lang w:val="en_US" w:bidi="en_US"/>
@@ -13450,18 +11722,12 @@
         </w:rPr>
         <w:t xml:space="preserve"> </w:t>
       </w:r>
-      <w:hyperlink r:id="rId29">
-        <w:r>
-          <w:rPr>
-            <w:lang w:val="en_US" w:bidi="en_US"/>
-          </w:rPr>
-          <w:rPr>
-            <w:color w:val="0000EE"/>
-            <w:u w:val="single"/>
-          </w:rPr>
-          <w:t>6:8</w:t>
-        </w:r>
-      </w:hyperlink>
+      <w:r>
+        <w:rPr>
+          <w:lang w:val="en_US" w:bidi="en_US"/>
+        </w:rPr>
+        <w:t>6:8</w:t>
+      </w:r>
       <w:r>
         <w:rPr>
           <w:lang w:val="en_US" w:bidi="en_US"/>
@@ -13694,18 +11960,12 @@
         </w:rPr>
         <w:t xml:space="preserve">: </w:t>
       </w:r>
-      <w:hyperlink r:id="rId105">
-        <w:r>
-          <w:rPr>
-            <w:lang w:val="en_US" w:bidi="en_US"/>
-          </w:rPr>
-          <w:rPr>
-            <w:color w:val="0000EE"/>
-            <w:u w:val="single"/>
-          </w:rPr>
-          <w:t>Dn 5:26</w:t>
-        </w:r>
-      </w:hyperlink>
+      <w:r>
+        <w:rPr>
+          <w:lang w:val="en_US" w:bidi="en_US"/>
+        </w:rPr>
+        <w:t>Dn 5:26</w:t>
+      </w:r>
       <w:r>
         <w:rPr>
           <w:lang w:val="en_US" w:bidi="en_US"/>
@@ -13800,36 +12060,24 @@
         </w:rPr>
         <w:t xml:space="preserve"> </w:t>
       </w:r>
-      <w:hyperlink r:id="rId168">
-        <w:r>
-          <w:rPr>
-            <w:lang w:val="en_US" w:bidi="en_US"/>
-          </w:rPr>
-          <w:rPr>
-            <w:color w:val="0000EE"/>
-            <w:u w:val="single"/>
-          </w:rPr>
-          <w:t>Dn 2:24</w:t>
-        </w:r>
-      </w:hyperlink>
+      <w:r>
+        <w:rPr>
+          <w:lang w:val="en_US" w:bidi="en_US"/>
+        </w:rPr>
+        <w:t>Dn 2:24</w:t>
+      </w:r>
       <w:r>
         <w:rPr>
           <w:lang w:val="en_US" w:bidi="en_US"/>
         </w:rPr>
         <w:t xml:space="preserve"> (+ Inf.), v:</w:t>
       </w:r>
-      <w:hyperlink r:id="rId55">
-        <w:r>
-          <w:rPr>
-            <w:lang w:val="en_US" w:bidi="en_US"/>
-          </w:rPr>
-          <w:rPr>
-            <w:color w:val="0000EE"/>
-            <w:u w:val="single"/>
-          </w:rPr>
-          <w:t>49</w:t>
-        </w:r>
-      </w:hyperlink>
+      <w:r>
+        <w:rPr>
+          <w:lang w:val="en_US" w:bidi="en_US"/>
+        </w:rPr>
+        <w:t>49</w:t>
+      </w:r>
       <w:r>
         <w:rPr>
           <w:lang w:val="en_US" w:bidi="en_US"/>
@@ -13884,18 +12132,12 @@
         </w:rPr>
         <w:t xml:space="preserve"> </w:t>
       </w:r>
-      <w:hyperlink r:id="rId56">
-        <w:r>
-          <w:rPr>
-            <w:lang w:val="en_US" w:bidi="en_US"/>
-          </w:rPr>
-          <w:rPr>
-            <w:color w:val="0000EE"/>
-            <w:u w:val="single"/>
-          </w:rPr>
-          <w:t>3:12</w:t>
-        </w:r>
-      </w:hyperlink>
+      <w:r>
+        <w:rPr>
+          <w:lang w:val="en_US" w:bidi="en_US"/>
+        </w:rPr>
+        <w:t>3:12</w:t>
+      </w:r>
       <w:r>
         <w:rPr>
           <w:lang w:val="en_US" w:bidi="en_US"/>
@@ -13971,18 +12213,12 @@
         </w:rPr>
         <w:t xml:space="preserve">)) </w:t>
       </w:r>
-      <w:hyperlink r:id="rId169">
-        <w:r>
-          <w:rPr>
-            <w:lang w:val="en_US" w:bidi="en_US"/>
-          </w:rPr>
-          <w:rPr>
-            <w:color w:val="0000EE"/>
-            <w:u w:val="single"/>
-          </w:rPr>
-          <w:t>Ezr 7:25</w:t>
-        </w:r>
-      </w:hyperlink>
+      <w:r>
+        <w:rPr>
+          <w:lang w:val="en_US" w:bidi="en_US"/>
+        </w:rPr>
+        <w:t>Ezr 7:25</w:t>
+      </w:r>
       <w:r>
         <w:rPr>
           <w:lang w:val="en_US" w:bidi="en_US"/>
@@ -14102,54 +12338,36 @@
         </w:rPr>
         <w:t xml:space="preserve">);—abs. </w:t>
       </w:r>
-      <w:hyperlink r:id="rId170">
-        <w:r>
-          <w:rPr>
-            <w:lang w:val="en_US" w:bidi="en_US"/>
-          </w:rPr>
-          <w:rPr>
-            <w:color w:val="0000EE"/>
-            <w:u w:val="single"/>
-          </w:rPr>
-          <w:t>Dn 5:25</w:t>
-        </w:r>
-      </w:hyperlink>
+      <w:r>
+        <w:rPr>
+          <w:lang w:val="en_US" w:bidi="en_US"/>
+        </w:rPr>
+        <w:t>Dn 5:25</w:t>
+      </w:r>
       <w:r>
         <w:rPr>
           <w:lang w:val="en_US" w:bidi="en_US"/>
         </w:rPr>
         <w:t xml:space="preserve">, </w:t>
       </w:r>
-      <w:hyperlink r:id="rId170">
-        <w:r>
-          <w:rPr>
-            <w:lang w:val="en_US" w:bidi="en_US"/>
-          </w:rPr>
-          <w:rPr>
-            <w:color w:val="0000EE"/>
-            <w:u w:val="single"/>
-          </w:rPr>
-          <w:t>5:25</w:t>
-        </w:r>
-      </w:hyperlink>
+      <w:r>
+        <w:rPr>
+          <w:lang w:val="en_US" w:bidi="en_US"/>
+        </w:rPr>
+        <w:t>5:25</w:t>
+      </w:r>
       <w:r>
         <w:rPr>
           <w:lang w:val="en_US" w:bidi="en_US"/>
         </w:rPr>
         <w:t xml:space="preserve">, </w:t>
       </w:r>
-      <w:hyperlink r:id="rId105">
-        <w:r>
-          <w:rPr>
-            <w:lang w:val="en_US" w:bidi="en_US"/>
-          </w:rPr>
-          <w:rPr>
-            <w:color w:val="0000EE"/>
-            <w:u w:val="single"/>
-          </w:rPr>
-          <w:t>5:26</w:t>
-        </w:r>
-      </w:hyperlink>
+      <w:r>
+        <w:rPr>
+          <w:lang w:val="en_US" w:bidi="en_US"/>
+        </w:rPr>
+        <w:t>5:26</w:t>
+      </w:r>
       <w:r>
         <w:rPr>
           <w:lang w:val="en_US" w:bidi="en_US"/>
@@ -14329,18 +12547,12 @@
         </w:rPr>
         <w:t xml:space="preserve">: </w:t>
       </w:r>
-      <w:hyperlink r:id="rId13">
-        <w:r>
-          <w:rPr>
-            <w:lang w:val="en_US" w:bidi="en_US"/>
-          </w:rPr>
-          <w:rPr>
-            <w:color w:val="0000EE"/>
-            <w:u w:val="single"/>
-          </w:rPr>
-          <w:t>Ezr 6:17</w:t>
-        </w:r>
-      </w:hyperlink>
+      <w:r>
+        <w:rPr>
+          <w:lang w:val="en_US" w:bidi="en_US"/>
+        </w:rPr>
+        <w:t>Ezr 6:17</w:t>
+      </w:r>
       <w:r>
         <w:rPr>
           <w:lang w:val="en_US" w:bidi="en_US"/>
@@ -14501,18 +12713,12 @@
         </w:rPr>
         <w:t xml:space="preserve">: </w:t>
       </w:r>
-      <w:hyperlink r:id="rId171">
-        <w:r>
-          <w:rPr>
-            <w:lang w:val="en_US" w:bidi="en_US"/>
-          </w:rPr>
-          <w:rPr>
-            <w:color w:val="0000EE"/>
-            <w:u w:val="single"/>
-          </w:rPr>
-          <w:t>Dn 2:46</w:t>
-        </w:r>
-      </w:hyperlink>
+      <w:r>
+        <w:rPr>
+          <w:lang w:val="en_US" w:bidi="en_US"/>
+        </w:rPr>
+        <w:t>Dn 2:46</w:t>
+      </w:r>
       <w:r>
         <w:rPr>
           <w:lang w:val="en_US" w:bidi="en_US"/>
@@ -14569,18 +12775,12 @@
         </w:rPr>
         <w:t xml:space="preserve"> </w:t>
       </w:r>
-      <w:hyperlink r:id="rId172">
-        <w:r>
-          <w:rPr>
-            <w:lang w:val="en_US" w:bidi="en_US"/>
-          </w:rPr>
-          <w:rPr>
-            <w:color w:val="0000EE"/>
-            <w:u w:val="single"/>
-          </w:rPr>
-          <w:t>Ezr 7:17</w:t>
-        </w:r>
-      </w:hyperlink>
+      <w:r>
+        <w:rPr>
+          <w:lang w:val="en_US" w:bidi="en_US"/>
+        </w:rPr>
+        <w:t>Ezr 7:17</w:t>
+      </w:r>
       <w:r>
         <w:rPr>
           <w:lang w:val="en_US" w:bidi="en_US"/>
@@ -14756,18 +12956,12 @@
         </w:rPr>
         <w:t xml:space="preserve"> </w:t>
       </w:r>
-      <w:hyperlink r:id="rId173">
-        <w:r>
-          <w:rPr>
-            <w:lang w:val="en_US" w:bidi="en_US"/>
-          </w:rPr>
-          <w:rPr>
-            <w:color w:val="0000EE"/>
-            <w:u w:val="single"/>
-          </w:rPr>
-          <w:t>Dn 2:32</w:t>
-        </w:r>
-      </w:hyperlink>
+      <w:r>
+        <w:rPr>
+          <w:lang w:val="en_US" w:bidi="en_US"/>
+        </w:rPr>
+        <w:t>Dn 2:32</w:t>
+      </w:r>
       <w:r>
         <w:rPr>
           <w:lang w:val="en_US" w:bidi="en_US"/>
@@ -15372,18 +13566,12 @@
         </w:rPr>
         <w:t xml:space="preserve"> </w:t>
       </w:r>
-      <w:hyperlink r:id="rId19">
-        <w:r>
-          <w:rPr>
-            <w:lang w:val="en_US" w:bidi="en_US"/>
-          </w:rPr>
-          <w:rPr>
-            <w:color w:val="0000EE"/>
-            <w:u w:val="single"/>
-          </w:rPr>
-          <w:t>Dn 5:23</w:t>
-        </w:r>
-      </w:hyperlink>
+      <w:r>
+        <w:rPr>
+          <w:lang w:val="en_US" w:bidi="en_US"/>
+        </w:rPr>
+        <w:t>Dn 5:23</w:t>
+      </w:r>
       <w:r>
         <w:rPr>
           <w:lang w:val="en_US" w:bidi="en_US"/>
@@ -15402,18 +13590,12 @@
         </w:rPr>
         <w:t xml:space="preserve"> </w:t>
       </w:r>
-      <w:hyperlink r:id="rId156">
-        <w:r>
-          <w:rPr>
-            <w:lang w:val="en_US" w:bidi="en_US"/>
-          </w:rPr>
-          <w:rPr>
-            <w:color w:val="0000EE"/>
-            <w:u w:val="single"/>
-          </w:rPr>
-          <w:t>2:47</w:t>
-        </w:r>
-      </w:hyperlink>
+      <w:r>
+        <w:rPr>
+          <w:lang w:val="en_US" w:bidi="en_US"/>
+        </w:rPr>
+        <w:t>2:47</w:t>
+      </w:r>
       <w:r>
         <w:rPr>
           <w:lang w:val="en_US" w:bidi="en_US"/>
@@ -15561,36 +13743,24 @@
         </w:rPr>
         <w:t xml:space="preserve">) </w:t>
       </w:r>
-      <w:hyperlink r:id="rId174">
-        <w:r>
-          <w:rPr>
-            <w:lang w:val="en_US" w:bidi="en_US"/>
-          </w:rPr>
-          <w:rPr>
-            <w:color w:val="0000EE"/>
-            <w:u w:val="single"/>
-          </w:rPr>
-          <w:t>4:16</w:t>
-        </w:r>
-      </w:hyperlink>
+      <w:r>
+        <w:rPr>
+          <w:lang w:val="en_US" w:bidi="en_US"/>
+        </w:rPr>
+        <w:t>4:16</w:t>
+      </w:r>
       <w:r>
         <w:rPr>
           <w:lang w:val="en_US" w:bidi="en_US"/>
         </w:rPr>
         <w:t xml:space="preserve">, </w:t>
       </w:r>
-      <w:hyperlink r:id="rId50">
-        <w:r>
-          <w:rPr>
-            <w:lang w:val="en_US" w:bidi="en_US"/>
-          </w:rPr>
-          <w:rPr>
-            <w:color w:val="0000EE"/>
-            <w:u w:val="single"/>
-          </w:rPr>
-          <w:t>4:21</w:t>
-        </w:r>
-      </w:hyperlink>
+      <w:r>
+        <w:rPr>
+          <w:lang w:val="en_US" w:bidi="en_US"/>
+        </w:rPr>
+        <w:t>4:21</w:t>
+      </w:r>
       <w:r>
         <w:rPr>
           <w:lang w:val="en_US" w:bidi="en_US"/>
@@ -15672,18 +13842,12 @@
         </w:rPr>
         <w:t xml:space="preserve">: </w:t>
       </w:r>
-      <w:hyperlink r:id="rId151">
-        <w:r>
-          <w:rPr>
-            <w:lang w:val="en_US" w:bidi="en_US"/>
-          </w:rPr>
-          <w:rPr>
-            <w:color w:val="0000EE"/>
-            <w:u w:val="single"/>
-          </w:rPr>
-          <w:t>Ezr 4:19</w:t>
-        </w:r>
-      </w:hyperlink>
+      <w:r>
+        <w:rPr>
+          <w:lang w:val="en_US" w:bidi="en_US"/>
+        </w:rPr>
+        <w:t>Ezr 4:19</w:t>
+      </w:r>
       <w:r>
         <w:rPr>
           <w:lang w:val="en_US" w:bidi="en_US"/>
@@ -15797,18 +13961,12 @@
         </w:rPr>
         <w:t xml:space="preserve"> </w:t>
       </w:r>
-      <w:hyperlink r:id="rId63">
-        <w:r>
-          <w:rPr>
-            <w:lang w:val="en_US" w:bidi="en_US"/>
-          </w:rPr>
-          <w:rPr>
-            <w:color w:val="0000EE"/>
-            <w:u w:val="single"/>
-          </w:rPr>
-          <w:t>Ezr 4:15</w:t>
-        </w:r>
-      </w:hyperlink>
+      <w:r>
+        <w:rPr>
+          <w:lang w:val="en_US" w:bidi="en_US"/>
+        </w:rPr>
+        <w:t>Ezr 4:15</w:t>
+      </w:r>
       <w:r>
         <w:rPr>
           <w:lang w:val="en_US" w:bidi="en_US"/>
@@ -15846,18 +14004,12 @@
         </w:rPr>
         <w:t>.) v:</w:t>
       </w:r>
-      <w:hyperlink r:id="rId175">
-        <w:r>
-          <w:rPr>
-            <w:lang w:val="en_US" w:bidi="en_US"/>
-          </w:rPr>
-          <w:rPr>
-            <w:color w:val="0000EE"/>
-            <w:u w:val="single"/>
-          </w:rPr>
-          <w:t>12</w:t>
-        </w:r>
-      </w:hyperlink>
+      <w:r>
+        <w:rPr>
+          <w:lang w:val="en_US" w:bidi="en_US"/>
+        </w:rPr>
+        <w:t>12</w:t>
+      </w:r>
       <w:r>
         <w:rPr>
           <w:lang w:val="en_US" w:bidi="en_US"/>
@@ -16034,18 +14186,12 @@
         </w:rPr>
         <w:t xml:space="preserve"> </w:t>
       </w:r>
-      <w:hyperlink r:id="rId141">
-        <w:r>
-          <w:rPr>
-            <w:lang w:val="en_US" w:bidi="en_US"/>
-          </w:rPr>
-          <w:rPr>
-            <w:color w:val="0000EE"/>
-            <w:u w:val="single"/>
-          </w:rPr>
-          <w:t>Dn 7:4</w:t>
-        </w:r>
-      </w:hyperlink>
+      <w:r>
+        <w:rPr>
+          <w:lang w:val="en_US" w:bidi="en_US"/>
+        </w:rPr>
+        <w:t>Dn 7:4</w:t>
+      </w:r>
       <w:r>
         <w:rPr>
           <w:lang w:val="en_US" w:bidi="en_US"/>
@@ -16153,18 +14299,12 @@
         </w:rPr>
         <w:t xml:space="preserve">: </w:t>
       </w:r>
-      <w:hyperlink r:id="rId176">
-        <w:r>
-          <w:rPr>
-            <w:lang w:val="en_US" w:bidi="en_US"/>
-          </w:rPr>
-          <w:rPr>
-            <w:color w:val="0000EE"/>
-            <w:u w:val="single"/>
-          </w:rPr>
-          <w:t>Ezr 6:18</w:t>
-        </w:r>
-      </w:hyperlink>
+      <w:r>
+        <w:rPr>
+          <w:lang w:val="en_US" w:bidi="en_US"/>
+        </w:rPr>
+        <w:t>Ezr 6:18</w:t>
+      </w:r>
       <w:r>
         <w:rPr>
           <w:lang w:val="en_US" w:bidi="en_US"/>
@@ -16234,36 +14374,24 @@
         </w:rPr>
         <w:t xml:space="preserve"> oil (v. BH);—abs. </w:t>
       </w:r>
-      <w:hyperlink r:id="rId32">
-        <w:r>
-          <w:rPr>
-            <w:lang w:val="en_US" w:bidi="en_US"/>
-          </w:rPr>
-          <w:rPr>
-            <w:color w:val="0000EE"/>
-            <w:u w:val="single"/>
-          </w:rPr>
-          <w:t>Ezr 6:9</w:t>
-        </w:r>
-      </w:hyperlink>
-      <w:r>
-        <w:rPr>
-          <w:lang w:val="en_US" w:bidi="en_US"/>
-        </w:rPr>
-        <w:t xml:space="preserve"> </w:t>
-      </w:r>
-      <w:hyperlink r:id="rId14">
-        <w:r>
-          <w:rPr>
-            <w:lang w:val="en_US" w:bidi="en_US"/>
-          </w:rPr>
-          <w:rPr>
-            <w:color w:val="0000EE"/>
-            <w:u w:val="single"/>
-          </w:rPr>
-          <w:t>7:22</w:t>
-        </w:r>
-      </w:hyperlink>
+      <w:r>
+        <w:rPr>
+          <w:lang w:val="en_US" w:bidi="en_US"/>
+        </w:rPr>
+        <w:t>Ezr 6:9</w:t>
+      </w:r>
+      <w:r>
+        <w:rPr>
+          <w:lang w:val="en_US" w:bidi="en_US"/>
+        </w:rPr>
+        <w:t xml:space="preserve"> </w:t>
+      </w:r>
+      <w:r>
+        <w:rPr>
+          <w:lang w:val="en_US" w:bidi="en_US"/>
+        </w:rPr>
+        <w:t>7:22</w:t>
+      </w:r>
       <w:r>
         <w:rPr>
           <w:lang w:val="en_US" w:bidi="en_US"/>
